--- a/docs/05. Architecture and Deployment.docx
+++ b/docs/05. Architecture and Deployment.docx
@@ -26,7 +26,7 @@
         <w:t xml:space="preserve"> </w:t>
       </w:r>
       <w:r>
-        <w:t xml:space="preserve">2.1 · 06/10/2026 · Người phụ trách: Nguyễn Văn Minh Tâm (Lead Architecture). Đọc cùng tài liệu Sprint Plan và Nonfunctional Requirements Specification. Đã đối chiếu với</w:t>
+        <w:t xml:space="preserve">2.3 · 09/10/2026 (D118: AI service giữ toàn bộ nghiệp vụ AI; D119: STT chạy Cloud Run) · Người phụ trách: Nguyễn Văn Minh Tâm (Lead Architecture). Đọc cùng tài liệu Sprint Plan và Nonfunctional Requirements Specification. Đã đối chiếu với</w:t>
       </w:r>
       <w:r>
         <w:t xml:space="preserve"> </w:t>
@@ -144,7 +144,7 @@
           <w:b/>
           <w:bCs/>
         </w:rPr>
-        <w:t xml:space="preserve">Nguyên tắc:</w:t>
+        <w:t xml:space="preserve">Nguyên tắc (D118):</w:t>
       </w:r>
       <w:r>
         <w:t xml:space="preserve"> </w:t>
@@ -163,7 +163,7 @@
         <w:t xml:space="preserve">Backend</w:t>
       </w:r>
       <w:r>
-        <w:t xml:space="preserve">; chỉ Backend gọi AI service và dịch vụ ngoài. Tác vụ AI dạng văn bản (chatbot RAG, thực đơn, kiểm duyệt, embedding) do</w:t>
+        <w:t xml:space="preserve">; Backend chỉ gọi</w:t>
       </w:r>
       <w:r>
         <w:t xml:space="preserve"> </w:t>
@@ -173,13 +173,13 @@
           <w:b/>
           <w:bCs/>
         </w:rPr>
-        <w:t xml:space="preserve">Backend</w:t>
-      </w:r>
-      <w:r>
-        <w:t xml:space="preserve"> </w:t>
-      </w:r>
-      <w:r>
-        <w:t xml:space="preserve">gọi Gemini trực tiếp; tác vụ media nặng (STT video → công thức, nhận diện ảnh tủ lạnh) ở</w:t>
+        <w:t xml:space="preserve">AI service</w:t>
+      </w:r>
+      <w:r>
+        <w:t xml:space="preserve"> </w:t>
+      </w:r>
+      <w:r>
+        <w:t xml:space="preserve">cho mọi nghiệp vụ AI và gọi các dịch vụ ngoài không phải AI.</w:t>
       </w:r>
       <w:r>
         <w:t xml:space="preserve"> </w:t>
@@ -192,7 +192,10 @@
         <w:t xml:space="preserve">AI service</w:t>
       </w:r>
       <w:r>
-        <w:t xml:space="preserve">.</w:t>
+        <w:t xml:space="preserve"> </w:t>
+      </w:r>
+      <w:r>
+        <w:t xml:space="preserve">là nơi duy nhất giữ khóa Gemini, truy cập Qdrant và dựng lời nhắc: chatbot RAG, embedding, thực đơn tuần, kiểm duyệt nội dung, STT video → công thức, nhận diện ảnh tủ lạnh. AI service không đọc SQL Server hay Redis nghiệp vụ: Backend kiểm hạn mức, đọc hồ sơ/dị ứng/công thức đã lọc rồi</w:t>
       </w:r>
       <w:r>
         <w:t xml:space="preserve"> </w:t>
@@ -202,13 +205,95 @@
           <w:b/>
           <w:bCs/>
         </w:rPr>
+        <w:t xml:space="preserve">gửi kèm trong yêu cầu</w:t>
+      </w:r>
+      <w:r>
+        <w:t xml:space="preserve">, và lưu kết quả cùng</w:t>
+      </w:r>
+      <w:r>
+        <w:t xml:space="preserve"> </w:t>
+      </w:r>
+      <w:r>
+        <w:rPr>
+          <w:rStyle w:val="VerbatimChar"/>
+        </w:rPr>
+        <w:t xml:space="preserve">usage</w:t>
+      </w:r>
+      <w:r>
+        <w:t xml:space="preserve">/</w:t>
+      </w:r>
+      <w:r>
+        <w:rPr>
+          <w:rStyle w:val="VerbatimChar"/>
+        </w:rPr>
+        <w:t xml:space="preserve">audit</w:t>
+      </w:r>
+      <w:r>
+        <w:t xml:space="preserve"> </w:t>
+      </w:r>
+      <w:r>
+        <w:t xml:space="preserve">mà AI service trả về.</w:t>
+      </w:r>
+      <w:r>
+        <w:t xml:space="preserve"> </w:t>
+      </w:r>
+      <w:r>
+        <w:rPr>
+          <w:b/>
+          <w:bCs/>
+        </w:rPr>
         <w:t xml:space="preserve">Qdrant</w:t>
       </w:r>
       <w:r>
         <w:t xml:space="preserve"> </w:t>
       </w:r>
       <w:r>
-        <w:t xml:space="preserve">chỉ Backend truy cập.</w:t>
+        <w:t xml:space="preserve">chỉ AI service truy cập. AI service gồm hai bản triển khai cùng repo</w:t>
+      </w:r>
+      <w:r>
+        <w:t xml:space="preserve"> </w:t>
+      </w:r>
+      <w:r>
+        <w:rPr>
+          <w:rStyle w:val="VerbatimChar"/>
+        </w:rPr>
+        <w:t xml:space="preserve">veggielife-ai-service</w:t>
+      </w:r>
+      <w:r>
+        <w:t xml:space="preserve"> </w:t>
+      </w:r>
+      <w:r>
+        <w:t xml:space="preserve">(D119):</w:t>
+      </w:r>
+      <w:r>
+        <w:t xml:space="preserve"> </w:t>
+      </w:r>
+      <w:r>
+        <w:rPr>
+          <w:rStyle w:val="VerbatimChar"/>
+        </w:rPr>
+        <w:t xml:space="preserve">ai-service</w:t>
+      </w:r>
+      <w:r>
+        <w:t xml:space="preserve"> </w:t>
+      </w:r>
+      <w:r>
+        <w:t xml:space="preserve">(VPS, cùng Qdrant) và</w:t>
+      </w:r>
+      <w:r>
+        <w:t xml:space="preserve"> </w:t>
+      </w:r>
+      <w:r>
+        <w:rPr>
+          <w:rStyle w:val="VerbatimChar"/>
+        </w:rPr>
+        <w:t xml:space="preserve">stt-service</w:t>
+      </w:r>
+      <w:r>
+        <w:t xml:space="preserve"> </w:t>
+      </w:r>
+      <w:r>
+        <w:t xml:space="preserve">(Whisper, Google Cloud Run).</w:t>
       </w:r>
     </w:p>
     <w:bookmarkStart w:id="12" w:name="X261f949e0934eed572a1ebf0df501caf78f733a"/>
@@ -235,9 +320,9 @@
         <w:tblLayout w:type="fixed"/>
       </w:tblPr>
       <w:tblGrid>
-        <w:gridCol w:w="3356"/>
-        <w:gridCol w:w="3399"/>
-        <w:gridCol w:w="7194"/>
+        <w:gridCol w:w="3245"/>
+        <w:gridCol w:w="3748"/>
+        <w:gridCol w:w="6956"/>
       </w:tblGrid>
       <w:tr>
         <w:trPr>
@@ -246,7 +331,7 @@
         </w:trPr>
         <w:tc>
           <w:tcPr>
-            <w:tcW w:w="3356" w:type="dxa"/>
+            <w:tcW w:w="3245" w:type="dxa"/>
           </w:tcPr>
           <w:p>
             <w:pPr>
@@ -267,7 +352,7 @@
         </w:tc>
         <w:tc>
           <w:tcPr>
-            <w:tcW w:w="3399" w:type="dxa"/>
+            <w:tcW w:w="3748" w:type="dxa"/>
           </w:tcPr>
           <w:p>
             <w:pPr>
@@ -288,7 +373,7 @@
         </w:tc>
         <w:tc>
           <w:tcPr>
-            <w:tcW w:w="7194" w:type="dxa"/>
+            <w:tcW w:w="6956" w:type="dxa"/>
           </w:tcPr>
           <w:p>
             <w:pPr>
@@ -314,7 +399,7 @@
         </w:trPr>
         <w:tc>
           <w:tcPr>
-            <w:tcW w:w="3356" w:type="dxa"/>
+            <w:tcW w:w="3245" w:type="dxa"/>
           </w:tcPr>
           <w:p>
             <w:pPr>
@@ -334,7 +419,7 @@
         </w:tc>
         <w:tc>
           <w:tcPr>
-            <w:tcW w:w="3399" w:type="dxa"/>
+            <w:tcW w:w="3748" w:type="dxa"/>
           </w:tcPr>
           <w:p>
             <w:pPr>
@@ -354,7 +439,7 @@
         </w:tc>
         <w:tc>
           <w:tcPr>
-            <w:tcW w:w="7194" w:type="dxa"/>
+            <w:tcW w:w="6956" w:type="dxa"/>
           </w:tcPr>
           <w:p>
             <w:pPr>
@@ -396,7 +481,7 @@
         </w:trPr>
         <w:tc>
           <w:tcPr>
-            <w:tcW w:w="3356" w:type="dxa"/>
+            <w:tcW w:w="3245" w:type="dxa"/>
           </w:tcPr>
           <w:p>
             <w:pPr>
@@ -416,7 +501,7 @@
         </w:tc>
         <w:tc>
           <w:tcPr>
-            <w:tcW w:w="3399" w:type="dxa"/>
+            <w:tcW w:w="3748" w:type="dxa"/>
           </w:tcPr>
           <w:p>
             <w:pPr>
@@ -436,7 +521,7 @@
         </w:tc>
         <w:tc>
           <w:tcPr>
-            <w:tcW w:w="7194" w:type="dxa"/>
+            <w:tcW w:w="6956" w:type="dxa"/>
           </w:tcPr>
           <w:p>
             <w:pPr>
@@ -461,7 +546,7 @@
         </w:trPr>
         <w:tc>
           <w:tcPr>
-            <w:tcW w:w="3356" w:type="dxa"/>
+            <w:tcW w:w="3245" w:type="dxa"/>
           </w:tcPr>
           <w:p>
             <w:pPr>
@@ -481,7 +566,7 @@
         </w:tc>
         <w:tc>
           <w:tcPr>
-            <w:tcW w:w="3399" w:type="dxa"/>
+            <w:tcW w:w="3748" w:type="dxa"/>
           </w:tcPr>
           <w:p>
             <w:pPr>
@@ -527,7 +612,7 @@
         </w:tc>
         <w:tc>
           <w:tcPr>
-            <w:tcW w:w="7194" w:type="dxa"/>
+            <w:tcW w:w="6956" w:type="dxa"/>
           </w:tcPr>
           <w:p>
             <w:pPr>
@@ -627,7 +712,7 @@
         </w:trPr>
         <w:tc>
           <w:tcPr>
-            <w:tcW w:w="3356" w:type="dxa"/>
+            <w:tcW w:w="3245" w:type="dxa"/>
           </w:tcPr>
           <w:p>
             <w:pPr>
@@ -647,7 +732,7 @@
         </w:tc>
         <w:tc>
           <w:tcPr>
-            <w:tcW w:w="3399" w:type="dxa"/>
+            <w:tcW w:w="3748" w:type="dxa"/>
           </w:tcPr>
           <w:p>
             <w:pPr>
@@ -677,7 +762,7 @@
         </w:tc>
         <w:tc>
           <w:tcPr>
-            <w:tcW w:w="7194" w:type="dxa"/>
+            <w:tcW w:w="6956" w:type="dxa"/>
           </w:tcPr>
           <w:p>
             <w:pPr>
@@ -719,7 +804,7 @@
         </w:trPr>
         <w:tc>
           <w:tcPr>
-            <w:tcW w:w="3356" w:type="dxa"/>
+            <w:tcW w:w="3245" w:type="dxa"/>
           </w:tcPr>
           <w:p>
             <w:pPr>
@@ -739,7 +824,7 @@
         </w:tc>
         <w:tc>
           <w:tcPr>
-            <w:tcW w:w="3399" w:type="dxa"/>
+            <w:tcW w:w="3748" w:type="dxa"/>
           </w:tcPr>
           <w:p>
             <w:pPr>
@@ -759,21 +844,21 @@
         </w:tc>
         <w:tc>
           <w:tcPr>
-            <w:tcW w:w="7194" w:type="dxa"/>
-          </w:tcPr>
-          <w:p>
-            <w:pPr>
-              <w:pStyle w:val="Compact"/>
-              <w:spacing w:before="30" w:after="30" w:line="269" w:lineRule="auto"/>
-              <w:jc w:val="left"/>
-            </w:pPr>
-            <w:r>
-              <w:rPr>
-                <w:rFonts w:ascii="Times New Roman" w:hAnsi="Times New Roman"/>
-                <w:color w:val="000000"/>
-                <w:sz w:val="20"/>
-              </w:rPr>
-              <w:t xml:space="preserve">Backend: thực đơn, chat, kiểm duyệt,</w:t>
+            <w:tcW w:w="6956" w:type="dxa"/>
+          </w:tcPr>
+          <w:p>
+            <w:pPr>
+              <w:pStyle w:val="Compact"/>
+              <w:spacing w:before="30" w:after="30" w:line="269" w:lineRule="auto"/>
+              <w:jc w:val="left"/>
+            </w:pPr>
+            <w:r>
+              <w:rPr>
+                <w:rFonts w:ascii="Times New Roman" w:hAnsi="Times New Roman"/>
+                <w:color w:val="000000"/>
+                <w:sz w:val="20"/>
+              </w:rPr>
+              <w:t xml:space="preserve">AI service: chat RAG, thực đơn, kiểm duyệt,</w:t>
             </w:r>
             <w:r>
               <w:rPr>
@@ -792,6 +877,22 @@
                 <w:sz w:val="20"/>
               </w:rPr>
               <w:t xml:space="preserve">embedding</w:t>
+            </w:r>
+            <w:r>
+              <w:rPr>
+                <w:rFonts w:ascii="Times New Roman" w:hAnsi="Times New Roman"/>
+                <w:color w:val="000000"/>
+                <w:sz w:val="20"/>
+              </w:rPr>
+              <w:t xml:space="preserve"> </w:t>
+            </w:r>
+            <w:r>
+              <w:rPr>
+                <w:rFonts w:ascii="Times New Roman" w:hAnsi="Times New Roman"/>
+                <w:color w:val="000000"/>
+                <w:sz w:val="20"/>
+              </w:rPr>
+              <w:t xml:space="preserve">(Backend không gọi Gemini)</w:t>
             </w:r>
           </w:p>
         </w:tc>
@@ -802,7 +903,7 @@
         </w:trPr>
         <w:tc>
           <w:tcPr>
-            <w:tcW w:w="3356" w:type="dxa"/>
+            <w:tcW w:w="3245" w:type="dxa"/>
           </w:tcPr>
           <w:p>
             <w:pPr>
@@ -822,7 +923,7 @@
         </w:tc>
         <w:tc>
           <w:tcPr>
-            <w:tcW w:w="3399" w:type="dxa"/>
+            <w:tcW w:w="3748" w:type="dxa"/>
           </w:tcPr>
           <w:p>
             <w:pPr>
@@ -842,7 +943,7 @@
         </w:tc>
         <w:tc>
           <w:tcPr>
-            <w:tcW w:w="7194" w:type="dxa"/>
+            <w:tcW w:w="6956" w:type="dxa"/>
           </w:tcPr>
           <w:p>
             <w:pPr>
@@ -884,7 +985,7 @@
         </w:trPr>
         <w:tc>
           <w:tcPr>
-            <w:tcW w:w="3356" w:type="dxa"/>
+            <w:tcW w:w="3245" w:type="dxa"/>
           </w:tcPr>
           <w:p>
             <w:pPr>
@@ -904,7 +1005,7 @@
         </w:tc>
         <w:tc>
           <w:tcPr>
-            <w:tcW w:w="3399" w:type="dxa"/>
+            <w:tcW w:w="3748" w:type="dxa"/>
           </w:tcPr>
           <w:p>
             <w:pPr>
@@ -936,13 +1037,29 @@
                 <w:color w:val="000000"/>
                 <w:sz w:val="20"/>
               </w:rPr>
-              <w:t xml:space="preserve">faster-whisper tự chạy trong AI service</w:t>
-            </w:r>
-          </w:p>
-        </w:tc>
-        <w:tc>
-          <w:tcPr>
-            <w:tcW w:w="7194" w:type="dxa"/>
+              <w:t xml:space="preserve">faster-whisper tự chạy trong stt-service trên Cloud Run</w:t>
+            </w:r>
+            <w:r>
+              <w:rPr>
+                <w:rFonts w:ascii="Times New Roman" w:hAnsi="Times New Roman"/>
+                <w:color w:val="000000"/>
+                <w:sz w:val="20"/>
+              </w:rPr>
+              <w:t xml:space="preserve"> </w:t>
+            </w:r>
+            <w:r>
+              <w:rPr>
+                <w:rFonts w:ascii="Times New Roman" w:hAnsi="Times New Roman"/>
+                <w:color w:val="000000"/>
+                <w:sz w:val="20"/>
+              </w:rPr>
+              <w:t xml:space="preserve">(D119)</w:t>
+            </w:r>
+          </w:p>
+        </w:tc>
+        <w:tc>
+          <w:tcPr>
+            <w:tcW w:w="6956" w:type="dxa"/>
           </w:tcPr>
           <w:p>
             <w:pPr>
@@ -968,7 +1085,7 @@
         </w:trPr>
         <w:tc>
           <w:tcPr>
-            <w:tcW w:w="3356" w:type="dxa"/>
+            <w:tcW w:w="3245" w:type="dxa"/>
           </w:tcPr>
           <w:p>
             <w:pPr>
@@ -988,7 +1105,7 @@
         </w:tc>
         <w:tc>
           <w:tcPr>
-            <w:tcW w:w="3399" w:type="dxa"/>
+            <w:tcW w:w="3748" w:type="dxa"/>
           </w:tcPr>
           <w:p>
             <w:pPr>
@@ -1008,7 +1125,7 @@
         </w:tc>
         <w:tc>
           <w:tcPr>
-            <w:tcW w:w="7194" w:type="dxa"/>
+            <w:tcW w:w="6956" w:type="dxa"/>
           </w:tcPr>
           <w:p>
             <w:pPr>
@@ -1033,7 +1150,7 @@
         </w:trPr>
         <w:tc>
           <w:tcPr>
-            <w:tcW w:w="3356" w:type="dxa"/>
+            <w:tcW w:w="3245" w:type="dxa"/>
           </w:tcPr>
           <w:p>
             <w:pPr>
@@ -1053,7 +1170,7 @@
         </w:tc>
         <w:tc>
           <w:tcPr>
-            <w:tcW w:w="3399" w:type="dxa"/>
+            <w:tcW w:w="3748" w:type="dxa"/>
           </w:tcPr>
           <w:p>
             <w:pPr>
@@ -1073,7 +1190,7 @@
         </w:tc>
         <w:tc>
           <w:tcPr>
-            <w:tcW w:w="7194" w:type="dxa"/>
+            <w:tcW w:w="6956" w:type="dxa"/>
           </w:tcPr>
           <w:p>
             <w:pPr>
@@ -1098,7 +1215,7 @@
         </w:trPr>
         <w:tc>
           <w:tcPr>
-            <w:tcW w:w="3356" w:type="dxa"/>
+            <w:tcW w:w="3245" w:type="dxa"/>
           </w:tcPr>
           <w:p>
             <w:pPr>
@@ -1118,7 +1235,7 @@
         </w:tc>
         <w:tc>
           <w:tcPr>
-            <w:tcW w:w="3399" w:type="dxa"/>
+            <w:tcW w:w="3748" w:type="dxa"/>
           </w:tcPr>
           <w:p>
             <w:pPr>
@@ -1164,7 +1281,7 @@
         </w:tc>
         <w:tc>
           <w:tcPr>
-            <w:tcW w:w="7194" w:type="dxa"/>
+            <w:tcW w:w="6956" w:type="dxa"/>
           </w:tcPr>
           <w:p>
             <w:pPr>
@@ -1189,7 +1306,7 @@
         </w:trPr>
         <w:tc>
           <w:tcPr>
-            <w:tcW w:w="3356" w:type="dxa"/>
+            <w:tcW w:w="3245" w:type="dxa"/>
           </w:tcPr>
           <w:p>
             <w:pPr>
@@ -1209,7 +1326,7 @@
         </w:tc>
         <w:tc>
           <w:tcPr>
-            <w:tcW w:w="3399" w:type="dxa"/>
+            <w:tcW w:w="3748" w:type="dxa"/>
           </w:tcPr>
           <w:p>
             <w:pPr>
@@ -1229,7 +1346,7 @@
         </w:tc>
         <w:tc>
           <w:tcPr>
-            <w:tcW w:w="7194" w:type="dxa"/>
+            <w:tcW w:w="6956" w:type="dxa"/>
           </w:tcPr>
           <w:p>
             <w:pPr>
@@ -1254,7 +1371,7 @@
         </w:trPr>
         <w:tc>
           <w:tcPr>
-            <w:tcW w:w="3356" w:type="dxa"/>
+            <w:tcW w:w="3245" w:type="dxa"/>
           </w:tcPr>
           <w:p>
             <w:pPr>
@@ -1274,7 +1391,7 @@
         </w:tc>
         <w:tc>
           <w:tcPr>
-            <w:tcW w:w="3399" w:type="dxa"/>
+            <w:tcW w:w="3748" w:type="dxa"/>
           </w:tcPr>
           <w:p>
             <w:pPr>
@@ -1312,7 +1429,7 @@
         </w:tc>
         <w:tc>
           <w:tcPr>
-            <w:tcW w:w="7194" w:type="dxa"/>
+            <w:tcW w:w="6956" w:type="dxa"/>
           </w:tcPr>
           <w:p>
             <w:pPr>
@@ -1337,7 +1454,7 @@
         </w:trPr>
         <w:tc>
           <w:tcPr>
-            <w:tcW w:w="3356" w:type="dxa"/>
+            <w:tcW w:w="3245" w:type="dxa"/>
           </w:tcPr>
           <w:p>
             <w:pPr>
@@ -1375,7 +1492,7 @@
         </w:tc>
         <w:tc>
           <w:tcPr>
-            <w:tcW w:w="3399" w:type="dxa"/>
+            <w:tcW w:w="3748" w:type="dxa"/>
           </w:tcPr>
           <w:p>
             <w:pPr>
@@ -1395,21 +1512,21 @@
         </w:tc>
         <w:tc>
           <w:tcPr>
-            <w:tcW w:w="7194" w:type="dxa"/>
-          </w:tcPr>
-          <w:p>
-            <w:pPr>
-              <w:pStyle w:val="Compact"/>
-              <w:spacing w:before="30" w:after="30" w:line="269" w:lineRule="auto"/>
-              <w:jc w:val="left"/>
-            </w:pPr>
-            <w:r>
-              <w:rPr>
-                <w:rFonts w:ascii="Times New Roman" w:hAnsi="Times New Roman"/>
-                <w:color w:val="000000"/>
-                <w:sz w:val="20"/>
-              </w:rPr>
-              <w:t xml:space="preserve">Kho vector của chatbot RAG</w:t>
+            <w:tcW w:w="6956" w:type="dxa"/>
+          </w:tcPr>
+          <w:p>
+            <w:pPr>
+              <w:pStyle w:val="Compact"/>
+              <w:spacing w:before="30" w:after="30" w:line="269" w:lineRule="auto"/>
+              <w:jc w:val="left"/>
+            </w:pPr>
+            <w:r>
+              <w:rPr>
+                <w:rFonts w:ascii="Times New Roman" w:hAnsi="Times New Roman"/>
+                <w:color w:val="000000"/>
+                <w:sz w:val="20"/>
+              </w:rPr>
+              <w:t xml:space="preserve">Kho vector của chatbot RAG; chỉ AI service truy cập</w:t>
             </w:r>
           </w:p>
         </w:tc>
@@ -1878,7 +1995,7 @@
                 <w:color w:val="000000"/>
                 <w:sz w:val="20"/>
               </w:rPr>
-              <w:t xml:space="preserve">SQL Server 2022 (38 bảng); Qdrant cho chatbot RAG (D99)</w:t>
+              <w:t xml:space="preserve">SQL Server 2022 (38 bảng, Backend); Qdrant cho chatbot RAG (D99, AI service)</w:t>
             </w:r>
           </w:p>
         </w:tc>
@@ -2008,7 +2125,7 @@
                 <w:color w:val="000000"/>
                 <w:sz w:val="20"/>
               </w:rPr>
-              <w:t xml:space="preserve">Nhận diện nguyên liệu, chatbot, tóm tắt video, thực đơn tuần; thêm embedding cho RAG</w:t>
+              <w:t xml:space="preserve">Nhận diện nguyên liệu, chatbot, tóm tắt video, thực đơn tuần, kiểm duyệt; thêm embedding cho RAG — gọi từ AI service</w:t>
             </w:r>
           </w:p>
         </w:tc>
@@ -2837,7 +2954,7 @@
                 <w:color w:val="000000"/>
                 <w:sz w:val="20"/>
               </w:rPr>
-              <w:t xml:space="preserve">AI service (STT); seed dữ liệu quán; gửi OTP Email</w:t>
+              <w:t xml:space="preserve">stt-service trên Cloud Run (STT); seed dữ liệu quán; gửi OTP Email</w:t>
             </w:r>
           </w:p>
         </w:tc>
@@ -2869,10 +2986,10 @@
         <w:tblLayout w:type="fixed"/>
       </w:tblPr>
       <w:tblGrid>
-        <w:gridCol w:w="1616"/>
-        <w:gridCol w:w="5180"/>
-        <w:gridCol w:w="3625"/>
-        <w:gridCol w:w="3527"/>
+        <w:gridCol w:w="1353"/>
+        <w:gridCol w:w="4171"/>
+        <w:gridCol w:w="3976"/>
+        <w:gridCol w:w="4448"/>
       </w:tblGrid>
       <w:tr>
         <w:trPr>
@@ -2881,7 +2998,7 @@
         </w:trPr>
         <w:tc>
           <w:tcPr>
-            <w:tcW w:w="1616" w:type="dxa"/>
+            <w:tcW w:w="1353" w:type="dxa"/>
           </w:tcPr>
           <w:p>
             <w:pPr>
@@ -2902,7 +3019,7 @@
         </w:tc>
         <w:tc>
           <w:tcPr>
-            <w:tcW w:w="5180" w:type="dxa"/>
+            <w:tcW w:w="4171" w:type="dxa"/>
           </w:tcPr>
           <w:p>
             <w:pPr>
@@ -2923,7 +3040,7 @@
         </w:tc>
         <w:tc>
           <w:tcPr>
-            <w:tcW w:w="3625" w:type="dxa"/>
+            <w:tcW w:w="3976" w:type="dxa"/>
           </w:tcPr>
           <w:p>
             <w:pPr>
@@ -2944,7 +3061,7 @@
         </w:tc>
         <w:tc>
           <w:tcPr>
-            <w:tcW w:w="3527" w:type="dxa"/>
+            <w:tcW w:w="4448" w:type="dxa"/>
           </w:tcPr>
           <w:p>
             <w:pPr>
@@ -2970,7 +3087,7 @@
         </w:trPr>
         <w:tc>
           <w:tcPr>
-            <w:tcW w:w="1616" w:type="dxa"/>
+            <w:tcW w:w="1353" w:type="dxa"/>
           </w:tcPr>
           <w:p>
             <w:pPr>
@@ -2990,7 +3107,7 @@
         </w:tc>
         <w:tc>
           <w:tcPr>
-            <w:tcW w:w="5180" w:type="dxa"/>
+            <w:tcW w:w="4171" w:type="dxa"/>
           </w:tcPr>
           <w:p>
             <w:pPr>
@@ -3035,7 +3152,7 @@
         </w:tc>
         <w:tc>
           <w:tcPr>
-            <w:tcW w:w="3625" w:type="dxa"/>
+            <w:tcW w:w="3976" w:type="dxa"/>
           </w:tcPr>
           <w:p>
             <w:pPr>
@@ -3055,7 +3172,7 @@
         </w:tc>
         <w:tc>
           <w:tcPr>
-            <w:tcW w:w="3527" w:type="dxa"/>
+            <w:tcW w:w="4448" w:type="dxa"/>
           </w:tcPr>
           <w:p>
             <w:pPr>
@@ -3097,7 +3214,7 @@
         </w:trPr>
         <w:tc>
           <w:tcPr>
-            <w:tcW w:w="1616" w:type="dxa"/>
+            <w:tcW w:w="1353" w:type="dxa"/>
           </w:tcPr>
           <w:p>
             <w:pPr>
@@ -3117,41 +3234,41 @@
         </w:tc>
         <w:tc>
           <w:tcPr>
-            <w:tcW w:w="5180" w:type="dxa"/>
-          </w:tcPr>
-          <w:p>
-            <w:pPr>
-              <w:pStyle w:val="Compact"/>
-              <w:spacing w:before="30" w:after="30" w:line="269" w:lineRule="auto"/>
-              <w:jc w:val="left"/>
-            </w:pPr>
-            <w:r>
-              <w:rPr>
-                <w:rFonts w:ascii="Times New Roman" w:hAnsi="Times New Roman"/>
-                <w:color w:val="000000"/>
-                <w:sz w:val="20"/>
-              </w:rPr>
-              <w:t xml:space="preserve">.NET 8, ASP.NET Core Web API, EF Core 8 (Database-first), JWT Bearer, Swashbuckle (Swagger), FluentValidation, Serilog, Polly, Dapper (thống kê Admin), QuestPDF, client Qdrant</w:t>
-            </w:r>
-          </w:p>
-        </w:tc>
-        <w:tc>
-          <w:tcPr>
-            <w:tcW w:w="3625" w:type="dxa"/>
-          </w:tcPr>
-          <w:p>
-            <w:pPr>
-              <w:pStyle w:val="Compact"/>
-              <w:spacing w:before="30" w:after="30" w:line="269" w:lineRule="auto"/>
-              <w:jc w:val="left"/>
-            </w:pPr>
-            <w:r>
-              <w:rPr>
-                <w:rFonts w:ascii="Times New Roman" w:hAnsi="Times New Roman"/>
-                <w:color w:val="000000"/>
-                <w:sz w:val="20"/>
-              </w:rPr>
-              <w:t xml:space="preserve">Toàn bộ nghiệp vụ, JWT, phân quyền, hạn mức,</w:t>
+            <w:tcW w:w="4171" w:type="dxa"/>
+          </w:tcPr>
+          <w:p>
+            <w:pPr>
+              <w:pStyle w:val="Compact"/>
+              <w:spacing w:before="30" w:after="30" w:line="269" w:lineRule="auto"/>
+              <w:jc w:val="left"/>
+            </w:pPr>
+            <w:r>
+              <w:rPr>
+                <w:rFonts w:ascii="Times New Roman" w:hAnsi="Times New Roman"/>
+                <w:color w:val="000000"/>
+                <w:sz w:val="20"/>
+              </w:rPr>
+              <w:t xml:space="preserve">.NET 8, ASP.NET Core Web API, EF Core 8 (Database-first), JWT Bearer, Swashbuckle (Swagger), FluentValidation, Serilog, Polly, Dapper (thống kê Admin), QuestPDF</w:t>
+            </w:r>
+          </w:p>
+        </w:tc>
+        <w:tc>
+          <w:tcPr>
+            <w:tcW w:w="3976" w:type="dxa"/>
+          </w:tcPr>
+          <w:p>
+            <w:pPr>
+              <w:pStyle w:val="Compact"/>
+              <w:spacing w:before="30" w:after="30" w:line="269" w:lineRule="auto"/>
+              <w:jc w:val="left"/>
+            </w:pPr>
+            <w:r>
+              <w:rPr>
+                <w:rFonts w:ascii="Times New Roman" w:hAnsi="Times New Roman"/>
+                <w:color w:val="000000"/>
+                <w:sz w:val="20"/>
+              </w:rPr>
+              <w:t xml:space="preserve">Toàn bộ nghiệp vụ, JWT, phân quyền, hạn mức, lưu kết quả AI,</w:t>
             </w:r>
             <w:r>
               <w:rPr>
@@ -3169,35 +3286,76 @@
                 <w:color w:val="000000"/>
                 <w:sz w:val="20"/>
               </w:rPr>
-              <w:t xml:space="preserve">RAG (embedding + tìm kiếm + dựng lời nhắc)</w:t>
-            </w:r>
-            <w:r>
-              <w:rPr>
-                <w:rFonts w:ascii="Times New Roman" w:hAnsi="Times New Roman"/>
-                <w:color w:val="000000"/>
-                <w:sz w:val="20"/>
-              </w:rPr>
-              <w:t xml:space="preserve">, tích hợp dịch vụ ngoài</w:t>
-            </w:r>
-          </w:p>
-        </w:tc>
-        <w:tc>
-          <w:tcPr>
-            <w:tcW w:w="3527" w:type="dxa"/>
-          </w:tcPr>
-          <w:p>
-            <w:pPr>
-              <w:pStyle w:val="Compact"/>
-              <w:spacing w:before="30" w:after="30" w:line="269" w:lineRule="auto"/>
-              <w:jc w:val="left"/>
-            </w:pPr>
-            <w:r>
-              <w:rPr>
-                <w:rFonts w:ascii="Times New Roman" w:hAnsi="Times New Roman"/>
-                <w:color w:val="000000"/>
-                <w:sz w:val="20"/>
-              </w:rPr>
-              <w:t xml:space="preserve">SQL Server, Redis, Qdrant, AI service, dịch vụ ngoài</w:t>
+              <w:t xml:space="preserve">gọi AI service qua</w:t>
+            </w:r>
+            <w:r>
+              <w:rPr>
+                <w:rFonts w:ascii="Times New Roman" w:hAnsi="Times New Roman"/>
+                <w:b/>
+                <w:bCs/>
+                <w:color w:val="000000"/>
+                <w:sz w:val="20"/>
+              </w:rPr>
+              <w:t xml:space="preserve"> </w:t>
+            </w:r>
+            <w:r>
+              <w:rPr>
+                <w:rStyle w:val="VerbatimChar"/>
+                <w:rFonts w:ascii="Courier New" w:hAnsi="Courier New"/>
+                <w:b/>
+                <w:bCs/>
+                <w:color w:val="000000"/>
+                <w:sz w:val="18"/>
+              </w:rPr>
+              <w:t xml:space="preserve">IAiServiceClient</w:t>
+            </w:r>
+            <w:r>
+              <w:rPr>
+                <w:rFonts w:ascii="Times New Roman" w:hAnsi="Times New Roman"/>
+                <w:b/>
+                <w:bCs/>
+                <w:color w:val="000000"/>
+                <w:sz w:val="20"/>
+              </w:rPr>
+              <w:t xml:space="preserve"> </w:t>
+            </w:r>
+            <w:r>
+              <w:rPr>
+                <w:rFonts w:ascii="Times New Roman" w:hAnsi="Times New Roman"/>
+                <w:b/>
+                <w:bCs/>
+                <w:color w:val="000000"/>
+                <w:sz w:val="20"/>
+              </w:rPr>
+              <w:t xml:space="preserve">(ngắt mạch Polly)</w:t>
+            </w:r>
+            <w:r>
+              <w:rPr>
+                <w:rFonts w:ascii="Times New Roman" w:hAnsi="Times New Roman"/>
+                <w:color w:val="000000"/>
+                <w:sz w:val="20"/>
+              </w:rPr>
+              <w:t xml:space="preserve">, tích hợp dịch vụ ngoài không phải AI</w:t>
+            </w:r>
+          </w:p>
+        </w:tc>
+        <w:tc>
+          <w:tcPr>
+            <w:tcW w:w="4448" w:type="dxa"/>
+          </w:tcPr>
+          <w:p>
+            <w:pPr>
+              <w:pStyle w:val="Compact"/>
+              <w:spacing w:before="30" w:after="30" w:line="269" w:lineRule="auto"/>
+              <w:jc w:val="left"/>
+            </w:pPr>
+            <w:r>
+              <w:rPr>
+                <w:rFonts w:ascii="Times New Roman" w:hAnsi="Times New Roman"/>
+                <w:color w:val="000000"/>
+                <w:sz w:val="20"/>
+              </w:rPr>
+              <w:t xml:space="preserve">SQL Server, Redis, AI service, dịch vụ ngoài</w:t>
             </w:r>
           </w:p>
         </w:tc>
@@ -3208,7 +3366,7 @@
         </w:trPr>
         <w:tc>
           <w:tcPr>
-            <w:tcW w:w="1616" w:type="dxa"/>
+            <w:tcW w:w="1353" w:type="dxa"/>
           </w:tcPr>
           <w:p>
             <w:pPr>
@@ -3228,47 +3386,65 @@
         </w:tc>
         <w:tc>
           <w:tcPr>
-            <w:tcW w:w="5180" w:type="dxa"/>
-          </w:tcPr>
-          <w:p>
-            <w:pPr>
-              <w:pStyle w:val="Compact"/>
-              <w:spacing w:before="30" w:after="30" w:line="269" w:lineRule="auto"/>
-              <w:jc w:val="left"/>
-            </w:pPr>
-            <w:r>
-              <w:rPr>
-                <w:rFonts w:ascii="Times New Roman" w:hAnsi="Times New Roman"/>
-                <w:color w:val="000000"/>
-                <w:sz w:val="20"/>
-              </w:rPr>
-              <w:t xml:space="preserve">Python 3.11, FastAPI, faster-whisper (int8), FFmpeg, Gemini Vision</w:t>
-            </w:r>
-          </w:p>
-        </w:tc>
-        <w:tc>
-          <w:tcPr>
-            <w:tcW w:w="3625" w:type="dxa"/>
-          </w:tcPr>
-          <w:p>
-            <w:pPr>
-              <w:pStyle w:val="Compact"/>
-              <w:spacing w:before="30" w:after="30" w:line="269" w:lineRule="auto"/>
-              <w:jc w:val="left"/>
-            </w:pPr>
-            <w:r>
-              <w:rPr>
-                <w:rFonts w:ascii="Times New Roman" w:hAnsi="Times New Roman"/>
-                <w:color w:val="000000"/>
-                <w:sz w:val="20"/>
-              </w:rPr>
-              <w:t xml:space="preserve">STT video → công thức; nhận diện nguyên liệu từ ảnh tủ lạnh</w:t>
-            </w:r>
-          </w:p>
-        </w:tc>
-        <w:tc>
-          <w:tcPr>
-            <w:tcW w:w="3527" w:type="dxa"/>
+            <w:tcW w:w="4171" w:type="dxa"/>
+          </w:tcPr>
+          <w:p>
+            <w:pPr>
+              <w:pStyle w:val="Compact"/>
+              <w:spacing w:before="30" w:after="30" w:line="269" w:lineRule="auto"/>
+              <w:jc w:val="left"/>
+            </w:pPr>
+            <w:r>
+              <w:rPr>
+                <w:rFonts w:ascii="Times New Roman" w:hAnsi="Times New Roman"/>
+                <w:color w:val="000000"/>
+                <w:sz w:val="20"/>
+              </w:rPr>
+              <w:t xml:space="preserve">Python 3.11, FastAPI, faster-whisper (int8), FFmpeg, Gemini (văn bản, thị giác, embedding), client Qdrant</w:t>
+            </w:r>
+          </w:p>
+        </w:tc>
+        <w:tc>
+          <w:tcPr>
+            <w:tcW w:w="3976" w:type="dxa"/>
+          </w:tcPr>
+          <w:p>
+            <w:pPr>
+              <w:pStyle w:val="Compact"/>
+              <w:spacing w:before="30" w:after="30" w:line="269" w:lineRule="auto"/>
+              <w:jc w:val="left"/>
+            </w:pPr>
+            <w:r>
+              <w:rPr>
+                <w:rFonts w:ascii="Times New Roman" w:hAnsi="Times New Roman"/>
+                <w:b/>
+                <w:bCs/>
+                <w:color w:val="000000"/>
+                <w:sz w:val="20"/>
+              </w:rPr>
+              <w:t xml:space="preserve">Toàn bộ nghiệp vụ AI:</w:t>
+            </w:r>
+            <w:r>
+              <w:rPr>
+                <w:rFonts w:ascii="Times New Roman" w:hAnsi="Times New Roman"/>
+                <w:color w:val="000000"/>
+                <w:sz w:val="20"/>
+              </w:rPr>
+              <w:t xml:space="preserve"> </w:t>
+            </w:r>
+            <w:r>
+              <w:rPr>
+                <w:rFonts w:ascii="Times New Roman" w:hAnsi="Times New Roman"/>
+                <w:color w:val="000000"/>
+                <w:sz w:val="20"/>
+              </w:rPr>
+              <w:t xml:space="preserve">chat RAG (embedding, tìm Qdrant, dựng lời nhắc, gọi Gemini), thực đơn tuần, kiểm duyệt nội dung, nạp kho tri thức, STT video → công thức, nhận diện ảnh tủ lạnh</w:t>
+            </w:r>
+          </w:p>
+        </w:tc>
+        <w:tc>
+          <w:tcPr>
+            <w:tcW w:w="4448" w:type="dxa"/>
           </w:tcPr>
           <w:p>
             <w:pPr>
@@ -3299,7 +3475,90 @@
                 <w:color w:val="000000"/>
                 <w:sz w:val="20"/>
               </w:rPr>
-              <w:t xml:space="preserve">)</w:t>
+              <w:t xml:space="preserve">); gọi Gemini và Qdrant. Hai bản triển khai (D119):</w:t>
+            </w:r>
+            <w:r>
+              <w:rPr>
+                <w:rFonts w:ascii="Times New Roman" w:hAnsi="Times New Roman"/>
+                <w:color w:val="000000"/>
+                <w:sz w:val="20"/>
+              </w:rPr>
+              <w:t xml:space="preserve"> </w:t>
+            </w:r>
+            <w:r>
+              <w:rPr>
+                <w:rStyle w:val="VerbatimChar"/>
+                <w:rFonts w:ascii="Courier New" w:hAnsi="Courier New"/>
+                <w:color w:val="000000"/>
+                <w:sz w:val="18"/>
+              </w:rPr>
+              <w:t xml:space="preserve">ai-service</w:t>
+            </w:r>
+            <w:r>
+              <w:rPr>
+                <w:rFonts w:ascii="Times New Roman" w:hAnsi="Times New Roman"/>
+                <w:color w:val="000000"/>
+                <w:sz w:val="20"/>
+              </w:rPr>
+              <w:t xml:space="preserve"> </w:t>
+            </w:r>
+            <w:r>
+              <w:rPr>
+                <w:rFonts w:ascii="Times New Roman" w:hAnsi="Times New Roman"/>
+                <w:color w:val="000000"/>
+                <w:sz w:val="20"/>
+              </w:rPr>
+              <w:t xml:space="preserve">trên VPS,</w:t>
+            </w:r>
+            <w:r>
+              <w:rPr>
+                <w:rFonts w:ascii="Times New Roman" w:hAnsi="Times New Roman"/>
+                <w:color w:val="000000"/>
+                <w:sz w:val="20"/>
+              </w:rPr>
+              <w:t xml:space="preserve"> </w:t>
+            </w:r>
+            <w:r>
+              <w:rPr>
+                <w:rStyle w:val="VerbatimChar"/>
+                <w:rFonts w:ascii="Courier New" w:hAnsi="Courier New"/>
+                <w:color w:val="000000"/>
+                <w:sz w:val="18"/>
+              </w:rPr>
+              <w:t xml:space="preserve">stt-service</w:t>
+            </w:r>
+            <w:r>
+              <w:rPr>
+                <w:rFonts w:ascii="Times New Roman" w:hAnsi="Times New Roman"/>
+                <w:color w:val="000000"/>
+                <w:sz w:val="20"/>
+              </w:rPr>
+              <w:t xml:space="preserve"> </w:t>
+            </w:r>
+            <w:r>
+              <w:rPr>
+                <w:rFonts w:ascii="Times New Roman" w:hAnsi="Times New Roman"/>
+                <w:color w:val="000000"/>
+                <w:sz w:val="20"/>
+              </w:rPr>
+              <w:t xml:space="preserve">(</w:t>
+            </w:r>
+            <w:r>
+              <w:rPr>
+                <w:rStyle w:val="VerbatimChar"/>
+                <w:rFonts w:ascii="Courier New" w:hAnsi="Courier New"/>
+                <w:color w:val="000000"/>
+                <w:sz w:val="18"/>
+              </w:rPr>
+              <w:t xml:space="preserve">/stt/*</w:t>
+            </w:r>
+            <w:r>
+              <w:rPr>
+                <w:rFonts w:ascii="Times New Roman" w:hAnsi="Times New Roman"/>
+                <w:color w:val="000000"/>
+                <w:sz w:val="20"/>
+              </w:rPr>
+              <w:t xml:space="preserve">) trên Cloud Run</w:t>
             </w:r>
           </w:p>
         </w:tc>
@@ -3310,7 +3569,7 @@
         </w:trPr>
         <w:tc>
           <w:tcPr>
-            <w:tcW w:w="1616" w:type="dxa"/>
+            <w:tcW w:w="1353" w:type="dxa"/>
           </w:tcPr>
           <w:p>
             <w:pPr>
@@ -3330,7 +3589,7 @@
         </w:tc>
         <w:tc>
           <w:tcPr>
-            <w:tcW w:w="5180" w:type="dxa"/>
+            <w:tcW w:w="4171" w:type="dxa"/>
           </w:tcPr>
           <w:p>
             <w:pPr>
@@ -3350,7 +3609,7 @@
         </w:tc>
         <w:tc>
           <w:tcPr>
-            <w:tcW w:w="3625" w:type="dxa"/>
+            <w:tcW w:w="3976" w:type="dxa"/>
           </w:tcPr>
           <w:p>
             <w:pPr>
@@ -3370,7 +3629,7 @@
         </w:tc>
         <w:tc>
           <w:tcPr>
-            <w:tcW w:w="3527" w:type="dxa"/>
+            <w:tcW w:w="4448" w:type="dxa"/>
           </w:tcPr>
           <w:p>
             <w:pPr>
@@ -3395,7 +3654,7 @@
         </w:trPr>
         <w:tc>
           <w:tcPr>
-            <w:tcW w:w="1616" w:type="dxa"/>
+            <w:tcW w:w="1353" w:type="dxa"/>
           </w:tcPr>
           <w:p>
             <w:pPr>
@@ -3415,7 +3674,7 @@
         </w:tc>
         <w:tc>
           <w:tcPr>
-            <w:tcW w:w="5180" w:type="dxa"/>
+            <w:tcW w:w="4171" w:type="dxa"/>
           </w:tcPr>
           <w:p>
             <w:pPr>
@@ -3435,7 +3694,7 @@
         </w:tc>
         <w:tc>
           <w:tcPr>
-            <w:tcW w:w="3625" w:type="dxa"/>
+            <w:tcW w:w="3976" w:type="dxa"/>
           </w:tcPr>
           <w:p>
             <w:pPr>
@@ -3455,7 +3714,7 @@
         </w:tc>
         <w:tc>
           <w:tcPr>
-            <w:tcW w:w="3527" w:type="dxa"/>
+            <w:tcW w:w="4448" w:type="dxa"/>
           </w:tcPr>
           <w:p>
             <w:pPr>
@@ -3480,7 +3739,7 @@
         </w:trPr>
         <w:tc>
           <w:tcPr>
-            <w:tcW w:w="1616" w:type="dxa"/>
+            <w:tcW w:w="1353" w:type="dxa"/>
           </w:tcPr>
           <w:p>
             <w:pPr>
@@ -3502,7 +3761,7 @@
         </w:tc>
         <w:tc>
           <w:tcPr>
-            <w:tcW w:w="5180" w:type="dxa"/>
+            <w:tcW w:w="4171" w:type="dxa"/>
           </w:tcPr>
           <w:p>
             <w:pPr>
@@ -3539,7 +3798,7 @@
         </w:tc>
         <w:tc>
           <w:tcPr>
-            <w:tcW w:w="3625" w:type="dxa"/>
+            <w:tcW w:w="3976" w:type="dxa"/>
           </w:tcPr>
           <w:p>
             <w:pPr>
@@ -3559,21 +3818,21 @@
         </w:tc>
         <w:tc>
           <w:tcPr>
-            <w:tcW w:w="3527" w:type="dxa"/>
-          </w:tcPr>
-          <w:p>
-            <w:pPr>
-              <w:pStyle w:val="Compact"/>
-              <w:spacing w:before="30" w:after="30" w:line="269" w:lineRule="auto"/>
-              <w:jc w:val="left"/>
-            </w:pPr>
-            <w:r>
-              <w:rPr>
-                <w:rFonts w:ascii="Times New Roman" w:hAnsi="Times New Roman"/>
-                <w:color w:val="000000"/>
-                <w:sz w:val="20"/>
-              </w:rPr>
-              <w:t xml:space="preserve">Backend (REST/gRPC)</w:t>
+            <w:tcW w:w="4448" w:type="dxa"/>
+          </w:tcPr>
+          <w:p>
+            <w:pPr>
+              <w:pStyle w:val="Compact"/>
+              <w:spacing w:before="30" w:after="30" w:line="269" w:lineRule="auto"/>
+              <w:jc w:val="left"/>
+            </w:pPr>
+            <w:r>
+              <w:rPr>
+                <w:rFonts w:ascii="Times New Roman" w:hAnsi="Times New Roman"/>
+                <w:color w:val="000000"/>
+                <w:sz w:val="20"/>
+              </w:rPr>
+              <w:t xml:space="preserve">AI service (REST/gRPC, mạng Docker nội bộ)</w:t>
             </w:r>
           </w:p>
         </w:tc>
@@ -3584,7 +3843,7 @@
         </w:trPr>
         <w:tc>
           <w:tcPr>
-            <w:tcW w:w="1616" w:type="dxa"/>
+            <w:tcW w:w="1353" w:type="dxa"/>
           </w:tcPr>
           <w:p>
             <w:pPr>
@@ -3604,7 +3863,7 @@
         </w:tc>
         <w:tc>
           <w:tcPr>
-            <w:tcW w:w="5180" w:type="dxa"/>
+            <w:tcW w:w="4171" w:type="dxa"/>
           </w:tcPr>
           <w:p>
             <w:pPr>
@@ -3624,7 +3883,7 @@
         </w:tc>
         <w:tc>
           <w:tcPr>
-            <w:tcW w:w="3625" w:type="dxa"/>
+            <w:tcW w:w="3976" w:type="dxa"/>
           </w:tcPr>
           <w:p>
             <w:pPr>
@@ -3644,7 +3903,7 @@
         </w:tc>
         <w:tc>
           <w:tcPr>
-            <w:tcW w:w="3527" w:type="dxa"/>
+            <w:tcW w:w="4448" w:type="dxa"/>
           </w:tcPr>
           <w:p>
             <w:pPr>
@@ -3702,19 +3961,22 @@
         <w:t xml:space="preserve"> </w:t>
       </w:r>
       <w:r>
-        <w:t xml:space="preserve">(Services gồm module</w:t>
-      </w:r>
-      <w:r>
-        <w:t xml:space="preserve"> </w:t>
-      </w:r>
-      <w:r>
-        <w:rPr>
-          <w:rStyle w:val="VerbatimChar"/>
-        </w:rPr>
-        <w:t xml:space="preserve">Knowledge</w:t>
-      </w:r>
-      <w:r>
-        <w:t xml:space="preserve">, DTO, Validators, Mappings, Common) →</w:t>
+        <w:t xml:space="preserve">(Services, hàng đợi</w:t>
+      </w:r>
+      <w:r>
+        <w:t xml:space="preserve"> </w:t>
+      </w:r>
+      <w:r>
+        <w:rPr>
+          <w:rStyle w:val="VerbatimChar"/>
+        </w:rPr>
+        <w:t xml:space="preserve">KnowledgeSyncQueue</w:t>
+      </w:r>
+      <w:r>
+        <w:t xml:space="preserve"> </w:t>
+      </w:r>
+      <w:r>
+        <w:t xml:space="preserve">đẩy nội dung sang AI service, DTO, Validators, Mappings, Common) →</w:t>
       </w:r>
       <w:r>
         <w:t xml:space="preserve"> </w:t>
@@ -3729,7 +3991,7 @@
         <w:t xml:space="preserve"> </w:t>
       </w:r>
       <w:r>
-        <w:t xml:space="preserve">(Entities do scaffold sinh, Repositories, Cache, External: Gemini, Qdrant, AiService, Cloudinary, OpenFoodFacts, Google, Email, Payments). DAL không tham chiếu BLL; Controller không dùng DbContext/Entity; không trả Entity ra JSON.</w:t>
+        <w:t xml:space="preserve">(Entities do scaffold sinh, Repositories, Cache, External: AiService, Cloudinary, OpenFoodFacts, Google, Email, Payments). DAL không tham chiếu BLL; Controller không dùng DbContext/Entity; không trả Entity ra JSON.</w:t>
       </w:r>
     </w:p>
     <w:bookmarkEnd w:id="15"/>
@@ -4920,7 +5182,22 @@
         <w:t xml:space="preserve"> </w:t>
       </w:r>
       <w:r>
-        <w:t xml:space="preserve">(đúng trường phái, không dị ứng) → Gemini chọn</w:t>
+        <w:t xml:space="preserve">(đúng trường phái, không dị ứng) → Backend gọi AI service</w:t>
+      </w:r>
+      <w:r>
+        <w:t xml:space="preserve"> </w:t>
+      </w:r>
+      <w:r>
+        <w:rPr>
+          <w:rStyle w:val="VerbatimChar"/>
+        </w:rPr>
+        <w:t xml:space="preserve">POST /meal/generate</w:t>
+      </w:r>
+      <w:r>
+        <w:t xml:space="preserve"> </w:t>
+      </w:r>
+      <w:r>
+        <w:t xml:space="preserve">kèm hồ sơ và danh sách công thức đã lọc → AI service gọi Gemini chọn</w:t>
       </w:r>
       <w:r>
         <w:t xml:space="preserve"> </w:t>
@@ -4945,7 +5222,7 @@
           <w:b/>
           <w:bCs/>
         </w:rPr>
-        <w:t xml:space="preserve">kiểm tra lại ở tầng mã</w:t>
+        <w:t xml:space="preserve">Backend kiểm tra lại ở tầng mã</w:t>
       </w:r>
       <w:r>
         <w:t xml:space="preserve"> </w:t>
@@ -5143,7 +5420,7 @@
         <w:t xml:space="preserve"> </w:t>
       </w:r>
       <w:r>
-        <w:t xml:space="preserve">gọi AI service</w:t>
+        <w:t xml:space="preserve">gọi stt-service (Cloud Run)</w:t>
       </w:r>
       <w:r>
         <w:t xml:space="preserve"> </w:t>
@@ -5218,7 +5495,22 @@
         <w:t xml:space="preserve"> </w:t>
       </w:r>
       <w:r>
-        <w:t xml:space="preserve">→ indexer nạp vào Qdrant. Chưa duyệt thì</w:t>
+        <w:t xml:space="preserve">→ Backend gọi AI service</w:t>
+      </w:r>
+      <w:r>
+        <w:t xml:space="preserve"> </w:t>
+      </w:r>
+      <w:r>
+        <w:rPr>
+          <w:rStyle w:val="VerbatimChar"/>
+        </w:rPr>
+        <w:t xml:space="preserve">POST /rag/upsert</w:t>
+      </w:r>
+      <w:r>
+        <w:t xml:space="preserve"> </w:t>
+      </w:r>
+      <w:r>
+        <w:t xml:space="preserve">→ AI service tách đoạn, embedding và nạp Qdrant. Chưa duyệt thì</w:t>
       </w:r>
       <w:r>
         <w:t xml:space="preserve"> </w:t>
@@ -5234,7 +5526,7 @@
         <w:t xml:space="preserve"> </w:t>
       </w:r>
       <w:r>
-        <w:t xml:space="preserve">vào Qdrant.</w:t>
+        <w:t xml:space="preserve">được đẩy sang AI service.</w:t>
       </w:r>
     </w:p>
     <w:bookmarkEnd w:id="23"/>
@@ -5261,7 +5553,22 @@
         <w:t xml:space="preserve"> </w:t>
       </w:r>
       <w:r>
-        <w:t xml:space="preserve">→ kiểm hạn mức (Guest 03 lượt/phiên · Free 20/ngày · VIP 200/ngày) và lọc an toàn →</w:t>
+        <w:t xml:space="preserve">→ kiểm hạn mức (Guest 03 lượt/phiên · Free 20/ngày · VIP 200/ngày) → Backend đọc hồ sơ/dị ứng (Thành viên), 6 tin gần nhất và công thức đã lọc, rồi gọi AI service</w:t>
+      </w:r>
+      <w:r>
+        <w:t xml:space="preserve"> </w:t>
+      </w:r>
+      <w:r>
+        <w:rPr>
+          <w:rStyle w:val="VerbatimChar"/>
+        </w:rPr>
+        <w:t xml:space="preserve">POST /chat/answer</w:t>
+      </w:r>
+      <w:r>
+        <w:t xml:space="preserve"> </w:t>
+      </w:r>
+      <w:r>
+        <w:t xml:space="preserve">→ AI service lọc an toàn nội dung,</w:t>
       </w:r>
       <w:r>
         <w:t xml:space="preserve"> </w:t>
@@ -5296,10 +5603,7 @@
         <w:t xml:space="preserve">)</w:t>
       </w:r>
       <w:r>
-        <w:t xml:space="preserve"> </w:t>
-      </w:r>
-      <w:r>
-        <w:t xml:space="preserve">→</w:t>
+        <w:t xml:space="preserve">,</w:t>
       </w:r>
       <w:r>
         <w:t xml:space="preserve"> </w:t>
@@ -5315,7 +5619,23 @@
         <w:t xml:space="preserve"> </w:t>
       </w:r>
       <w:r>
-        <w:t xml:space="preserve">(timeout 3 giây; lỗi → bỏ qua RAG) → ghép ngữ cảnh có nhãn</w:t>
+        <w:t xml:space="preserve">(timeout 3 giây; Qdrant lỗi → trả HTTP 503,</w:t>
+      </w:r>
+      <w:r>
+        <w:t xml:space="preserve"> </w:t>
+      </w:r>
+      <w:r>
+        <w:rPr>
+          <w:b/>
+          <w:bCs/>
+        </w:rPr>
+        <w:t xml:space="preserve">không</w:t>
+      </w:r>
+      <w:r>
+        <w:t xml:space="preserve"> </w:t>
+      </w:r>
+      <w:r>
+        <w:t xml:space="preserve">bỏ qua RAG), ghép ngữ cảnh có nhãn</w:t>
       </w:r>
       <w:r>
         <w:t xml:space="preserve"> </w:t>
@@ -5330,7 +5650,85 @@
         <w:t xml:space="preserve"> </w:t>
       </w:r>
       <w:r>
-        <w:t xml:space="preserve">+ hồ sơ/dị ứng (Thành viên) + 6 tin gần nhất → Gemini 2.5 Flash → lưu</w:t>
+        <w:t xml:space="preserve">+ hồ sơ/dị ứng + lịch sử → Gemini 2.5 Flash → trả</w:t>
+      </w:r>
+      <w:r>
+        <w:t xml:space="preserve"> </w:t>
+      </w:r>
+      <w:r>
+        <w:rPr>
+          <w:rStyle w:val="VerbatimChar"/>
+        </w:rPr>
+        <w:t xml:space="preserve">answer</w:t>
+      </w:r>
+      <w:r>
+        <w:t xml:space="preserve">,</w:t>
+      </w:r>
+      <w:r>
+        <w:t xml:space="preserve"> </w:t>
+      </w:r>
+      <w:r>
+        <w:rPr>
+          <w:rStyle w:val="VerbatimChar"/>
+        </w:rPr>
+        <w:t xml:space="preserve">sources</w:t>
+      </w:r>
+      <w:r>
+        <w:t xml:space="preserve"> </w:t>
+      </w:r>
+      <w:r>
+        <w:t xml:space="preserve">(dựng từ kết quả tìm thật),</w:t>
+      </w:r>
+      <w:r>
+        <w:t xml:space="preserve"> </w:t>
+      </w:r>
+      <w:r>
+        <w:rPr>
+          <w:rStyle w:val="VerbatimChar"/>
+        </w:rPr>
+        <w:t xml:space="preserve">ragUsed</w:t>
+      </w:r>
+      <w:r>
+        <w:t xml:space="preserve">,</w:t>
+      </w:r>
+      <w:r>
+        <w:t xml:space="preserve"> </w:t>
+      </w:r>
+      <w:r>
+        <w:rPr>
+          <w:rStyle w:val="VerbatimChar"/>
+        </w:rPr>
+        <w:t xml:space="preserve">recommendedRecipeIds</w:t>
+      </w:r>
+      <w:r>
+        <w:t xml:space="preserve">,</w:t>
+      </w:r>
+      <w:r>
+        <w:t xml:space="preserve"> </w:t>
+      </w:r>
+      <w:r>
+        <w:rPr>
+          <w:rStyle w:val="VerbatimChar"/>
+        </w:rPr>
+        <w:t xml:space="preserve">usage</w:t>
+      </w:r>
+      <w:r>
+        <w:t xml:space="preserve">,</w:t>
+      </w:r>
+      <w:r>
+        <w:t xml:space="preserve"> </w:t>
+      </w:r>
+      <w:r>
+        <w:rPr>
+          <w:rStyle w:val="VerbatimChar"/>
+        </w:rPr>
+        <w:t xml:space="preserve">audit</w:t>
+      </w:r>
+      <w:r>
+        <w:t xml:space="preserve"> </w:t>
+      </w:r>
+      <w:r>
+        <w:t xml:space="preserve">→ Backend lưu</w:t>
       </w:r>
       <w:r>
         <w:t xml:space="preserve"> </w:t>
@@ -5387,34 +5785,25 @@
         <w:t xml:space="preserve"> </w:t>
       </w:r>
       <w:r>
-        <w:t xml:space="preserve">→ trả lời kèm</w:t>
-      </w:r>
-      <w:r>
-        <w:t xml:space="preserve"> </w:t>
-      </w:r>
-      <w:r>
-        <w:rPr>
-          <w:rStyle w:val="VerbatimChar"/>
-        </w:rPr>
-        <w:t xml:space="preserve">sources</w:t>
-      </w:r>
-      <w:r>
-        <w:t xml:space="preserve"> </w:t>
-      </w:r>
-      <w:r>
-        <w:t xml:space="preserve">(dựng từ kết quả tìm thật) và</w:t>
-      </w:r>
-      <w:r>
-        <w:t xml:space="preserve"> </w:t>
-      </w:r>
-      <w:r>
-        <w:rPr>
-          <w:rStyle w:val="VerbatimChar"/>
-        </w:rPr>
-        <w:t xml:space="preserve">ragUsed</w:t>
-      </w:r>
-      <w:r>
-        <w:t xml:space="preserve">.</w:t>
+        <w:t xml:space="preserve">→ trả lời cho FE. Lỗi AI service hoặc Qdrant → Backend trả lỗi rõ ràng (</w:t>
+      </w:r>
+      <w:r>
+        <w:rPr>
+          <w:rStyle w:val="VerbatimChar"/>
+        </w:rPr>
+        <w:t xml:space="preserve">ERR_EXT_QDRANT_UNAVAILABLE</w:t>
+      </w:r>
+      <w:r>
+        <w:t xml:space="preserve">/</w:t>
+      </w:r>
+      <w:r>
+        <w:rPr>
+          <w:rStyle w:val="VerbatimChar"/>
+        </w:rPr>
+        <w:t xml:space="preserve">ERR_AI_CIRCUIT_OPEN</w:t>
+      </w:r>
+      <w:r>
+        <w:t xml:space="preserve">) và hoàn lượt đã trừ.</w:t>
       </w:r>
     </w:p>
     <w:bookmarkEnd w:id="24"/>
@@ -5461,7 +5850,7 @@
         <w:t xml:space="preserve"> </w:t>
       </w:r>
       <w:r>
-        <w:t xml:space="preserve">khi trạng thái đổi (</w:t>
+        <w:t xml:space="preserve">(Backend) khi trạng thái đổi (</w:t>
       </w:r>
       <w:r>
         <w:rPr>
@@ -5474,6 +5863,45 @@
       </w:r>
       <w:r>
         <w:t xml:space="preserve">→ upsert; trạng thái khác/xóa → delete); Admin sửa E-number/nguyên liệu/nhóm dị ứng → upsert.</w:t>
+      </w:r>
+      <w:r>
+        <w:t xml:space="preserve"> </w:t>
+      </w:r>
+      <w:r>
+        <w:rPr>
+          <w:rStyle w:val="VerbatimChar"/>
+        </w:rPr>
+        <w:t xml:space="preserve">KnowledgeSyncWorker</w:t>
+      </w:r>
+      <w:r>
+        <w:t xml:space="preserve"> </w:t>
+      </w:r>
+      <w:r>
+        <w:t xml:space="preserve">(Backend) lấy việc từ hàng đợi và gọi AI service</w:t>
+      </w:r>
+      <w:r>
+        <w:t xml:space="preserve"> </w:t>
+      </w:r>
+      <w:r>
+        <w:rPr>
+          <w:rStyle w:val="VerbatimChar"/>
+        </w:rPr>
+        <w:t xml:space="preserve">/rag/upsert</w:t>
+      </w:r>
+      <w:r>
+        <w:t xml:space="preserve">,</w:t>
+      </w:r>
+      <w:r>
+        <w:t xml:space="preserve"> </w:t>
+      </w:r>
+      <w:r>
+        <w:rPr>
+          <w:rStyle w:val="VerbatimChar"/>
+        </w:rPr>
+        <w:t xml:space="preserve">/rag/delete</w:t>
+      </w:r>
+      <w:r>
+        <w:t xml:space="preserve">.</w:t>
       </w:r>
     </w:p>
     <w:p>
@@ -5519,7 +5947,46 @@
         <w:t xml:space="preserve"> </w:t>
       </w:r>
       <w:r>
-        <w:t xml:space="preserve">(FN-CHAT-07).</w:t>
+        <w:t xml:space="preserve">(FN-CHAT-07); Backend duyệt nguồn trong SQL rồi đẩy từng lô sang AI service (</w:t>
+      </w:r>
+      <w:r>
+        <w:rPr>
+          <w:rStyle w:val="VerbatimChar"/>
+        </w:rPr>
+        <w:t xml:space="preserve">NUTRITION_DOC</w:t>
+      </w:r>
+      <w:r>
+        <w:t xml:space="preserve"> </w:t>
+      </w:r>
+      <w:r>
+        <w:t xml:space="preserve">do AI service tự đọc qua</w:t>
+      </w:r>
+      <w:r>
+        <w:t xml:space="preserve"> </w:t>
+      </w:r>
+      <w:r>
+        <w:rPr>
+          <w:rStyle w:val="VerbatimChar"/>
+        </w:rPr>
+        <w:t xml:space="preserve">/rag/reindex/nutrition</w:t>
+      </w:r>
+      <w:r>
+        <w:t xml:space="preserve">); trạng thái lấy từ</w:t>
+      </w:r>
+      <w:r>
+        <w:t xml:space="preserve"> </w:t>
+      </w:r>
+      <w:r>
+        <w:rPr>
+          <w:rStyle w:val="VerbatimChar"/>
+        </w:rPr>
+        <w:t xml:space="preserve">GET /rag/status</w:t>
+      </w:r>
+      <w:r>
+        <w:t xml:space="preserve"> </w:t>
+      </w:r>
+      <w:r>
+        <w:t xml:space="preserve">của AI service.</w:t>
       </w:r>
     </w:p>
     <w:p>
@@ -5535,13 +6002,13 @@
           <w:b/>
           <w:bCs/>
         </w:rPr>
-        <w:t xml:space="preserve">Quy trình nạp:</w:t>
-      </w:r>
-      <w:r>
-        <w:t xml:space="preserve"> </w:t>
-      </w:r>
-      <w:r>
-        <w:t xml:space="preserve">đọc nguồn → tách đoạn ≈ 500 token (chồng lấn 50) → embedding (</w:t>
+        <w:t xml:space="preserve">Quy trình nạp (trong AI service):</w:t>
+      </w:r>
+      <w:r>
+        <w:t xml:space="preserve"> </w:t>
+      </w:r>
+      <w:r>
+        <w:t xml:space="preserve">nhận nguồn → tách đoạn ≈ 500 token (chồng lấn 50) → embedding (</w:t>
       </w:r>
       <w:r>
         <w:rPr>
@@ -5550,7 +6017,7 @@
         <w:t xml:space="preserve">RetrievalDocument</w:t>
       </w:r>
       <w:r>
-        <w:t xml:space="preserve">) → upsert với id UUIDv5 tất định → ghi</w:t>
+        <w:t xml:space="preserve">) → upsert với id UUIDv5 tất định → trả số token để Backend ghi</w:t>
       </w:r>
       <w:r>
         <w:t xml:space="preserve"> </w:t>
@@ -5587,7 +6054,7 @@
         <w:rPr>
           <w:rStyle w:val="VerbatimChar"/>
         </w:rPr>
-        <w:t xml:space="preserve">database/knowledge/nutrition/*.md</w:t>
+        <w:t xml:space="preserve">veggielife-ai-service/knowledge/nutrition/*.md</w:t>
       </w:r>
       <w:r>
         <w:t xml:space="preserve"> </w:t>
@@ -5615,7 +6082,22 @@
         <w:t xml:space="preserve"> </w:t>
       </w:r>
       <w:r>
-        <w:t xml:space="preserve">chỉ nội dung công khai đã duyệt; không có hồ sơ sức khỏe, lịch sử chat, bản nháp.</w:t>
+        <w:t xml:space="preserve">Backend chỉ đẩy nội dung công khai đã duyệt; AI service từ chối</w:t>
+      </w:r>
+      <w:r>
+        <w:t xml:space="preserve"> </w:t>
+      </w:r>
+      <w:r>
+        <w:rPr>
+          <w:rStyle w:val="VerbatimChar"/>
+        </w:rPr>
+        <w:t xml:space="preserve">sourceType</w:t>
+      </w:r>
+      <w:r>
+        <w:t xml:space="preserve"> </w:t>
+      </w:r>
+      <w:r>
+        <w:t xml:space="preserve">ngoài 8 loại hợp lệ; không có hồ sơ sức khỏe, lịch sử chat, bản nháp.</w:t>
       </w:r>
     </w:p>
     <w:bookmarkEnd w:id="25"/>
@@ -5819,6 +6301,21 @@
         <w:t xml:space="preserve"> </w:t>
       </w:r>
       <w:r>
+        <w:t xml:space="preserve">(Backend) gọi AI service</w:t>
+      </w:r>
+      <w:r>
+        <w:t xml:space="preserve"> </w:t>
+      </w:r>
+      <w:r>
+        <w:rPr>
+          <w:rStyle w:val="VerbatimChar"/>
+        </w:rPr>
+        <w:t xml:space="preserve">POST /moderation/check</w:t>
+      </w:r>
+      <w:r>
+        <w:t xml:space="preserve"> </w:t>
+      </w:r>
+      <w:r>
         <w:t xml:space="preserve">(Gemini văn bản + ảnh,</w:t>
       </w:r>
       <w:r>
@@ -5831,7 +6328,7 @@
         <w:t xml:space="preserve">CONTENT_MODERATION</w:t>
       </w:r>
       <w:r>
-        <w:t xml:space="preserve">) → điểm ≥ 85% →</w:t>
+        <w:t xml:space="preserve">) → Backend áp ngưỡng: điểm ≥ 85% →</w:t>
       </w:r>
       <w:r>
         <w:t xml:space="preserve"> </w:t>
@@ -7535,7 +8032,7 @@
                 <w:color w:val="000000"/>
                 <w:sz w:val="18"/>
               </w:rPr>
-              <w:t xml:space="preserve">[Qdrant] veggielife_knowledge (SEARCH top-5, ngưỡng 0,55)</w:t>
+              <w:t xml:space="preserve">[AI service → Qdrant] veggielife_knowledge (SEARCH top-5, ngưỡng 0,55)</w:t>
             </w:r>
           </w:p>
         </w:tc>
@@ -7719,7 +8216,7 @@
                 <w:color w:val="000000"/>
                 <w:sz w:val="18"/>
               </w:rPr>
-              <w:t xml:space="preserve">[Qdrant] veggielife_knowledge (UPSERT/DELETE)</w:t>
+              <w:t xml:space="preserve">[AI service → Qdrant] veggielife_knowledge (UPSERT/DELETE)</w:t>
             </w:r>
           </w:p>
         </w:tc>
@@ -9304,11 +9801,11 @@
         <w:tblLayout w:type="fixed"/>
       </w:tblPr>
       <w:tblGrid>
-        <w:gridCol w:w="3064"/>
-        <w:gridCol w:w="3581"/>
-        <w:gridCol w:w="1449"/>
-        <w:gridCol w:w="3713"/>
-        <w:gridCol w:w="2141"/>
+        <w:gridCol w:w="2743"/>
+        <w:gridCol w:w="3686"/>
+        <w:gridCol w:w="1492"/>
+        <w:gridCol w:w="3822"/>
+        <w:gridCol w:w="2204"/>
       </w:tblGrid>
       <w:tr>
         <w:trPr>
@@ -9317,7 +9814,7 @@
         </w:trPr>
         <w:tc>
           <w:tcPr>
-            <w:tcW w:w="3064" w:type="dxa"/>
+            <w:tcW w:w="2743" w:type="dxa"/>
           </w:tcPr>
           <w:p>
             <w:pPr>
@@ -9338,7 +9835,7 @@
         </w:tc>
         <w:tc>
           <w:tcPr>
-            <w:tcW w:w="3581" w:type="dxa"/>
+            <w:tcW w:w="3686" w:type="dxa"/>
           </w:tcPr>
           <w:p>
             <w:pPr>
@@ -9359,7 +9856,7 @@
         </w:tc>
         <w:tc>
           <w:tcPr>
-            <w:tcW w:w="1449" w:type="dxa"/>
+            <w:tcW w:w="1492" w:type="dxa"/>
           </w:tcPr>
           <w:p>
             <w:pPr>
@@ -9380,7 +9877,7 @@
         </w:tc>
         <w:tc>
           <w:tcPr>
-            <w:tcW w:w="3713" w:type="dxa"/>
+            <w:tcW w:w="3822" w:type="dxa"/>
           </w:tcPr>
           <w:p>
             <w:pPr>
@@ -9401,7 +9898,7 @@
         </w:tc>
         <w:tc>
           <w:tcPr>
-            <w:tcW w:w="2141" w:type="dxa"/>
+            <w:tcW w:w="2204" w:type="dxa"/>
           </w:tcPr>
           <w:p>
             <w:pPr>
@@ -9427,7 +9924,7 @@
         </w:trPr>
         <w:tc>
           <w:tcPr>
-            <w:tcW w:w="3064" w:type="dxa"/>
+            <w:tcW w:w="2743" w:type="dxa"/>
           </w:tcPr>
           <w:p>
             <w:pPr>
@@ -9448,7 +9945,7 @@
         </w:tc>
         <w:tc>
           <w:tcPr>
-            <w:tcW w:w="3581" w:type="dxa"/>
+            <w:tcW w:w="3686" w:type="dxa"/>
           </w:tcPr>
           <w:p>
             <w:pPr>
@@ -9468,7 +9965,7 @@
         </w:tc>
         <w:tc>
           <w:tcPr>
-            <w:tcW w:w="1449" w:type="dxa"/>
+            <w:tcW w:w="1492" w:type="dxa"/>
           </w:tcPr>
           <w:p>
             <w:pPr>
@@ -9488,7 +9985,7 @@
         </w:tc>
         <w:tc>
           <w:tcPr>
-            <w:tcW w:w="3713" w:type="dxa"/>
+            <w:tcW w:w="3822" w:type="dxa"/>
           </w:tcPr>
           <w:p>
             <w:pPr>
@@ -9508,7 +10005,7 @@
         </w:tc>
         <w:tc>
           <w:tcPr>
-            <w:tcW w:w="2141" w:type="dxa"/>
+            <w:tcW w:w="2204" w:type="dxa"/>
           </w:tcPr>
           <w:p>
             <w:pPr>
@@ -9533,7 +10030,7 @@
         </w:trPr>
         <w:tc>
           <w:tcPr>
-            <w:tcW w:w="3064" w:type="dxa"/>
+            <w:tcW w:w="2743" w:type="dxa"/>
           </w:tcPr>
           <w:p>
             <w:pPr>
@@ -9554,7 +10051,7 @@
         </w:tc>
         <w:tc>
           <w:tcPr>
-            <w:tcW w:w="3581" w:type="dxa"/>
+            <w:tcW w:w="3686" w:type="dxa"/>
           </w:tcPr>
           <w:p>
             <w:pPr>
@@ -9574,7 +10071,7 @@
         </w:tc>
         <w:tc>
           <w:tcPr>
-            <w:tcW w:w="1449" w:type="dxa"/>
+            <w:tcW w:w="1492" w:type="dxa"/>
           </w:tcPr>
           <w:p>
             <w:pPr>
@@ -9594,7 +10091,7 @@
         </w:tc>
         <w:tc>
           <w:tcPr>
-            <w:tcW w:w="3713" w:type="dxa"/>
+            <w:tcW w:w="3822" w:type="dxa"/>
           </w:tcPr>
           <w:p>
             <w:pPr>
@@ -9614,7 +10111,7 @@
         </w:tc>
         <w:tc>
           <w:tcPr>
-            <w:tcW w:w="2141" w:type="dxa"/>
+            <w:tcW w:w="2204" w:type="dxa"/>
           </w:tcPr>
           <w:p>
             <w:pPr>
@@ -9639,7 +10136,7 @@
         </w:trPr>
         <w:tc>
           <w:tcPr>
-            <w:tcW w:w="3064" w:type="dxa"/>
+            <w:tcW w:w="2743" w:type="dxa"/>
           </w:tcPr>
           <w:p>
             <w:pPr>
@@ -9660,7 +10157,7 @@
         </w:tc>
         <w:tc>
           <w:tcPr>
-            <w:tcW w:w="3581" w:type="dxa"/>
+            <w:tcW w:w="3686" w:type="dxa"/>
           </w:tcPr>
           <w:p>
             <w:pPr>
@@ -9680,7 +10177,7 @@
         </w:tc>
         <w:tc>
           <w:tcPr>
-            <w:tcW w:w="1449" w:type="dxa"/>
+            <w:tcW w:w="1492" w:type="dxa"/>
           </w:tcPr>
           <w:p>
             <w:pPr>
@@ -9700,7 +10197,7 @@
         </w:tc>
         <w:tc>
           <w:tcPr>
-            <w:tcW w:w="3713" w:type="dxa"/>
+            <w:tcW w:w="3822" w:type="dxa"/>
           </w:tcPr>
           <w:p>
             <w:pPr>
@@ -9720,7 +10217,7 @@
         </w:tc>
         <w:tc>
           <w:tcPr>
-            <w:tcW w:w="2141" w:type="dxa"/>
+            <w:tcW w:w="2204" w:type="dxa"/>
           </w:tcPr>
           <w:p>
             <w:pPr>
@@ -9745,7 +10242,7 @@
         </w:trPr>
         <w:tc>
           <w:tcPr>
-            <w:tcW w:w="3064" w:type="dxa"/>
+            <w:tcW w:w="2743" w:type="dxa"/>
           </w:tcPr>
           <w:p>
             <w:pPr>
@@ -9766,7 +10263,7 @@
         </w:tc>
         <w:tc>
           <w:tcPr>
-            <w:tcW w:w="3581" w:type="dxa"/>
+            <w:tcW w:w="3686" w:type="dxa"/>
           </w:tcPr>
           <w:p>
             <w:pPr>
@@ -9786,7 +10283,7 @@
         </w:tc>
         <w:tc>
           <w:tcPr>
-            <w:tcW w:w="1449" w:type="dxa"/>
+            <w:tcW w:w="1492" w:type="dxa"/>
           </w:tcPr>
           <w:p>
             <w:pPr>
@@ -9806,7 +10303,7 @@
         </w:tc>
         <w:tc>
           <w:tcPr>
-            <w:tcW w:w="3713" w:type="dxa"/>
+            <w:tcW w:w="3822" w:type="dxa"/>
           </w:tcPr>
           <w:p>
             <w:pPr>
@@ -9826,7 +10323,7 @@
         </w:tc>
         <w:tc>
           <w:tcPr>
-            <w:tcW w:w="2141" w:type="dxa"/>
+            <w:tcW w:w="2204" w:type="dxa"/>
           </w:tcPr>
           <w:p>
             <w:pPr>
@@ -9851,7 +10348,7 @@
         </w:trPr>
         <w:tc>
           <w:tcPr>
-            <w:tcW w:w="3064" w:type="dxa"/>
+            <w:tcW w:w="2743" w:type="dxa"/>
           </w:tcPr>
           <w:p>
             <w:pPr>
@@ -9872,7 +10369,7 @@
         </w:tc>
         <w:tc>
           <w:tcPr>
-            <w:tcW w:w="3581" w:type="dxa"/>
+            <w:tcW w:w="3686" w:type="dxa"/>
           </w:tcPr>
           <w:p>
             <w:pPr>
@@ -9892,7 +10389,7 @@
         </w:tc>
         <w:tc>
           <w:tcPr>
-            <w:tcW w:w="1449" w:type="dxa"/>
+            <w:tcW w:w="1492" w:type="dxa"/>
           </w:tcPr>
           <w:p>
             <w:pPr>
@@ -9912,7 +10409,7 @@
         </w:tc>
         <w:tc>
           <w:tcPr>
-            <w:tcW w:w="3713" w:type="dxa"/>
+            <w:tcW w:w="3822" w:type="dxa"/>
           </w:tcPr>
           <w:p>
             <w:pPr>
@@ -9932,7 +10429,7 @@
         </w:tc>
         <w:tc>
           <w:tcPr>
-            <w:tcW w:w="2141" w:type="dxa"/>
+            <w:tcW w:w="2204" w:type="dxa"/>
           </w:tcPr>
           <w:p>
             <w:pPr>
@@ -9957,7 +10454,7 @@
         </w:trPr>
         <w:tc>
           <w:tcPr>
-            <w:tcW w:w="3064" w:type="dxa"/>
+            <w:tcW w:w="2743" w:type="dxa"/>
           </w:tcPr>
           <w:p>
             <w:pPr>
@@ -9972,13 +10469,13 @@
                 <w:color w:val="000000"/>
                 <w:sz w:val="18"/>
               </w:rPr>
-              <w:t xml:space="preserve">KnowledgeIndexerWorker</w:t>
-            </w:r>
-          </w:p>
-        </w:tc>
-        <w:tc>
-          <w:tcPr>
-            <w:tcW w:w="3581" w:type="dxa"/>
+              <w:t xml:space="preserve">KnowledgeSyncWorker</w:t>
+            </w:r>
+          </w:p>
+        </w:tc>
+        <w:tc>
+          <w:tcPr>
+            <w:tcW w:w="3686" w:type="dxa"/>
           </w:tcPr>
           <w:p>
             <w:pPr>
@@ -9998,7 +10495,7 @@
         </w:tc>
         <w:tc>
           <w:tcPr>
-            <w:tcW w:w="1449" w:type="dxa"/>
+            <w:tcW w:w="1492" w:type="dxa"/>
           </w:tcPr>
           <w:p>
             <w:pPr>
@@ -10018,7 +10515,7 @@
         </w:tc>
         <w:tc>
           <w:tcPr>
-            <w:tcW w:w="3713" w:type="dxa"/>
+            <w:tcW w:w="3822" w:type="dxa"/>
           </w:tcPr>
           <w:p>
             <w:pPr>
@@ -10038,7 +10535,7 @@
         </w:tc>
         <w:tc>
           <w:tcPr>
-            <w:tcW w:w="2141" w:type="dxa"/>
+            <w:tcW w:w="2204" w:type="dxa"/>
           </w:tcPr>
           <w:p>
             <w:pPr>
@@ -10084,10 +10581,10 @@
         <w:tblLayout w:type="fixed"/>
       </w:tblPr>
       <w:tblGrid>
-        <w:gridCol w:w="2087"/>
-        <w:gridCol w:w="1405"/>
-        <w:gridCol w:w="5680"/>
-        <w:gridCol w:w="4777"/>
+        <w:gridCol w:w="1895"/>
+        <w:gridCol w:w="1276"/>
+        <w:gridCol w:w="6439"/>
+        <w:gridCol w:w="4338"/>
       </w:tblGrid>
       <w:tr>
         <w:trPr>
@@ -10096,7 +10593,7 @@
         </w:trPr>
         <w:tc>
           <w:tcPr>
-            <w:tcW w:w="2087" w:type="dxa"/>
+            <w:tcW w:w="1895" w:type="dxa"/>
           </w:tcPr>
           <w:p>
             <w:pPr>
@@ -10117,7 +10614,7 @@
         </w:tc>
         <w:tc>
           <w:tcPr>
-            <w:tcW w:w="1405" w:type="dxa"/>
+            <w:tcW w:w="1276" w:type="dxa"/>
           </w:tcPr>
           <w:p>
             <w:pPr>
@@ -10138,7 +10635,7 @@
         </w:tc>
         <w:tc>
           <w:tcPr>
-            <w:tcW w:w="5680" w:type="dxa"/>
+            <w:tcW w:w="6439" w:type="dxa"/>
           </w:tcPr>
           <w:p>
             <w:pPr>
@@ -10159,7 +10656,7 @@
         </w:tc>
         <w:tc>
           <w:tcPr>
-            <w:tcW w:w="4777" w:type="dxa"/>
+            <w:tcW w:w="4338" w:type="dxa"/>
           </w:tcPr>
           <w:p>
             <w:pPr>
@@ -10185,7 +10682,7 @@
         </w:trPr>
         <w:tc>
           <w:tcPr>
-            <w:tcW w:w="2087" w:type="dxa"/>
+            <w:tcW w:w="1895" w:type="dxa"/>
           </w:tcPr>
           <w:p>
             <w:pPr>
@@ -10206,7 +10703,7 @@
         </w:tc>
         <w:tc>
           <w:tcPr>
-            <w:tcW w:w="1405" w:type="dxa"/>
+            <w:tcW w:w="1276" w:type="dxa"/>
           </w:tcPr>
           <w:p>
             <w:pPr>
@@ -10226,21 +10723,21 @@
         </w:tc>
         <w:tc>
           <w:tcPr>
-            <w:tcW w:w="5680" w:type="dxa"/>
-          </w:tcPr>
-          <w:p>
-            <w:pPr>
-              <w:pStyle w:val="Compact"/>
-              <w:spacing w:before="30" w:after="30" w:line="269" w:lineRule="auto"/>
-              <w:jc w:val="left"/>
-            </w:pPr>
-            <w:r>
-              <w:rPr>
-                <w:rFonts w:ascii="Times New Roman" w:hAnsi="Times New Roman"/>
-                <w:color w:val="000000"/>
-                <w:sz w:val="20"/>
-              </w:rPr>
-              <w:t xml:space="preserve">Docker Compose (SQL Server, Redis,</w:t>
+            <w:tcW w:w="6439" w:type="dxa"/>
+          </w:tcPr>
+          <w:p>
+            <w:pPr>
+              <w:pStyle w:val="Compact"/>
+              <w:spacing w:before="30" w:after="30" w:line="269" w:lineRule="auto"/>
+              <w:jc w:val="left"/>
+            </w:pPr>
+            <w:r>
+              <w:rPr>
+                <w:rFonts w:ascii="Times New Roman" w:hAnsi="Times New Roman"/>
+                <w:color w:val="000000"/>
+                <w:sz w:val="20"/>
+              </w:rPr>
+              <w:t xml:space="preserve">Docker Compose (SQL Server, Redis, API, AI service,</w:t>
             </w:r>
             <w:r>
               <w:rPr>
@@ -10266,13 +10763,13 @@
                 <w:color w:val="000000"/>
                 <w:sz w:val="20"/>
               </w:rPr>
-              <w:t xml:space="preserve">, API, AI service) + Vite dev server</w:t>
-            </w:r>
-          </w:p>
-        </w:tc>
-        <w:tc>
-          <w:tcPr>
-            <w:tcW w:w="4777" w:type="dxa"/>
+              <w:t xml:space="preserve">) + Vite dev server</w:t>
+            </w:r>
+          </w:p>
+        </w:tc>
+        <w:tc>
+          <w:tcPr>
+            <w:tcW w:w="4338" w:type="dxa"/>
           </w:tcPr>
           <w:p>
             <w:pPr>
@@ -10330,7 +10827,7 @@
         </w:trPr>
         <w:tc>
           <w:tcPr>
-            <w:tcW w:w="2087" w:type="dxa"/>
+            <w:tcW w:w="1895" w:type="dxa"/>
           </w:tcPr>
           <w:p>
             <w:pPr>
@@ -10351,7 +10848,7 @@
         </w:tc>
         <w:tc>
           <w:tcPr>
-            <w:tcW w:w="1405" w:type="dxa"/>
+            <w:tcW w:w="1276" w:type="dxa"/>
           </w:tcPr>
           <w:p>
             <w:pPr>
@@ -10371,7 +10868,7 @@
         </w:tc>
         <w:tc>
           <w:tcPr>
-            <w:tcW w:w="5680" w:type="dxa"/>
+            <w:tcW w:w="6439" w:type="dxa"/>
           </w:tcPr>
           <w:p>
             <w:pPr>
@@ -10419,13 +10916,46 @@
                 <w:color w:val="000000"/>
                 <w:sz w:val="20"/>
               </w:rPr>
-              <w:t xml:space="preserve">container có volume; AI service Cloud Run</w:t>
-            </w:r>
-          </w:p>
-        </w:tc>
-        <w:tc>
-          <w:tcPr>
-            <w:tcW w:w="4777" w:type="dxa"/>
+              <w:t xml:space="preserve">container có volume; ai-service chạy</w:t>
+            </w:r>
+            <w:r>
+              <w:rPr>
+                <w:rFonts w:ascii="Times New Roman" w:hAnsi="Times New Roman"/>
+                <w:color w:val="000000"/>
+                <w:sz w:val="20"/>
+              </w:rPr>
+              <w:t xml:space="preserve"> </w:t>
+            </w:r>
+            <w:r>
+              <w:rPr>
+                <w:rStyle w:val="VerbatimChar"/>
+                <w:rFonts w:ascii="Courier New" w:hAnsi="Courier New"/>
+                <w:color w:val="000000"/>
+                <w:sz w:val="18"/>
+              </w:rPr>
+              <w:t xml:space="preserve">docker compose</w:t>
+            </w:r>
+            <w:r>
+              <w:rPr>
+                <w:rFonts w:ascii="Times New Roman" w:hAnsi="Times New Roman"/>
+                <w:color w:val="000000"/>
+                <w:sz w:val="20"/>
+              </w:rPr>
+              <w:t xml:space="preserve"> </w:t>
+            </w:r>
+            <w:r>
+              <w:rPr>
+                <w:rFonts w:ascii="Times New Roman" w:hAnsi="Times New Roman"/>
+                <w:color w:val="000000"/>
+                <w:sz w:val="20"/>
+              </w:rPr>
+              <w:t xml:space="preserve">cùng Qdrant trên VPS (D118); stt-service trên Cloud Run (D119)</w:t>
+            </w:r>
+          </w:p>
+        </w:tc>
+        <w:tc>
+          <w:tcPr>
+            <w:tcW w:w="4338" w:type="dxa"/>
           </w:tcPr>
           <w:p>
             <w:pPr>
@@ -10450,7 +10980,7 @@
         </w:trPr>
         <w:tc>
           <w:tcPr>
-            <w:tcW w:w="2087" w:type="dxa"/>
+            <w:tcW w:w="1895" w:type="dxa"/>
           </w:tcPr>
           <w:p>
             <w:pPr>
@@ -10471,7 +11001,7 @@
         </w:tc>
         <w:tc>
           <w:tcPr>
-            <w:tcW w:w="1405" w:type="dxa"/>
+            <w:tcW w:w="1276" w:type="dxa"/>
           </w:tcPr>
           <w:p>
             <w:pPr>
@@ -10491,7 +11021,7 @@
         </w:tc>
         <w:tc>
           <w:tcPr>
-            <w:tcW w:w="5680" w:type="dxa"/>
+            <w:tcW w:w="6439" w:type="dxa"/>
           </w:tcPr>
           <w:p>
             <w:pPr>
@@ -10528,7 +11058,7 @@
         </w:tc>
         <w:tc>
           <w:tcPr>
-            <w:tcW w:w="4777" w:type="dxa"/>
+            <w:tcW w:w="4338" w:type="dxa"/>
           </w:tcPr>
           <w:p>
             <w:pPr>
@@ -10603,7 +11133,7 @@
         <w:t xml:space="preserve"> </w:t>
       </w:r>
       <w:r>
-        <w:t xml:space="preserve">(RAM ≥ 4 GB; thêm ≈ 1 GB cho Qdrant) chạy</w:t>
+        <w:t xml:space="preserve">(RAM ≥ 8 GB cho SQL Server, Redis, Backend, ai-service và ≈ 1 GB cho Qdrant; Whisper chạy ở Cloud Run nên không chiếm RAM VPS) chạy</w:t>
       </w:r>
       <w:r>
         <w:t xml:space="preserve"> </w:t>
@@ -10618,7 +11148,7 @@
         <w:t xml:space="preserve"> </w:t>
       </w:r>
       <w:r>
-        <w:t xml:space="preserve">cho BE + SQL Server + Redis + Qdrant; FE Vercel; AI service Cloud Run.</w:t>
+        <w:t xml:space="preserve">cho BE + SQL Server + Redis + ai-service + Qdrant; FE Vercel; stt-service Cloud Run. AI service và Qdrant dùng chung mạng Docker, Qdrant không mở cổng ra Internet.</w:t>
       </w:r>
     </w:p>
     <w:bookmarkEnd w:id="31"/>
@@ -10664,8 +11194,8 @@
         <w:tblLayout w:type="fixed"/>
       </w:tblPr>
       <w:tblGrid>
-        <w:gridCol w:w="9816"/>
-        <w:gridCol w:w="4133"/>
+        <w:gridCol w:w="8461"/>
+        <w:gridCol w:w="5488"/>
       </w:tblGrid>
       <w:tr>
         <w:trPr>
@@ -10674,7 +11204,7 @@
         </w:trPr>
         <w:tc>
           <w:tcPr>
-            <w:tcW w:w="9816" w:type="dxa"/>
+            <w:tcW w:w="8461" w:type="dxa"/>
           </w:tcPr>
           <w:p>
             <w:pPr>
@@ -10695,7 +11225,7 @@
         </w:tc>
         <w:tc>
           <w:tcPr>
-            <w:tcW w:w="4133" w:type="dxa"/>
+            <w:tcW w:w="5488" w:type="dxa"/>
           </w:tcPr>
           <w:p>
             <w:pPr>
@@ -10721,7 +11251,7 @@
         </w:trPr>
         <w:tc>
           <w:tcPr>
-            <w:tcW w:w="9816" w:type="dxa"/>
+            <w:tcW w:w="8461" w:type="dxa"/>
           </w:tcPr>
           <w:p>
             <w:pPr>
@@ -10742,7 +11272,7 @@
         </w:tc>
         <w:tc>
           <w:tcPr>
-            <w:tcW w:w="4133" w:type="dxa"/>
+            <w:tcW w:w="5488" w:type="dxa"/>
           </w:tcPr>
           <w:p>
             <w:pPr>
@@ -10767,7 +11297,7 @@
         </w:trPr>
         <w:tc>
           <w:tcPr>
-            <w:tcW w:w="9816" w:type="dxa"/>
+            <w:tcW w:w="8461" w:type="dxa"/>
           </w:tcPr>
           <w:p>
             <w:pPr>
@@ -10788,7 +11318,7 @@
         </w:tc>
         <w:tc>
           <w:tcPr>
-            <w:tcW w:w="4133" w:type="dxa"/>
+            <w:tcW w:w="5488" w:type="dxa"/>
           </w:tcPr>
           <w:p>
             <w:pPr>
@@ -10813,7 +11343,7 @@
         </w:trPr>
         <w:tc>
           <w:tcPr>
-            <w:tcW w:w="9816" w:type="dxa"/>
+            <w:tcW w:w="8461" w:type="dxa"/>
           </w:tcPr>
           <w:p>
             <w:pPr>
@@ -10828,7 +11358,7 @@
                 <w:color w:val="000000"/>
                 <w:sz w:val="18"/>
               </w:rPr>
-              <w:t xml:space="preserve">Qdrant__Url</w:t>
+              <w:t xml:space="preserve">Jwt__Issuer</w:t>
             </w:r>
             <w:r>
               <w:rPr>
@@ -10853,7 +11383,7 @@
                 <w:color w:val="000000"/>
                 <w:sz w:val="18"/>
               </w:rPr>
-              <w:t xml:space="preserve">Qdrant__ApiKey</w:t>
+              <w:t xml:space="preserve">Jwt__Audience</w:t>
             </w:r>
             <w:r>
               <w:rPr>
@@ -10878,27 +11408,27 @@
                 <w:color w:val="000000"/>
                 <w:sz w:val="18"/>
               </w:rPr>
-              <w:t xml:space="preserve">Qdrant__Collection=veggielife_knowledge</w:t>
-            </w:r>
-          </w:p>
-        </w:tc>
-        <w:tc>
-          <w:tcPr>
-            <w:tcW w:w="4133" w:type="dxa"/>
-          </w:tcPr>
-          <w:p>
-            <w:pPr>
-              <w:pStyle w:val="Compact"/>
-              <w:spacing w:before="30" w:after="30" w:line="269" w:lineRule="auto"/>
-              <w:jc w:val="left"/>
-            </w:pPr>
-            <w:r>
-              <w:rPr>
-                <w:rFonts w:ascii="Times New Roman" w:hAnsi="Times New Roman"/>
-                <w:color w:val="000000"/>
-                <w:sz w:val="20"/>
-              </w:rPr>
-              <w:t xml:space="preserve">Qdrant (ApiKey rỗng ở local)</w:t>
+              <w:t xml:space="preserve">Jwt__SigningKey</w:t>
+            </w:r>
+          </w:p>
+        </w:tc>
+        <w:tc>
+          <w:tcPr>
+            <w:tcW w:w="5488" w:type="dxa"/>
+          </w:tcPr>
+          <w:p>
+            <w:pPr>
+              <w:pStyle w:val="Compact"/>
+              <w:spacing w:before="30" w:after="30" w:line="269" w:lineRule="auto"/>
+              <w:jc w:val="left"/>
+            </w:pPr>
+            <w:r>
+              <w:rPr>
+                <w:rFonts w:ascii="Times New Roman" w:hAnsi="Times New Roman"/>
+                <w:color w:val="000000"/>
+                <w:sz w:val="20"/>
+              </w:rPr>
+              <w:t xml:space="preserve">JWT (khóa ≥ 32 ký tự ngẫu nhiên)</w:t>
             </w:r>
           </w:p>
         </w:tc>
@@ -10909,7 +11439,7 @@
         </w:trPr>
         <w:tc>
           <w:tcPr>
-            <w:tcW w:w="9816" w:type="dxa"/>
+            <w:tcW w:w="8461" w:type="dxa"/>
           </w:tcPr>
           <w:p>
             <w:pPr>
@@ -10924,7 +11454,7 @@
                 <w:color w:val="000000"/>
                 <w:sz w:val="18"/>
               </w:rPr>
-              <w:t xml:space="preserve">Embedding__Model=gemini-embedding-001</w:t>
+              <w:t xml:space="preserve">Jwt__AccessMinutes=15</w:t>
             </w:r>
             <w:r>
               <w:rPr>
@@ -10949,27 +11479,52 @@
                 <w:color w:val="000000"/>
                 <w:sz w:val="18"/>
               </w:rPr>
-              <w:t xml:space="preserve">Embedding__Dimensions=768</w:t>
-            </w:r>
-          </w:p>
-        </w:tc>
-        <w:tc>
-          <w:tcPr>
-            <w:tcW w:w="4133" w:type="dxa"/>
-          </w:tcPr>
-          <w:p>
-            <w:pPr>
-              <w:pStyle w:val="Compact"/>
-              <w:spacing w:before="30" w:after="30" w:line="269" w:lineRule="auto"/>
-              <w:jc w:val="left"/>
-            </w:pPr>
-            <w:r>
-              <w:rPr>
-                <w:rFonts w:ascii="Times New Roman" w:hAnsi="Times New Roman"/>
-                <w:color w:val="000000"/>
-                <w:sz w:val="20"/>
-              </w:rPr>
-              <w:t xml:space="preserve">Embedding (xác nhận tên model khi code)</w:t>
+              <w:t xml:space="preserve">Jwt__RefreshDays=7</w:t>
+            </w:r>
+            <w:r>
+              <w:rPr>
+                <w:rFonts w:ascii="Times New Roman" w:hAnsi="Times New Roman"/>
+                <w:color w:val="000000"/>
+                <w:sz w:val="20"/>
+              </w:rPr>
+              <w:t xml:space="preserve">,</w:t>
+            </w:r>
+            <w:r>
+              <w:rPr>
+                <w:rFonts w:ascii="Times New Roman" w:hAnsi="Times New Roman"/>
+                <w:color w:val="000000"/>
+                <w:sz w:val="20"/>
+              </w:rPr>
+              <w:t xml:space="preserve"> </w:t>
+            </w:r>
+            <w:r>
+              <w:rPr>
+                <w:rStyle w:val="VerbatimChar"/>
+                <w:rFonts w:ascii="Courier New" w:hAnsi="Courier New"/>
+                <w:color w:val="000000"/>
+                <w:sz w:val="18"/>
+              </w:rPr>
+              <w:t xml:space="preserve">Jwt__GuestHours=24</w:t>
+            </w:r>
+          </w:p>
+        </w:tc>
+        <w:tc>
+          <w:tcPr>
+            <w:tcW w:w="5488" w:type="dxa"/>
+          </w:tcPr>
+          <w:p>
+            <w:pPr>
+              <w:pStyle w:val="Compact"/>
+              <w:spacing w:before="30" w:after="30" w:line="269" w:lineRule="auto"/>
+              <w:jc w:val="left"/>
+            </w:pPr>
+            <w:r>
+              <w:rPr>
+                <w:rFonts w:ascii="Times New Roman" w:hAnsi="Times New Roman"/>
+                <w:color w:val="000000"/>
+                <w:sz w:val="20"/>
+              </w:rPr>
+              <w:t xml:space="preserve">Thời hạn token</w:t>
             </w:r>
           </w:p>
         </w:tc>
@@ -10980,7 +11535,7 @@
         </w:trPr>
         <w:tc>
           <w:tcPr>
-            <w:tcW w:w="9816" w:type="dxa"/>
+            <w:tcW w:w="8461" w:type="dxa"/>
           </w:tcPr>
           <w:p>
             <w:pPr>
@@ -10995,102 +11550,27 @@
                 <w:color w:val="000000"/>
                 <w:sz w:val="18"/>
               </w:rPr>
-              <w:t xml:space="preserve">Rag__Enabled=true</w:t>
-            </w:r>
-            <w:r>
-              <w:rPr>
-                <w:rFonts w:ascii="Times New Roman" w:hAnsi="Times New Roman"/>
-                <w:color w:val="000000"/>
-                <w:sz w:val="20"/>
-              </w:rPr>
-              <w:t xml:space="preserve">,</w:t>
-            </w:r>
-            <w:r>
-              <w:rPr>
-                <w:rFonts w:ascii="Times New Roman" w:hAnsi="Times New Roman"/>
-                <w:color w:val="000000"/>
-                <w:sz w:val="20"/>
-              </w:rPr>
-              <w:t xml:space="preserve"> </w:t>
-            </w:r>
-            <w:r>
-              <w:rPr>
-                <w:rStyle w:val="VerbatimChar"/>
-                <w:rFonts w:ascii="Courier New" w:hAnsi="Courier New"/>
-                <w:color w:val="000000"/>
-                <w:sz w:val="18"/>
-              </w:rPr>
-              <w:t xml:space="preserve">Rag__TopK=5</w:t>
-            </w:r>
-            <w:r>
-              <w:rPr>
-                <w:rFonts w:ascii="Times New Roman" w:hAnsi="Times New Roman"/>
-                <w:color w:val="000000"/>
-                <w:sz w:val="20"/>
-              </w:rPr>
-              <w:t xml:space="preserve">,</w:t>
-            </w:r>
-            <w:r>
-              <w:rPr>
-                <w:rFonts w:ascii="Times New Roman" w:hAnsi="Times New Roman"/>
-                <w:color w:val="000000"/>
-                <w:sz w:val="20"/>
-              </w:rPr>
-              <w:t xml:space="preserve"> </w:t>
-            </w:r>
-            <w:r>
-              <w:rPr>
-                <w:rStyle w:val="VerbatimChar"/>
-                <w:rFonts w:ascii="Courier New" w:hAnsi="Courier New"/>
-                <w:color w:val="000000"/>
-                <w:sz w:val="18"/>
-              </w:rPr>
-              <w:t xml:space="preserve">Rag__MinScore=0.55</w:t>
-            </w:r>
-            <w:r>
-              <w:rPr>
-                <w:rFonts w:ascii="Times New Roman" w:hAnsi="Times New Roman"/>
-                <w:color w:val="000000"/>
-                <w:sz w:val="20"/>
-              </w:rPr>
-              <w:t xml:space="preserve">,</w:t>
-            </w:r>
-            <w:r>
-              <w:rPr>
-                <w:rFonts w:ascii="Times New Roman" w:hAnsi="Times New Roman"/>
-                <w:color w:val="000000"/>
-                <w:sz w:val="20"/>
-              </w:rPr>
-              <w:t xml:space="preserve"> </w:t>
-            </w:r>
-            <w:r>
-              <w:rPr>
-                <w:rStyle w:val="VerbatimChar"/>
-                <w:rFonts w:ascii="Courier New" w:hAnsi="Courier New"/>
-                <w:color w:val="000000"/>
-                <w:sz w:val="18"/>
-              </w:rPr>
-              <w:t xml:space="preserve">Rag__TimeoutSeconds=3</w:t>
-            </w:r>
-          </w:p>
-        </w:tc>
-        <w:tc>
-          <w:tcPr>
-            <w:tcW w:w="4133" w:type="dxa"/>
-          </w:tcPr>
-          <w:p>
-            <w:pPr>
-              <w:pStyle w:val="Compact"/>
-              <w:spacing w:before="30" w:after="30" w:line="269" w:lineRule="auto"/>
-              <w:jc w:val="left"/>
-            </w:pPr>
-            <w:r>
-              <w:rPr>
-                <w:rFonts w:ascii="Times New Roman" w:hAnsi="Times New Roman"/>
-                <w:color w:val="000000"/>
-                <w:sz w:val="20"/>
-              </w:rPr>
-              <w:t xml:space="preserve">Tham số RAG</w:t>
+              <w:t xml:space="preserve">Cors__AllowedOrigins</w:t>
+            </w:r>
+          </w:p>
+        </w:tc>
+        <w:tc>
+          <w:tcPr>
+            <w:tcW w:w="5488" w:type="dxa"/>
+          </w:tcPr>
+          <w:p>
+            <w:pPr>
+              <w:pStyle w:val="Compact"/>
+              <w:spacing w:before="30" w:after="30" w:line="269" w:lineRule="auto"/>
+              <w:jc w:val="left"/>
+            </w:pPr>
+            <w:r>
+              <w:rPr>
+                <w:rFonts w:ascii="Times New Roman" w:hAnsi="Times New Roman"/>
+                <w:color w:val="000000"/>
+                <w:sz w:val="20"/>
+              </w:rPr>
+              <w:t xml:space="preserve">Miền FE</w:t>
             </w:r>
           </w:p>
         </w:tc>
@@ -11101,7 +11581,7 @@
         </w:trPr>
         <w:tc>
           <w:tcPr>
-            <w:tcW w:w="9816" w:type="dxa"/>
+            <w:tcW w:w="8461" w:type="dxa"/>
           </w:tcPr>
           <w:p>
             <w:pPr>
@@ -11116,7 +11596,7 @@
                 <w:color w:val="000000"/>
                 <w:sz w:val="18"/>
               </w:rPr>
-              <w:t xml:space="preserve">Jwt__Issuer</w:t>
+              <w:t xml:space="preserve">AiService__BaseUrl</w:t>
             </w:r>
             <w:r>
               <w:rPr>
@@ -11141,52 +11621,27 @@
                 <w:color w:val="000000"/>
                 <w:sz w:val="18"/>
               </w:rPr>
-              <w:t xml:space="preserve">Jwt__Audience</w:t>
-            </w:r>
-            <w:r>
-              <w:rPr>
-                <w:rFonts w:ascii="Times New Roman" w:hAnsi="Times New Roman"/>
-                <w:color w:val="000000"/>
-                <w:sz w:val="20"/>
-              </w:rPr>
-              <w:t xml:space="preserve">,</w:t>
-            </w:r>
-            <w:r>
-              <w:rPr>
-                <w:rFonts w:ascii="Times New Roman" w:hAnsi="Times New Roman"/>
-                <w:color w:val="000000"/>
-                <w:sz w:val="20"/>
-              </w:rPr>
-              <w:t xml:space="preserve"> </w:t>
-            </w:r>
-            <w:r>
-              <w:rPr>
-                <w:rStyle w:val="VerbatimChar"/>
-                <w:rFonts w:ascii="Courier New" w:hAnsi="Courier New"/>
-                <w:color w:val="000000"/>
-                <w:sz w:val="18"/>
-              </w:rPr>
-              <w:t xml:space="preserve">Jwt__SigningKey</w:t>
-            </w:r>
-          </w:p>
-        </w:tc>
-        <w:tc>
-          <w:tcPr>
-            <w:tcW w:w="4133" w:type="dxa"/>
-          </w:tcPr>
-          <w:p>
-            <w:pPr>
-              <w:pStyle w:val="Compact"/>
-              <w:spacing w:before="30" w:after="30" w:line="269" w:lineRule="auto"/>
-              <w:jc w:val="left"/>
-            </w:pPr>
-            <w:r>
-              <w:rPr>
-                <w:rFonts w:ascii="Times New Roman" w:hAnsi="Times New Roman"/>
-                <w:color w:val="000000"/>
-                <w:sz w:val="20"/>
-              </w:rPr>
-              <w:t xml:space="preserve">JWT (khóa ≥ 32 ký tự ngẫu nhiên)</w:t>
+              <w:t xml:space="preserve">AiService__ApiKey</w:t>
+            </w:r>
+          </w:p>
+        </w:tc>
+        <w:tc>
+          <w:tcPr>
+            <w:tcW w:w="5488" w:type="dxa"/>
+          </w:tcPr>
+          <w:p>
+            <w:pPr>
+              <w:pStyle w:val="Compact"/>
+              <w:spacing w:before="30" w:after="30" w:line="269" w:lineRule="auto"/>
+              <w:jc w:val="left"/>
+            </w:pPr>
+            <w:r>
+              <w:rPr>
+                <w:rFonts w:ascii="Times New Roman" w:hAnsi="Times New Roman"/>
+                <w:color w:val="000000"/>
+                <w:sz w:val="20"/>
+              </w:rPr>
+              <w:t xml:space="preserve">Gọi ai-service trên VPS (mọi nghiệp vụ AI trừ STT; Backend không có khóa Gemini/Qdrant)</w:t>
             </w:r>
           </w:p>
         </w:tc>
@@ -11197,7 +11652,7 @@
         </w:trPr>
         <w:tc>
           <w:tcPr>
-            <w:tcW w:w="9816" w:type="dxa"/>
+            <w:tcW w:w="8461" w:type="dxa"/>
           </w:tcPr>
           <w:p>
             <w:pPr>
@@ -11212,23 +11667,27 @@
                 <w:color w:val="000000"/>
                 <w:sz w:val="18"/>
               </w:rPr>
-              <w:t xml:space="preserve">Jwt__AccessMinutes=15</w:t>
-            </w:r>
-            <w:r>
-              <w:rPr>
-                <w:rFonts w:ascii="Times New Roman" w:hAnsi="Times New Roman"/>
-                <w:color w:val="000000"/>
-                <w:sz w:val="20"/>
-              </w:rPr>
-              <w:t xml:space="preserve">,</w:t>
-            </w:r>
-            <w:r>
-              <w:rPr>
-                <w:rFonts w:ascii="Times New Roman" w:hAnsi="Times New Roman"/>
-                <w:color w:val="000000"/>
-                <w:sz w:val="20"/>
-              </w:rPr>
-              <w:t xml:space="preserve"> </w:t>
+              <w:t xml:space="preserve">SttService__BaseUrl</w:t>
+            </w:r>
+          </w:p>
+        </w:tc>
+        <w:tc>
+          <w:tcPr>
+            <w:tcW w:w="5488" w:type="dxa"/>
+          </w:tcPr>
+          <w:p>
+            <w:pPr>
+              <w:pStyle w:val="Compact"/>
+              <w:spacing w:before="30" w:after="30" w:line="269" w:lineRule="auto"/>
+              <w:jc w:val="left"/>
+            </w:pPr>
+            <w:r>
+              <w:rPr>
+                <w:rFonts w:ascii="Times New Roman" w:hAnsi="Times New Roman"/>
+                <w:color w:val="000000"/>
+                <w:sz w:val="20"/>
+              </w:rPr>
+              <w:t xml:space="preserve">URL Cloud Run của stt-service (</w:t>
             </w:r>
             <w:r>
               <w:rPr>
@@ -11237,15 +11696,15 @@
                 <w:color w:val="000000"/>
                 <w:sz w:val="18"/>
               </w:rPr>
-              <w:t xml:space="preserve">Jwt__RefreshDays=7</w:t>
-            </w:r>
-            <w:r>
-              <w:rPr>
-                <w:rFonts w:ascii="Times New Roman" w:hAnsi="Times New Roman"/>
-                <w:color w:val="000000"/>
-                <w:sz w:val="20"/>
-              </w:rPr>
-              <w:t xml:space="preserve">,</w:t>
+              <w:t xml:space="preserve">/stt/*</w:t>
+            </w:r>
+            <w:r>
+              <w:rPr>
+                <w:rFonts w:ascii="Times New Roman" w:hAnsi="Times New Roman"/>
+                <w:color w:val="000000"/>
+                <w:sz w:val="20"/>
+              </w:rPr>
+              <w:t xml:space="preserve">, D119); dùng chung</w:t>
             </w:r>
             <w:r>
               <w:rPr>
@@ -11262,27 +11721,7 @@
                 <w:color w:val="000000"/>
                 <w:sz w:val="18"/>
               </w:rPr>
-              <w:t xml:space="preserve">Jwt__GuestHours=24</w:t>
-            </w:r>
-          </w:p>
-        </w:tc>
-        <w:tc>
-          <w:tcPr>
-            <w:tcW w:w="4133" w:type="dxa"/>
-          </w:tcPr>
-          <w:p>
-            <w:pPr>
-              <w:pStyle w:val="Compact"/>
-              <w:spacing w:before="30" w:after="30" w:line="269" w:lineRule="auto"/>
-              <w:jc w:val="left"/>
-            </w:pPr>
-            <w:r>
-              <w:rPr>
-                <w:rFonts w:ascii="Times New Roman" w:hAnsi="Times New Roman"/>
-                <w:color w:val="000000"/>
-                <w:sz w:val="20"/>
-              </w:rPr>
-              <w:t xml:space="preserve">Thời hạn token</w:t>
+              <w:t xml:space="preserve">AiService__ApiKey</w:t>
             </w:r>
           </w:p>
         </w:tc>
@@ -11293,7 +11732,7 @@
         </w:trPr>
         <w:tc>
           <w:tcPr>
-            <w:tcW w:w="9816" w:type="dxa"/>
+            <w:tcW w:w="8461" w:type="dxa"/>
           </w:tcPr>
           <w:p>
             <w:pPr>
@@ -11308,27 +11747,52 @@
                 <w:color w:val="000000"/>
                 <w:sz w:val="18"/>
               </w:rPr>
-              <w:t xml:space="preserve">Cors__AllowedOrigins</w:t>
-            </w:r>
-          </w:p>
-        </w:tc>
-        <w:tc>
-          <w:tcPr>
-            <w:tcW w:w="4133" w:type="dxa"/>
-          </w:tcPr>
-          <w:p>
-            <w:pPr>
-              <w:pStyle w:val="Compact"/>
-              <w:spacing w:before="30" w:after="30" w:line="269" w:lineRule="auto"/>
-              <w:jc w:val="left"/>
-            </w:pPr>
-            <w:r>
-              <w:rPr>
-                <w:rFonts w:ascii="Times New Roman" w:hAnsi="Times New Roman"/>
-                <w:color w:val="000000"/>
-                <w:sz w:val="20"/>
-              </w:rPr>
-              <w:t xml:space="preserve">Miền FE</w:t>
+              <w:t xml:space="preserve">AiBudget__WarnUsd=10</w:t>
+            </w:r>
+            <w:r>
+              <w:rPr>
+                <w:rFonts w:ascii="Times New Roman" w:hAnsi="Times New Roman"/>
+                <w:color w:val="000000"/>
+                <w:sz w:val="20"/>
+              </w:rPr>
+              <w:t xml:space="preserve">,</w:t>
+            </w:r>
+            <w:r>
+              <w:rPr>
+                <w:rFonts w:ascii="Times New Roman" w:hAnsi="Times New Roman"/>
+                <w:color w:val="000000"/>
+                <w:sz w:val="20"/>
+              </w:rPr>
+              <w:t xml:space="preserve"> </w:t>
+            </w:r>
+            <w:r>
+              <w:rPr>
+                <w:rStyle w:val="VerbatimChar"/>
+                <w:rFonts w:ascii="Courier New" w:hAnsi="Courier New"/>
+                <w:color w:val="000000"/>
+                <w:sz w:val="18"/>
+              </w:rPr>
+              <w:t xml:space="preserve">AiBudget__ThrottleUsd=12.5</w:t>
+            </w:r>
+          </w:p>
+        </w:tc>
+        <w:tc>
+          <w:tcPr>
+            <w:tcW w:w="5488" w:type="dxa"/>
+          </w:tcPr>
+          <w:p>
+            <w:pPr>
+              <w:pStyle w:val="Compact"/>
+              <w:spacing w:before="30" w:after="30" w:line="269" w:lineRule="auto"/>
+              <w:jc w:val="left"/>
+            </w:pPr>
+            <w:r>
+              <w:rPr>
+                <w:rFonts w:ascii="Times New Roman" w:hAnsi="Times New Roman"/>
+                <w:color w:val="000000"/>
+                <w:sz w:val="20"/>
+              </w:rPr>
+              <w:t xml:space="preserve">Ngưỡng chi phí (BR-ADM-AI-001)</w:t>
             </w:r>
           </w:p>
         </w:tc>
@@ -11339,7 +11803,7 @@
         </w:trPr>
         <w:tc>
           <w:tcPr>
-            <w:tcW w:w="9816" w:type="dxa"/>
+            <w:tcW w:w="8461" w:type="dxa"/>
           </w:tcPr>
           <w:p>
             <w:pPr>
@@ -11354,77 +11818,27 @@
                 <w:color w:val="000000"/>
                 <w:sz w:val="18"/>
               </w:rPr>
-              <w:t xml:space="preserve">Gemini__ApiKey</w:t>
-            </w:r>
-            <w:r>
-              <w:rPr>
-                <w:rFonts w:ascii="Times New Roman" w:hAnsi="Times New Roman"/>
-                <w:color w:val="000000"/>
-                <w:sz w:val="20"/>
-              </w:rPr>
-              <w:t xml:space="preserve">,</w:t>
-            </w:r>
-            <w:r>
-              <w:rPr>
-                <w:rFonts w:ascii="Times New Roman" w:hAnsi="Times New Roman"/>
-                <w:color w:val="000000"/>
-                <w:sz w:val="20"/>
-              </w:rPr>
-              <w:t xml:space="preserve"> </w:t>
-            </w:r>
-            <w:r>
-              <w:rPr>
-                <w:rStyle w:val="VerbatimChar"/>
-                <w:rFonts w:ascii="Courier New" w:hAnsi="Courier New"/>
-                <w:color w:val="000000"/>
-                <w:sz w:val="18"/>
-              </w:rPr>
-              <w:t xml:space="preserve">Gemini__Model=gemini-2.5-flash</w:t>
-            </w:r>
-            <w:r>
-              <w:rPr>
-                <w:rFonts w:ascii="Times New Roman" w:hAnsi="Times New Roman"/>
-                <w:color w:val="000000"/>
-                <w:sz w:val="20"/>
-              </w:rPr>
-              <w:t xml:space="preserve">,</w:t>
-            </w:r>
-            <w:r>
-              <w:rPr>
-                <w:rFonts w:ascii="Times New Roman" w:hAnsi="Times New Roman"/>
-                <w:color w:val="000000"/>
-                <w:sz w:val="20"/>
-              </w:rPr>
-              <w:t xml:space="preserve"> </w:t>
-            </w:r>
-            <w:r>
-              <w:rPr>
-                <w:rStyle w:val="VerbatimChar"/>
-                <w:rFonts w:ascii="Courier New" w:hAnsi="Courier New"/>
-                <w:color w:val="000000"/>
-                <w:sz w:val="18"/>
-              </w:rPr>
-              <w:t xml:space="preserve">Gemini__TimeoutSeconds=10</w:t>
-            </w:r>
-          </w:p>
-        </w:tc>
-        <w:tc>
-          <w:tcPr>
-            <w:tcW w:w="4133" w:type="dxa"/>
-          </w:tcPr>
-          <w:p>
-            <w:pPr>
-              <w:pStyle w:val="Compact"/>
-              <w:spacing w:before="30" w:after="30" w:line="269" w:lineRule="auto"/>
-              <w:jc w:val="left"/>
-            </w:pPr>
-            <w:r>
-              <w:rPr>
-                <w:rFonts w:ascii="Times New Roman" w:hAnsi="Times New Roman"/>
-                <w:color w:val="000000"/>
-                <w:sz w:val="20"/>
-              </w:rPr>
-              <w:t xml:space="preserve">AI văn bản</w:t>
+              <w:t xml:space="preserve">Cloudinary__CloudName/ApiKey/ApiSecret</w:t>
+            </w:r>
+          </w:p>
+        </w:tc>
+        <w:tc>
+          <w:tcPr>
+            <w:tcW w:w="5488" w:type="dxa"/>
+          </w:tcPr>
+          <w:p>
+            <w:pPr>
+              <w:pStyle w:val="Compact"/>
+              <w:spacing w:before="30" w:after="30" w:line="269" w:lineRule="auto"/>
+              <w:jc w:val="left"/>
+            </w:pPr>
+            <w:r>
+              <w:rPr>
+                <w:rFonts w:ascii="Times New Roman" w:hAnsi="Times New Roman"/>
+                <w:color w:val="000000"/>
+                <w:sz w:val="20"/>
+              </w:rPr>
+              <w:t xml:space="preserve">Media</w:t>
             </w:r>
           </w:p>
         </w:tc>
@@ -11435,7 +11849,7 @@
         </w:trPr>
         <w:tc>
           <w:tcPr>
-            <w:tcW w:w="9816" w:type="dxa"/>
+            <w:tcW w:w="8461" w:type="dxa"/>
           </w:tcPr>
           <w:p>
             <w:pPr>
@@ -11450,7 +11864,7 @@
                 <w:color w:val="000000"/>
                 <w:sz w:val="18"/>
               </w:rPr>
-              <w:t xml:space="preserve">AiService__BaseUrl</w:t>
+              <w:t xml:space="preserve">Google__ClientId</w:t>
             </w:r>
             <w:r>
               <w:rPr>
@@ -11475,27 +11889,27 @@
                 <w:color w:val="000000"/>
                 <w:sz w:val="18"/>
               </w:rPr>
-              <w:t xml:space="preserve">AiService__ApiKey</w:t>
-            </w:r>
-          </w:p>
-        </w:tc>
-        <w:tc>
-          <w:tcPr>
-            <w:tcW w:w="4133" w:type="dxa"/>
-          </w:tcPr>
-          <w:p>
-            <w:pPr>
-              <w:pStyle w:val="Compact"/>
-              <w:spacing w:before="30" w:after="30" w:line="269" w:lineRule="auto"/>
-              <w:jc w:val="left"/>
-            </w:pPr>
-            <w:r>
-              <w:rPr>
-                <w:rFonts w:ascii="Times New Roman" w:hAnsi="Times New Roman"/>
-                <w:color w:val="000000"/>
-                <w:sz w:val="20"/>
-              </w:rPr>
-              <w:t xml:space="preserve">Gọi AI service</w:t>
+              <w:t xml:space="preserve">Google__PlacesApiKey</w:t>
+            </w:r>
+          </w:p>
+        </w:tc>
+        <w:tc>
+          <w:tcPr>
+            <w:tcW w:w="5488" w:type="dxa"/>
+          </w:tcPr>
+          <w:p>
+            <w:pPr>
+              <w:pStyle w:val="Compact"/>
+              <w:spacing w:before="30" w:after="30" w:line="269" w:lineRule="auto"/>
+              <w:jc w:val="left"/>
+            </w:pPr>
+            <w:r>
+              <w:rPr>
+                <w:rFonts w:ascii="Times New Roman" w:hAnsi="Times New Roman"/>
+                <w:color w:val="000000"/>
+                <w:sz w:val="20"/>
+              </w:rPr>
+              <w:t xml:space="preserve">OAuth, Places</w:t>
             </w:r>
           </w:p>
         </w:tc>
@@ -11506,7 +11920,7 @@
         </w:trPr>
         <w:tc>
           <w:tcPr>
-            <w:tcW w:w="9816" w:type="dxa"/>
+            <w:tcW w:w="8461" w:type="dxa"/>
           </w:tcPr>
           <w:p>
             <w:pPr>
@@ -11521,52 +11935,27 @@
                 <w:color w:val="000000"/>
                 <w:sz w:val="18"/>
               </w:rPr>
-              <w:t xml:space="preserve">AiBudget__WarnUsd=10</w:t>
-            </w:r>
-            <w:r>
-              <w:rPr>
-                <w:rFonts w:ascii="Times New Roman" w:hAnsi="Times New Roman"/>
-                <w:color w:val="000000"/>
-                <w:sz w:val="20"/>
-              </w:rPr>
-              <w:t xml:space="preserve">,</w:t>
-            </w:r>
-            <w:r>
-              <w:rPr>
-                <w:rFonts w:ascii="Times New Roman" w:hAnsi="Times New Roman"/>
-                <w:color w:val="000000"/>
-                <w:sz w:val="20"/>
-              </w:rPr>
-              <w:t xml:space="preserve"> </w:t>
-            </w:r>
-            <w:r>
-              <w:rPr>
-                <w:rStyle w:val="VerbatimChar"/>
-                <w:rFonts w:ascii="Courier New" w:hAnsi="Courier New"/>
-                <w:color w:val="000000"/>
-                <w:sz w:val="18"/>
-              </w:rPr>
-              <w:t xml:space="preserve">AiBudget__ThrottleUsd=12.5</w:t>
-            </w:r>
-          </w:p>
-        </w:tc>
-        <w:tc>
-          <w:tcPr>
-            <w:tcW w:w="4133" w:type="dxa"/>
-          </w:tcPr>
-          <w:p>
-            <w:pPr>
-              <w:pStyle w:val="Compact"/>
-              <w:spacing w:before="30" w:after="30" w:line="269" w:lineRule="auto"/>
-              <w:jc w:val="left"/>
-            </w:pPr>
-            <w:r>
-              <w:rPr>
-                <w:rFonts w:ascii="Times New Roman" w:hAnsi="Times New Roman"/>
-                <w:color w:val="000000"/>
-                <w:sz w:val="20"/>
-              </w:rPr>
-              <w:t xml:space="preserve">Ngưỡng chi phí (BR-ADM-AI-001)</w:t>
+              <w:t xml:space="preserve">Smtp__Host/Port/User/Password/From</w:t>
+            </w:r>
+          </w:p>
+        </w:tc>
+        <w:tc>
+          <w:tcPr>
+            <w:tcW w:w="5488" w:type="dxa"/>
+          </w:tcPr>
+          <w:p>
+            <w:pPr>
+              <w:pStyle w:val="Compact"/>
+              <w:spacing w:before="30" w:after="30" w:line="269" w:lineRule="auto"/>
+              <w:jc w:val="left"/>
+            </w:pPr>
+            <w:r>
+              <w:rPr>
+                <w:rFonts w:ascii="Times New Roman" w:hAnsi="Times New Roman"/>
+                <w:color w:val="000000"/>
+                <w:sz w:val="20"/>
+              </w:rPr>
+              <w:t xml:space="preserve">Email</w:t>
             </w:r>
           </w:p>
         </w:tc>
@@ -11577,7 +11966,7 @@
         </w:trPr>
         <w:tc>
           <w:tcPr>
-            <w:tcW w:w="9816" w:type="dxa"/>
+            <w:tcW w:w="8461" w:type="dxa"/>
           </w:tcPr>
           <w:p>
             <w:pPr>
@@ -11592,27 +11981,77 @@
                 <w:color w:val="000000"/>
                 <w:sz w:val="18"/>
               </w:rPr>
-              <w:t xml:space="preserve">Cloudinary__CloudName/ApiKey/ApiSecret</w:t>
-            </w:r>
-          </w:p>
-        </w:tc>
-        <w:tc>
-          <w:tcPr>
-            <w:tcW w:w="4133" w:type="dxa"/>
-          </w:tcPr>
-          <w:p>
-            <w:pPr>
-              <w:pStyle w:val="Compact"/>
-              <w:spacing w:before="30" w:after="30" w:line="269" w:lineRule="auto"/>
-              <w:jc w:val="left"/>
-            </w:pPr>
-            <w:r>
-              <w:rPr>
-                <w:rFonts w:ascii="Times New Roman" w:hAnsi="Times New Roman"/>
-                <w:color w:val="000000"/>
-                <w:sz w:val="20"/>
-              </w:rPr>
-              <w:t xml:space="preserve">Media</w:t>
+              <w:t xml:space="preserve">Payments__MoMo__*</w:t>
+            </w:r>
+            <w:r>
+              <w:rPr>
+                <w:rFonts w:ascii="Times New Roman" w:hAnsi="Times New Roman"/>
+                <w:color w:val="000000"/>
+                <w:sz w:val="20"/>
+              </w:rPr>
+              <w:t xml:space="preserve">,</w:t>
+            </w:r>
+            <w:r>
+              <w:rPr>
+                <w:rFonts w:ascii="Times New Roman" w:hAnsi="Times New Roman"/>
+                <w:color w:val="000000"/>
+                <w:sz w:val="20"/>
+              </w:rPr>
+              <w:t xml:space="preserve"> </w:t>
+            </w:r>
+            <w:r>
+              <w:rPr>
+                <w:rStyle w:val="VerbatimChar"/>
+                <w:rFonts w:ascii="Courier New" w:hAnsi="Courier New"/>
+                <w:color w:val="000000"/>
+                <w:sz w:val="18"/>
+              </w:rPr>
+              <w:t xml:space="preserve">Payments__VietQR__*</w:t>
+            </w:r>
+            <w:r>
+              <w:rPr>
+                <w:rFonts w:ascii="Times New Roman" w:hAnsi="Times New Roman"/>
+                <w:color w:val="000000"/>
+                <w:sz w:val="20"/>
+              </w:rPr>
+              <w:t xml:space="preserve">,</w:t>
+            </w:r>
+            <w:r>
+              <w:rPr>
+                <w:rFonts w:ascii="Times New Roman" w:hAnsi="Times New Roman"/>
+                <w:color w:val="000000"/>
+                <w:sz w:val="20"/>
+              </w:rPr>
+              <w:t xml:space="preserve"> </w:t>
+            </w:r>
+            <w:r>
+              <w:rPr>
+                <w:rStyle w:val="VerbatimChar"/>
+                <w:rFonts w:ascii="Courier New" w:hAnsi="Courier New"/>
+                <w:color w:val="000000"/>
+                <w:sz w:val="18"/>
+              </w:rPr>
+              <w:t xml:space="preserve">Payments__IpnSecret</w:t>
+            </w:r>
+          </w:p>
+        </w:tc>
+        <w:tc>
+          <w:tcPr>
+            <w:tcW w:w="5488" w:type="dxa"/>
+          </w:tcPr>
+          <w:p>
+            <w:pPr>
+              <w:pStyle w:val="Compact"/>
+              <w:spacing w:before="30" w:after="30" w:line="269" w:lineRule="auto"/>
+              <w:jc w:val="left"/>
+            </w:pPr>
+            <w:r>
+              <w:rPr>
+                <w:rFonts w:ascii="Times New Roman" w:hAnsi="Times New Roman"/>
+                <w:color w:val="000000"/>
+                <w:sz w:val="20"/>
+              </w:rPr>
+              <w:t xml:space="preserve">Thanh toán (sandbox)</w:t>
             </w:r>
           </w:p>
         </w:tc>
@@ -11623,7 +12062,7 @@
         </w:trPr>
         <w:tc>
           <w:tcPr>
-            <w:tcW w:w="9816" w:type="dxa"/>
+            <w:tcW w:w="8461" w:type="dxa"/>
           </w:tcPr>
           <w:p>
             <w:pPr>
@@ -11638,24 +12077,20 @@
                 <w:color w:val="000000"/>
                 <w:sz w:val="18"/>
               </w:rPr>
-              <w:t xml:space="preserve">Google__ClientId</w:t>
-            </w:r>
-            <w:r>
-              <w:rPr>
-                <w:rFonts w:ascii="Times New Roman" w:hAnsi="Times New Roman"/>
-                <w:color w:val="000000"/>
-                <w:sz w:val="20"/>
-              </w:rPr>
-              <w:t xml:space="preserve">,</w:t>
-            </w:r>
-            <w:r>
-              <w:rPr>
-                <w:rFonts w:ascii="Times New Roman" w:hAnsi="Times New Roman"/>
-                <w:color w:val="000000"/>
-                <w:sz w:val="20"/>
-              </w:rPr>
-              <w:t xml:space="preserve"> </w:t>
-            </w:r>
+              <w:t xml:space="preserve">Geo__Bypass=false</w:t>
+            </w:r>
+          </w:p>
+        </w:tc>
+        <w:tc>
+          <w:tcPr>
+            <w:tcW w:w="5488" w:type="dxa"/>
+          </w:tcPr>
+          <w:p>
+            <w:pPr>
+              <w:pStyle w:val="Compact"/>
+              <w:spacing w:before="30" w:after="30" w:line="269" w:lineRule="auto"/>
+              <w:jc w:val="left"/>
+            </w:pPr>
             <w:r>
               <w:rPr>
                 <w:rStyle w:val="VerbatimChar"/>
@@ -11663,27 +12098,23 @@
                 <w:color w:val="000000"/>
                 <w:sz w:val="18"/>
               </w:rPr>
-              <w:t xml:space="preserve">Google__PlacesApiKey</w:t>
-            </w:r>
-          </w:p>
-        </w:tc>
-        <w:tc>
-          <w:tcPr>
-            <w:tcW w:w="4133" w:type="dxa"/>
-          </w:tcPr>
-          <w:p>
-            <w:pPr>
-              <w:pStyle w:val="Compact"/>
-              <w:spacing w:before="30" w:after="30" w:line="269" w:lineRule="auto"/>
-              <w:jc w:val="left"/>
-            </w:pPr>
-            <w:r>
-              <w:rPr>
-                <w:rFonts w:ascii="Times New Roman" w:hAnsi="Times New Roman"/>
-                <w:color w:val="000000"/>
-                <w:sz w:val="20"/>
-              </w:rPr>
-              <w:t xml:space="preserve">OAuth, Places</w:t>
+              <w:t xml:space="preserve">true</w:t>
+            </w:r>
+            <w:r>
+              <w:rPr>
+                <w:rFonts w:ascii="Times New Roman" w:hAnsi="Times New Roman"/>
+                <w:color w:val="000000"/>
+                <w:sz w:val="20"/>
+              </w:rPr>
+              <w:t xml:space="preserve"> </w:t>
+            </w:r>
+            <w:r>
+              <w:rPr>
+                <w:rFonts w:ascii="Times New Roman" w:hAnsi="Times New Roman"/>
+                <w:color w:val="000000"/>
+                <w:sz w:val="20"/>
+              </w:rPr>
+              <w:t xml:space="preserve">khi chạy local</w:t>
             </w:r>
           </w:p>
         </w:tc>
@@ -11694,7 +12125,7 @@
         </w:trPr>
         <w:tc>
           <w:tcPr>
-            <w:tcW w:w="9816" w:type="dxa"/>
+            <w:tcW w:w="8461" w:type="dxa"/>
           </w:tcPr>
           <w:p>
             <w:pPr>
@@ -11709,45 +12140,24 @@
                 <w:color w:val="000000"/>
                 <w:sz w:val="18"/>
               </w:rPr>
-              <w:t xml:space="preserve">Smtp__Host/Port/User/Password/From</w:t>
-            </w:r>
-          </w:p>
-        </w:tc>
-        <w:tc>
-          <w:tcPr>
-            <w:tcW w:w="4133" w:type="dxa"/>
-          </w:tcPr>
-          <w:p>
-            <w:pPr>
-              <w:pStyle w:val="Compact"/>
-              <w:spacing w:before="30" w:after="30" w:line="269" w:lineRule="auto"/>
-              <w:jc w:val="left"/>
-            </w:pPr>
-            <w:r>
-              <w:rPr>
-                <w:rFonts w:ascii="Times New Roman" w:hAnsi="Times New Roman"/>
-                <w:color w:val="000000"/>
-                <w:sz w:val="20"/>
-              </w:rPr>
-              <w:t xml:space="preserve">Email</w:t>
-            </w:r>
-          </w:p>
-        </w:tc>
-      </w:tr>
-      <w:tr>
-        <w:trPr>
-          <w:cantSplit/>
-        </w:trPr>
-        <w:tc>
-          <w:tcPr>
-            <w:tcW w:w="9816" w:type="dxa"/>
-          </w:tcPr>
-          <w:p>
-            <w:pPr>
-              <w:pStyle w:val="Compact"/>
-              <w:spacing w:before="30" w:after="30" w:line="269" w:lineRule="auto"/>
-              <w:jc w:val="left"/>
-            </w:pPr>
+              <w:t xml:space="preserve">Seed__AdminEmail</w:t>
+            </w:r>
+            <w:r>
+              <w:rPr>
+                <w:rFonts w:ascii="Times New Roman" w:hAnsi="Times New Roman"/>
+                <w:color w:val="000000"/>
+                <w:sz w:val="20"/>
+              </w:rPr>
+              <w:t xml:space="preserve">,</w:t>
+            </w:r>
+            <w:r>
+              <w:rPr>
+                <w:rFonts w:ascii="Times New Roman" w:hAnsi="Times New Roman"/>
+                <w:color w:val="000000"/>
+                <w:sz w:val="20"/>
+              </w:rPr>
+              <w:t xml:space="preserve"> </w:t>
+            </w:r>
             <w:r>
               <w:rPr>
                 <w:rStyle w:val="VerbatimChar"/>
@@ -11755,197 +12165,13 @@
                 <w:color w:val="000000"/>
                 <w:sz w:val="18"/>
               </w:rPr>
-              <w:t xml:space="preserve">Payments__MoMo__*</w:t>
-            </w:r>
-            <w:r>
-              <w:rPr>
-                <w:rFonts w:ascii="Times New Roman" w:hAnsi="Times New Roman"/>
-                <w:color w:val="000000"/>
-                <w:sz w:val="20"/>
-              </w:rPr>
-              <w:t xml:space="preserve">,</w:t>
-            </w:r>
-            <w:r>
-              <w:rPr>
-                <w:rFonts w:ascii="Times New Roman" w:hAnsi="Times New Roman"/>
-                <w:color w:val="000000"/>
-                <w:sz w:val="20"/>
-              </w:rPr>
-              <w:t xml:space="preserve"> </w:t>
-            </w:r>
-            <w:r>
-              <w:rPr>
-                <w:rStyle w:val="VerbatimChar"/>
-                <w:rFonts w:ascii="Courier New" w:hAnsi="Courier New"/>
-                <w:color w:val="000000"/>
-                <w:sz w:val="18"/>
-              </w:rPr>
-              <w:t xml:space="preserve">Payments__VietQR__*</w:t>
-            </w:r>
-            <w:r>
-              <w:rPr>
-                <w:rFonts w:ascii="Times New Roman" w:hAnsi="Times New Roman"/>
-                <w:color w:val="000000"/>
-                <w:sz w:val="20"/>
-              </w:rPr>
-              <w:t xml:space="preserve">,</w:t>
-            </w:r>
-            <w:r>
-              <w:rPr>
-                <w:rFonts w:ascii="Times New Roman" w:hAnsi="Times New Roman"/>
-                <w:color w:val="000000"/>
-                <w:sz w:val="20"/>
-              </w:rPr>
-              <w:t xml:space="preserve"> </w:t>
-            </w:r>
-            <w:r>
-              <w:rPr>
-                <w:rStyle w:val="VerbatimChar"/>
-                <w:rFonts w:ascii="Courier New" w:hAnsi="Courier New"/>
-                <w:color w:val="000000"/>
-                <w:sz w:val="18"/>
-              </w:rPr>
-              <w:t xml:space="preserve">Payments__IpnSecret</w:t>
-            </w:r>
-          </w:p>
-        </w:tc>
-        <w:tc>
-          <w:tcPr>
-            <w:tcW w:w="4133" w:type="dxa"/>
-          </w:tcPr>
-          <w:p>
-            <w:pPr>
-              <w:pStyle w:val="Compact"/>
-              <w:spacing w:before="30" w:after="30" w:line="269" w:lineRule="auto"/>
-              <w:jc w:val="left"/>
-            </w:pPr>
-            <w:r>
-              <w:rPr>
-                <w:rFonts w:ascii="Times New Roman" w:hAnsi="Times New Roman"/>
-                <w:color w:val="000000"/>
-                <w:sz w:val="20"/>
-              </w:rPr>
-              <w:t xml:space="preserve">Thanh toán (sandbox)</w:t>
-            </w:r>
-          </w:p>
-        </w:tc>
-      </w:tr>
-      <w:tr>
-        <w:trPr>
-          <w:cantSplit/>
-        </w:trPr>
-        <w:tc>
-          <w:tcPr>
-            <w:tcW w:w="9816" w:type="dxa"/>
-          </w:tcPr>
-          <w:p>
-            <w:pPr>
-              <w:pStyle w:val="Compact"/>
-              <w:spacing w:before="30" w:after="30" w:line="269" w:lineRule="auto"/>
-              <w:jc w:val="left"/>
-            </w:pPr>
-            <w:r>
-              <w:rPr>
-                <w:rStyle w:val="VerbatimChar"/>
-                <w:rFonts w:ascii="Courier New" w:hAnsi="Courier New"/>
-                <w:color w:val="000000"/>
-                <w:sz w:val="18"/>
-              </w:rPr>
-              <w:t xml:space="preserve">Geo__Bypass=false</w:t>
-            </w:r>
-          </w:p>
-        </w:tc>
-        <w:tc>
-          <w:tcPr>
-            <w:tcW w:w="4133" w:type="dxa"/>
-          </w:tcPr>
-          <w:p>
-            <w:pPr>
-              <w:pStyle w:val="Compact"/>
-              <w:spacing w:before="30" w:after="30" w:line="269" w:lineRule="auto"/>
-              <w:jc w:val="left"/>
-            </w:pPr>
-            <w:r>
-              <w:rPr>
-                <w:rStyle w:val="VerbatimChar"/>
-                <w:rFonts w:ascii="Courier New" w:hAnsi="Courier New"/>
-                <w:color w:val="000000"/>
-                <w:sz w:val="18"/>
-              </w:rPr>
-              <w:t xml:space="preserve">true</w:t>
-            </w:r>
-            <w:r>
-              <w:rPr>
-                <w:rFonts w:ascii="Times New Roman" w:hAnsi="Times New Roman"/>
-                <w:color w:val="000000"/>
-                <w:sz w:val="20"/>
-              </w:rPr>
-              <w:t xml:space="preserve"> </w:t>
-            </w:r>
-            <w:r>
-              <w:rPr>
-                <w:rFonts w:ascii="Times New Roman" w:hAnsi="Times New Roman"/>
-                <w:color w:val="000000"/>
-                <w:sz w:val="20"/>
-              </w:rPr>
-              <w:t xml:space="preserve">khi chạy local</w:t>
-            </w:r>
-          </w:p>
-        </w:tc>
-      </w:tr>
-      <w:tr>
-        <w:trPr>
-          <w:cantSplit/>
-        </w:trPr>
-        <w:tc>
-          <w:tcPr>
-            <w:tcW w:w="9816" w:type="dxa"/>
-          </w:tcPr>
-          <w:p>
-            <w:pPr>
-              <w:pStyle w:val="Compact"/>
-              <w:spacing w:before="30" w:after="30" w:line="269" w:lineRule="auto"/>
-              <w:jc w:val="left"/>
-            </w:pPr>
-            <w:r>
-              <w:rPr>
-                <w:rStyle w:val="VerbatimChar"/>
-                <w:rFonts w:ascii="Courier New" w:hAnsi="Courier New"/>
-                <w:color w:val="000000"/>
-                <w:sz w:val="18"/>
-              </w:rPr>
-              <w:t xml:space="preserve">Seed__AdminEmail</w:t>
-            </w:r>
-            <w:r>
-              <w:rPr>
-                <w:rFonts w:ascii="Times New Roman" w:hAnsi="Times New Roman"/>
-                <w:color w:val="000000"/>
-                <w:sz w:val="20"/>
-              </w:rPr>
-              <w:t xml:space="preserve">,</w:t>
-            </w:r>
-            <w:r>
-              <w:rPr>
-                <w:rFonts w:ascii="Times New Roman" w:hAnsi="Times New Roman"/>
-                <w:color w:val="000000"/>
-                <w:sz w:val="20"/>
-              </w:rPr>
-              <w:t xml:space="preserve"> </w:t>
-            </w:r>
-            <w:r>
-              <w:rPr>
-                <w:rStyle w:val="VerbatimChar"/>
-                <w:rFonts w:ascii="Courier New" w:hAnsi="Courier New"/>
-                <w:color w:val="000000"/>
-                <w:sz w:val="18"/>
-              </w:rPr>
               <w:t xml:space="preserve">Seed__AdminPassword</w:t>
             </w:r>
           </w:p>
         </w:tc>
         <w:tc>
           <w:tcPr>
-            <w:tcW w:w="4133" w:type="dxa"/>
+            <w:tcW w:w="5488" w:type="dxa"/>
           </w:tcPr>
           <w:p>
             <w:pPr>
@@ -12044,6 +12270,104 @@
       </w:pPr>
       <w:r>
         <w:rPr>
+          <w:b/>
+          <w:bCs/>
+        </w:rPr>
+        <w:t xml:space="preserve">Chung hai dịch vụ:</w:t>
+      </w:r>
+      <w:r>
+        <w:t xml:space="preserve"> </w:t>
+      </w:r>
+      <w:r>
+        <w:rPr>
+          <w:rStyle w:val="VerbatimChar"/>
+        </w:rPr>
+        <w:t xml:space="preserve">GEMINI_API_KEY</w:t>
+      </w:r>
+      <w:r>
+        <w:t xml:space="preserve">,</w:t>
+      </w:r>
+      <w:r>
+        <w:t xml:space="preserve"> </w:t>
+      </w:r>
+      <w:r>
+        <w:rPr>
+          <w:rStyle w:val="VerbatimChar"/>
+        </w:rPr>
+        <w:t xml:space="preserve">GEMINI_MODEL=gemini-2.5-flash</w:t>
+      </w:r>
+      <w:r>
+        <w:t xml:space="preserve">,</w:t>
+      </w:r>
+      <w:r>
+        <w:t xml:space="preserve"> </w:t>
+      </w:r>
+      <w:r>
+        <w:rPr>
+          <w:rStyle w:val="VerbatimChar"/>
+        </w:rPr>
+        <w:t xml:space="preserve">GEMINI_TIMEOUT_SECONDS=10</w:t>
+      </w:r>
+      <w:r>
+        <w:t xml:space="preserve">,</w:t>
+      </w:r>
+      <w:r>
+        <w:t xml:space="preserve"> </w:t>
+      </w:r>
+      <w:r>
+        <w:rPr>
+          <w:rStyle w:val="VerbatimChar"/>
+        </w:rPr>
+        <w:t xml:space="preserve">INTERNAL_API_KEY</w:t>
+      </w:r>
+      <w:r>
+        <w:t xml:space="preserve">,</w:t>
+      </w:r>
+      <w:r>
+        <w:t xml:space="preserve"> </w:t>
+      </w:r>
+      <w:r>
+        <w:rPr>
+          <w:rStyle w:val="VerbatimChar"/>
+        </w:rPr>
+        <w:t xml:space="preserve">MAX_UPLOAD_MB</w:t>
+      </w:r>
+      <w:r>
+        <w:t xml:space="preserve">,</w:t>
+      </w:r>
+      <w:r>
+        <w:t xml:space="preserve"> </w:t>
+      </w:r>
+      <w:r>
+        <w:rPr>
+          <w:rStyle w:val="VerbatimChar"/>
+        </w:rPr>
+        <w:t xml:space="preserve">PORT</w:t>
+      </w:r>
+      <w:r>
+        <w:t xml:space="preserve">.</w:t>
+      </w:r>
+      <w:r>
+        <w:t xml:space="preserve"> </w:t>
+      </w:r>
+      <w:r>
+        <w:rPr>
+          <w:b/>
+          <w:bCs/>
+        </w:rPr>
+        <w:t xml:space="preserve">stt-service</w:t>
+      </w:r>
+      <w:r>
+        <w:t xml:space="preserve"> </w:t>
+      </w:r>
+      <w:r>
+        <w:t xml:space="preserve">(Cloud Run):</w:t>
+      </w:r>
+      <w:r>
+        <w:t xml:space="preserve"> </w:t>
+      </w:r>
+      <w:r>
+        <w:rPr>
           <w:rStyle w:val="VerbatimChar"/>
         </w:rPr>
         <w:t xml:space="preserve">WHISPER_MODEL</w:t>
@@ -12073,6 +12397,34 @@
         <w:t xml:space="preserve">WHISPER_DEVICE</w:t>
       </w:r>
       <w:r>
+        <w:t xml:space="preserve">.</w:t>
+      </w:r>
+      <w:r>
+        <w:t xml:space="preserve"> </w:t>
+      </w:r>
+      <w:r>
+        <w:rPr>
+          <w:b/>
+          <w:bCs/>
+        </w:rPr>
+        <w:t xml:space="preserve">ai-service</w:t>
+      </w:r>
+      <w:r>
+        <w:t xml:space="preserve"> </w:t>
+      </w:r>
+      <w:r>
+        <w:t xml:space="preserve">(VPS), RAG (D118):</w:t>
+      </w:r>
+      <w:r>
+        <w:t xml:space="preserve"> </w:t>
+      </w:r>
+      <w:r>
+        <w:rPr>
+          <w:rStyle w:val="VerbatimChar"/>
+        </w:rPr>
+        <w:t xml:space="preserve">QDRANT_URL</w:t>
+      </w:r>
+      <w:r>
         <w:t xml:space="preserve">,</w:t>
       </w:r>
       <w:r>
@@ -12082,7 +12434,22 @@
         <w:rPr>
           <w:rStyle w:val="VerbatimChar"/>
         </w:rPr>
-        <w:t xml:space="preserve">GEMINI_API_KEY</w:t>
+        <w:t xml:space="preserve">QDRANT_API_KEY</w:t>
+      </w:r>
+      <w:r>
+        <w:t xml:space="preserve"> </w:t>
+      </w:r>
+      <w:r>
+        <w:t xml:space="preserve">(rỗng ở local),</w:t>
+      </w:r>
+      <w:r>
+        <w:t xml:space="preserve"> </w:t>
+      </w:r>
+      <w:r>
+        <w:rPr>
+          <w:rStyle w:val="VerbatimChar"/>
+        </w:rPr>
+        <w:t xml:space="preserve">QDRANT_COLLECTION=veggielife_knowledge</w:t>
       </w:r>
       <w:r>
         <w:t xml:space="preserve">,</w:t>
@@ -12094,7 +12461,22 @@
         <w:rPr>
           <w:rStyle w:val="VerbatimChar"/>
         </w:rPr>
-        <w:t xml:space="preserve">GEMINI_MODEL</w:t>
+        <w:t xml:space="preserve">EMBEDDING_MODEL=gemini-embedding-001</w:t>
+      </w:r>
+      <w:r>
+        <w:t xml:space="preserve"> </w:t>
+      </w:r>
+      <w:r>
+        <w:t xml:space="preserve">(xác nhận tên model khi code),</w:t>
+      </w:r>
+      <w:r>
+        <w:t xml:space="preserve"> </w:t>
+      </w:r>
+      <w:r>
+        <w:rPr>
+          <w:rStyle w:val="VerbatimChar"/>
+        </w:rPr>
+        <w:t xml:space="preserve">EMBEDDING_DIMENSIONS=768</w:t>
       </w:r>
       <w:r>
         <w:t xml:space="preserve">,</w:t>
@@ -12106,7 +12488,7 @@
         <w:rPr>
           <w:rStyle w:val="VerbatimChar"/>
         </w:rPr>
-        <w:t xml:space="preserve">INTERNAL_API_KEY</w:t>
+        <w:t xml:space="preserve">RAG_TOP_K=5</w:t>
       </w:r>
       <w:r>
         <w:t xml:space="preserve">,</w:t>
@@ -12118,7 +12500,7 @@
         <w:rPr>
           <w:rStyle w:val="VerbatimChar"/>
         </w:rPr>
-        <w:t xml:space="preserve">MAX_UPLOAD_MB</w:t>
+        <w:t xml:space="preserve">RAG_MIN_SCORE=0.55</w:t>
       </w:r>
       <w:r>
         <w:t xml:space="preserve">,</w:t>
@@ -12130,7 +12512,7 @@
         <w:rPr>
           <w:rStyle w:val="VerbatimChar"/>
         </w:rPr>
-        <w:t xml:space="preserve">PORT</w:t>
+        <w:t xml:space="preserve">RAG_TIMEOUT_SECONDS=3</w:t>
       </w:r>
       <w:r>
         <w:t xml:space="preserve">.</w:t>
@@ -12802,25 +13184,13 @@
         <w:rPr>
           <w:rStyle w:val="KeywordTok"/>
         </w:rPr>
-        <w:t xml:space="preserve">,</w:t>
-      </w:r>
-      <w:r>
-        <w:rPr>
-          <w:rStyle w:val="AttributeTok"/>
-        </w:rPr>
-        <w:t xml:space="preserve"> </w:t>
-      </w:r>
-      <w:r>
-        <w:rPr>
-          <w:rStyle w:val="StringTok"/>
-        </w:rPr>
-        <w:t xml:space="preserve">"6334:6334"</w:t>
-      </w:r>
-      <w:r>
-        <w:rPr>
-          <w:rStyle w:val="KeywordTok"/>
-        </w:rPr>
         <w:t xml:space="preserve">]</w:t>
+      </w:r>
+      <w:r>
+        <w:rPr>
+          <w:rStyle w:val="CommentTok"/>
+        </w:rPr>
+        <w:t xml:space="preserve">          # chỉ để debug ở local; staging không mở cổng</w:t>
       </w:r>
     </w:p>
     <w:p>
@@ -13115,7 +13485,7 @@
         <w:rPr>
           <w:rStyle w:val="FunctionTok"/>
         </w:rPr>
-        <w:t xml:space="preserve">qdrant</w:t>
+        <w:t xml:space="preserve">ai-service</w:t>
       </w:r>
       <w:r>
         <w:rPr>
@@ -13320,6 +13690,113 @@
         <w:rPr>
           <w:rStyle w:val="FunctionTok"/>
         </w:rPr>
+        <w:t xml:space="preserve">depends_on</w:t>
+      </w:r>
+      <w:r>
+        <w:rPr>
+          <w:rStyle w:val="KeywordTok"/>
+        </w:rPr>
+        <w:t xml:space="preserve">:</w:t>
+      </w:r>
+      <w:r>
+        <w:rPr>
+          <w:rStyle w:val="AttributeTok"/>
+        </w:rPr>
+        <w:t xml:space="preserve"> </w:t>
+      </w:r>
+      <w:r>
+        <w:rPr>
+          <w:rStyle w:val="KeywordTok"/>
+        </w:rPr>
+        <w:t xml:space="preserve">{</w:t>
+      </w:r>
+      <w:r>
+        <w:rPr>
+          <w:rStyle w:val="AttributeTok"/>
+        </w:rPr>
+        <w:t xml:space="preserve"> </w:t>
+      </w:r>
+      <w:r>
+        <w:rPr>
+          <w:rStyle w:val="FunctionTok"/>
+        </w:rPr>
+        <w:t xml:space="preserve">qdrant</w:t>
+      </w:r>
+      <w:r>
+        <w:rPr>
+          <w:rStyle w:val="KeywordTok"/>
+        </w:rPr>
+        <w:t xml:space="preserve">:</w:t>
+      </w:r>
+      <w:r>
+        <w:rPr>
+          <w:rStyle w:val="AttributeTok"/>
+        </w:rPr>
+        <w:t xml:space="preserve"> </w:t>
+      </w:r>
+      <w:r>
+        <w:rPr>
+          <w:rStyle w:val="KeywordTok"/>
+        </w:rPr>
+        <w:t xml:space="preserve">{</w:t>
+      </w:r>
+      <w:r>
+        <w:rPr>
+          <w:rStyle w:val="AttributeTok"/>
+        </w:rPr>
+        <w:t xml:space="preserve"> </w:t>
+      </w:r>
+      <w:r>
+        <w:rPr>
+          <w:rStyle w:val="FunctionTok"/>
+        </w:rPr>
+        <w:t xml:space="preserve">condition</w:t>
+      </w:r>
+      <w:r>
+        <w:rPr>
+          <w:rStyle w:val="KeywordTok"/>
+        </w:rPr>
+        <w:t xml:space="preserve">:</w:t>
+      </w:r>
+      <w:r>
+        <w:rPr>
+          <w:rStyle w:val="AttributeTok"/>
+        </w:rPr>
+        <w:t xml:space="preserve"> service_started </w:t>
+      </w:r>
+      <w:r>
+        <w:rPr>
+          <w:rStyle w:val="KeywordTok"/>
+        </w:rPr>
+        <w:t xml:space="preserve">}</w:t>
+      </w:r>
+      <w:r>
+        <w:rPr>
+          <w:rStyle w:val="AttributeTok"/>
+        </w:rPr>
+        <w:t xml:space="preserve"> </w:t>
+      </w:r>
+      <w:r>
+        <w:rPr>
+          <w:rStyle w:val="KeywordTok"/>
+        </w:rPr>
+        <w:t xml:space="preserve">}</w:t>
+      </w:r>
+    </w:p>
+    <w:p>
+      <w:pPr>
+        <w:pStyle w:val="SourceCode"/>
+      </w:pPr>
+      <w:r>
+        <w:rPr>
+          <w:rStyle w:val="AttributeTok"/>
+        </w:rPr>
+        <w:t xml:space="preserve">    </w:t>
+      </w:r>
+      <w:r>
+        <w:rPr>
+          <w:rStyle w:val="FunctionTok"/>
+        </w:rPr>
         <w:t xml:space="preserve">ports</w:t>
       </w:r>
       <w:r>
@@ -13345,6 +13822,212 @@
           <w:rStyle w:val="StringTok"/>
         </w:rPr>
         <w:t xml:space="preserve">"8081:8080"</w:t>
+      </w:r>
+      <w:r>
+        <w:rPr>
+          <w:rStyle w:val="KeywordTok"/>
+        </w:rPr>
+        <w:t xml:space="preserve">]</w:t>
+      </w:r>
+      <w:r>
+        <w:rPr>
+          <w:rStyle w:val="CommentTok"/>
+        </w:rPr>
+        <w:t xml:space="preserve">      # chỉ mở cho Backend; không công khai ra Internet</w:t>
+      </w:r>
+    </w:p>
+    <w:p>
+      <w:pPr>
+        <w:pStyle w:val="SourceCode"/>
+      </w:pPr>
+      <w:r>
+        <w:rPr>
+          <w:rStyle w:val="AttributeTok"/>
+        </w:rPr>
+        <w:t xml:space="preserve">  </w:t>
+      </w:r>
+      <w:r>
+        <w:rPr>
+          <w:rStyle w:val="FunctionTok"/>
+        </w:rPr>
+        <w:t xml:space="preserve">stt-service</w:t>
+      </w:r>
+      <w:r>
+        <w:rPr>
+          <w:rStyle w:val="KeywordTok"/>
+        </w:rPr>
+        <w:t xml:space="preserve">:</w:t>
+      </w:r>
+      <w:r>
+        <w:rPr>
+          <w:rStyle w:val="CommentTok"/>
+        </w:rPr>
+        <w:t xml:space="preserve">                 # chỉ dùng ở local; staging/production chạy Cloud Run (D119)</w:t>
+      </w:r>
+    </w:p>
+    <w:p>
+      <w:pPr>
+        <w:pStyle w:val="SourceCode"/>
+      </w:pPr>
+      <w:r>
+        <w:rPr>
+          <w:rStyle w:val="AttributeTok"/>
+        </w:rPr>
+        <w:t xml:space="preserve">    </w:t>
+      </w:r>
+      <w:r>
+        <w:rPr>
+          <w:rStyle w:val="FunctionTok"/>
+        </w:rPr>
+        <w:t xml:space="preserve">build</w:t>
+      </w:r>
+      <w:r>
+        <w:rPr>
+          <w:rStyle w:val="KeywordTok"/>
+        </w:rPr>
+        <w:t xml:space="preserve">:</w:t>
+      </w:r>
+      <w:r>
+        <w:rPr>
+          <w:rStyle w:val="AttributeTok"/>
+        </w:rPr>
+        <w:t xml:space="preserve"> </w:t>
+      </w:r>
+      <w:r>
+        <w:rPr>
+          <w:rStyle w:val="KeywordTok"/>
+        </w:rPr>
+        <w:t xml:space="preserve">{</w:t>
+      </w:r>
+      <w:r>
+        <w:rPr>
+          <w:rStyle w:val="AttributeTok"/>
+        </w:rPr>
+        <w:t xml:space="preserve"> </w:t>
+      </w:r>
+      <w:r>
+        <w:rPr>
+          <w:rStyle w:val="FunctionTok"/>
+        </w:rPr>
+        <w:t xml:space="preserve">context</w:t>
+      </w:r>
+      <w:r>
+        <w:rPr>
+          <w:rStyle w:val="KeywordTok"/>
+        </w:rPr>
+        <w:t xml:space="preserve">:</w:t>
+      </w:r>
+      <w:r>
+        <w:rPr>
+          <w:rStyle w:val="AttributeTok"/>
+        </w:rPr>
+        <w:t xml:space="preserve"> ../veggielife-ai-service</w:t>
+      </w:r>
+      <w:r>
+        <w:rPr>
+          <w:rStyle w:val="KeywordTok"/>
+        </w:rPr>
+        <w:t xml:space="preserve">,</w:t>
+      </w:r>
+      <w:r>
+        <w:rPr>
+          <w:rStyle w:val="AttributeTok"/>
+        </w:rPr>
+        <w:t xml:space="preserve"> </w:t>
+      </w:r>
+      <w:r>
+        <w:rPr>
+          <w:rStyle w:val="FunctionTok"/>
+        </w:rPr>
+        <w:t xml:space="preserve">dockerfile</w:t>
+      </w:r>
+      <w:r>
+        <w:rPr>
+          <w:rStyle w:val="KeywordTok"/>
+        </w:rPr>
+        <w:t xml:space="preserve">:</w:t>
+      </w:r>
+      <w:r>
+        <w:rPr>
+          <w:rStyle w:val="AttributeTok"/>
+        </w:rPr>
+        <w:t xml:space="preserve"> Dockerfile.stt </w:t>
+      </w:r>
+      <w:r>
+        <w:rPr>
+          <w:rStyle w:val="KeywordTok"/>
+        </w:rPr>
+        <w:t xml:space="preserve">}</w:t>
+      </w:r>
+    </w:p>
+    <w:p>
+      <w:pPr>
+        <w:pStyle w:val="SourceCode"/>
+      </w:pPr>
+      <w:r>
+        <w:rPr>
+          <w:rStyle w:val="AttributeTok"/>
+        </w:rPr>
+        <w:t xml:space="preserve">    </w:t>
+      </w:r>
+      <w:r>
+        <w:rPr>
+          <w:rStyle w:val="FunctionTok"/>
+        </w:rPr>
+        <w:t xml:space="preserve">env_file</w:t>
+      </w:r>
+      <w:r>
+        <w:rPr>
+          <w:rStyle w:val="KeywordTok"/>
+        </w:rPr>
+        <w:t xml:space="preserve">:</w:t>
+      </w:r>
+      <w:r>
+        <w:rPr>
+          <w:rStyle w:val="AttributeTok"/>
+        </w:rPr>
+        <w:t xml:space="preserve"> ../veggielife-ai-service/.env</w:t>
+      </w:r>
+    </w:p>
+    <w:p>
+      <w:pPr>
+        <w:pStyle w:val="SourceCode"/>
+      </w:pPr>
+      <w:r>
+        <w:rPr>
+          <w:rStyle w:val="AttributeTok"/>
+        </w:rPr>
+        <w:t xml:space="preserve">    </w:t>
+      </w:r>
+      <w:r>
+        <w:rPr>
+          <w:rStyle w:val="FunctionTok"/>
+        </w:rPr>
+        <w:t xml:space="preserve">ports</w:t>
+      </w:r>
+      <w:r>
+        <w:rPr>
+          <w:rStyle w:val="KeywordTok"/>
+        </w:rPr>
+        <w:t xml:space="preserve">:</w:t>
+      </w:r>
+      <w:r>
+        <w:rPr>
+          <w:rStyle w:val="AttributeTok"/>
+        </w:rPr>
+        <w:t xml:space="preserve"> </w:t>
+      </w:r>
+      <w:r>
+        <w:rPr>
+          <w:rStyle w:val="KeywordTok"/>
+        </w:rPr>
+        <w:t xml:space="preserve">[</w:t>
+      </w:r>
+      <w:r>
+        <w:rPr>
+          <w:rStyle w:val="StringTok"/>
+        </w:rPr>
+        <w:t xml:space="preserve">"8082:8080"</w:t>
       </w:r>
       <w:r>
         <w:rPr>
@@ -13517,7 +14200,7 @@
         <w:t xml:space="preserve"> </w:t>
       </w:r>
       <w:r>
-        <w:t xml:space="preserve">(kiểm DB + Redis; Qdrant chỉ cảnh báo, không làm sập).</w:t>
+        <w:t xml:space="preserve">(kiểm DB + Redis; AI service chỉ cảnh báo, không làm sập).</w:t>
       </w:r>
     </w:p>
     <w:p>
@@ -13529,7 +14212,16 @@
         </w:numPr>
       </w:pPr>
       <w:r>
-        <w:t xml:space="preserve">AI service: cài</w:t>
+        <w:t xml:space="preserve">stt-service (</w:t>
+      </w:r>
+      <w:r>
+        <w:rPr>
+          <w:rStyle w:val="VerbatimChar"/>
+        </w:rPr>
+        <w:t xml:space="preserve">Dockerfile.stt</w:t>
+      </w:r>
+      <w:r>
+        <w:t xml:space="preserve">): cài</w:t>
       </w:r>
       <w:r>
         <w:t xml:space="preserve"> </w:t>
@@ -13541,7 +14233,31 @@
         <w:t xml:space="preserve">ffmpeg</w:t>
       </w:r>
       <w:r>
-        <w:t xml:space="preserve">; tải model Whisper khi build hoặc lần chạy đầu (cache volume).</w:t>
+        <w:t xml:space="preserve">; tải model Whisper khi build. ai-service (</w:t>
+      </w:r>
+      <w:r>
+        <w:rPr>
+          <w:rStyle w:val="VerbatimChar"/>
+        </w:rPr>
+        <w:t xml:space="preserve">Dockerfile</w:t>
+      </w:r>
+      <w:r>
+        <w:t xml:space="preserve">):</w:t>
+      </w:r>
+      <w:r>
+        <w:t xml:space="preserve"> </w:t>
+      </w:r>
+      <w:r>
+        <w:rPr>
+          <w:rStyle w:val="VerbatimChar"/>
+        </w:rPr>
+        <w:t xml:space="preserve">/health</w:t>
+      </w:r>
+      <w:r>
+        <w:t xml:space="preserve"> </w:t>
+      </w:r>
+      <w:r>
+        <w:t xml:space="preserve">trả 200 khi tiến trình sống và báo trạng thái Qdrant/Gemini trong thân phản hồi.</w:t>
       </w:r>
     </w:p>
     <w:p>
@@ -13635,10 +14351,10 @@
         <w:tblLayout w:type="fixed"/>
       </w:tblPr>
       <w:tblGrid>
-        <w:gridCol w:w="1676"/>
-        <w:gridCol w:w="6464"/>
-        <w:gridCol w:w="3243"/>
-        <w:gridCol w:w="2565"/>
+        <w:gridCol w:w="1219"/>
+        <w:gridCol w:w="5312"/>
+        <w:gridCol w:w="4726"/>
+        <w:gridCol w:w="2691"/>
       </w:tblGrid>
       <w:tr>
         <w:trPr>
@@ -13647,7 +14363,7 @@
         </w:trPr>
         <w:tc>
           <w:tcPr>
-            <w:tcW w:w="1676" w:type="dxa"/>
+            <w:tcW w:w="1219" w:type="dxa"/>
           </w:tcPr>
           <w:p>
             <w:pPr>
@@ -13668,7 +14384,7 @@
         </w:tc>
         <w:tc>
           <w:tcPr>
-            <w:tcW w:w="6464" w:type="dxa"/>
+            <w:tcW w:w="5312" w:type="dxa"/>
           </w:tcPr>
           <w:p>
             <w:pPr>
@@ -13689,7 +14405,7 @@
         </w:tc>
         <w:tc>
           <w:tcPr>
-            <w:tcW w:w="3243" w:type="dxa"/>
+            <w:tcW w:w="4726" w:type="dxa"/>
           </w:tcPr>
           <w:p>
             <w:pPr>
@@ -13729,7 +14445,7 @@
         </w:tc>
         <w:tc>
           <w:tcPr>
-            <w:tcW w:w="2565" w:type="dxa"/>
+            <w:tcW w:w="2691" w:type="dxa"/>
           </w:tcPr>
           <w:p>
             <w:pPr>
@@ -13774,7 +14490,7 @@
         </w:trPr>
         <w:tc>
           <w:tcPr>
-            <w:tcW w:w="1676" w:type="dxa"/>
+            <w:tcW w:w="1219" w:type="dxa"/>
           </w:tcPr>
           <w:p>
             <w:pPr>
@@ -13794,21 +14510,71 @@
         </w:tc>
         <w:tc>
           <w:tcPr>
-            <w:tcW w:w="6464" w:type="dxa"/>
-          </w:tcPr>
-          <w:p>
-            <w:pPr>
-              <w:pStyle w:val="Compact"/>
-              <w:spacing w:before="30" w:after="30" w:line="269" w:lineRule="auto"/>
-              <w:jc w:val="left"/>
-            </w:pPr>
-            <w:r>
-              <w:rPr>
-                <w:rFonts w:ascii="Times New Roman" w:hAnsi="Times New Roman"/>
-                <w:color w:val="000000"/>
-                <w:sz w:val="20"/>
-              </w:rPr>
-              <w:t xml:space="preserve">restore/build/test (service container SQL Server + Redis +</w:t>
+            <w:tcW w:w="5312" w:type="dxa"/>
+          </w:tcPr>
+          <w:p>
+            <w:pPr>
+              <w:pStyle w:val="Compact"/>
+              <w:spacing w:before="30" w:after="30" w:line="269" w:lineRule="auto"/>
+              <w:jc w:val="left"/>
+            </w:pPr>
+            <w:r>
+              <w:rPr>
+                <w:rFonts w:ascii="Times New Roman" w:hAnsi="Times New Roman"/>
+                <w:color w:val="000000"/>
+                <w:sz w:val="20"/>
+              </w:rPr>
+              <w:t xml:space="preserve">restore/build/test (service container SQL Server + Redis; bỏ qua nhóm test</w:t>
+            </w:r>
+            <w:r>
+              <w:rPr>
+                <w:rFonts w:ascii="Times New Roman" w:hAnsi="Times New Roman"/>
+                <w:color w:val="000000"/>
+                <w:sz w:val="20"/>
+              </w:rPr>
+              <w:t xml:space="preserve"> </w:t>
+            </w:r>
+            <w:r>
+              <w:rPr>
+                <w:rStyle w:val="VerbatimChar"/>
+                <w:rFonts w:ascii="Courier New" w:hAnsi="Courier New"/>
+                <w:color w:val="000000"/>
+                <w:sz w:val="18"/>
+              </w:rPr>
+              <w:t xml:space="preserve">AiServiceIntegration</w:t>
+            </w:r>
+            <w:r>
+              <w:rPr>
+                <w:rFonts w:ascii="Times New Roman" w:hAnsi="Times New Roman"/>
+                <w:color w:val="000000"/>
+                <w:sz w:val="20"/>
+              </w:rPr>
+              <w:t xml:space="preserve">),</w:t>
+            </w:r>
+            <w:r>
+              <w:rPr>
+                <w:rFonts w:ascii="Times New Roman" w:hAnsi="Times New Roman"/>
+                <w:color w:val="000000"/>
+                <w:sz w:val="20"/>
+              </w:rPr>
+              <w:t xml:space="preserve"> </w:t>
+            </w:r>
+            <w:r>
+              <w:rPr>
+                <w:rStyle w:val="VerbatimChar"/>
+                <w:rFonts w:ascii="Courier New" w:hAnsi="Courier New"/>
+                <w:color w:val="000000"/>
+                <w:sz w:val="18"/>
+              </w:rPr>
+              <w:t xml:space="preserve">dotnet format --verify-no-changes</w:t>
+            </w:r>
+            <w:r>
+              <w:rPr>
+                <w:rFonts w:ascii="Times New Roman" w:hAnsi="Times New Roman"/>
+                <w:color w:val="000000"/>
+                <w:sz w:val="20"/>
+              </w:rPr>
+              <w:t xml:space="preserve">,</w:t>
             </w:r>
             <w:r>
               <w:rPr>
@@ -13826,15 +14592,15 @@
                 <w:color w:val="000000"/>
                 <w:sz w:val="20"/>
               </w:rPr>
-              <w:t xml:space="preserve">Qdrant</w:t>
-            </w:r>
-            <w:r>
-              <w:rPr>
-                <w:rFonts w:ascii="Times New Roman" w:hAnsi="Times New Roman"/>
-                <w:color w:val="000000"/>
-                <w:sz w:val="20"/>
-              </w:rPr>
-              <w:t xml:space="preserve">),</w:t>
+              <w:t xml:space="preserve">contract guard</w:t>
+            </w:r>
+            <w:r>
+              <w:rPr>
+                <w:rFonts w:ascii="Times New Roman" w:hAnsi="Times New Roman"/>
+                <w:color w:val="000000"/>
+                <w:sz w:val="20"/>
+              </w:rPr>
+              <w:t xml:space="preserve">,</w:t>
             </w:r>
             <w:r>
               <w:rPr>
@@ -13851,15 +14617,68 @@
                 <w:color w:val="000000"/>
                 <w:sz w:val="18"/>
               </w:rPr>
-              <w:t xml:space="preserve">dotnet format --verify-no-changes</w:t>
-            </w:r>
-            <w:r>
-              <w:rPr>
-                <w:rFonts w:ascii="Times New Roman" w:hAnsi="Times New Roman"/>
-                <w:color w:val="000000"/>
-                <w:sz w:val="20"/>
-              </w:rPr>
-              <w:t xml:space="preserve">,</w:t>
+              <w:t xml:space="preserve">gitleaks</w:t>
+            </w:r>
+            <w:r>
+              <w:rPr>
+                <w:rFonts w:ascii="Times New Roman" w:hAnsi="Times New Roman"/>
+                <w:color w:val="000000"/>
+                <w:sz w:val="20"/>
+              </w:rPr>
+              <w:t xml:space="preserve">, coverage</w:t>
+            </w:r>
+          </w:p>
+        </w:tc>
+        <w:tc>
+          <w:tcPr>
+            <w:tcW w:w="4726" w:type="dxa"/>
+          </w:tcPr>
+          <w:p>
+            <w:pPr>
+              <w:pStyle w:val="Compact"/>
+              <w:spacing w:before="30" w:after="30" w:line="269" w:lineRule="auto"/>
+              <w:jc w:val="left"/>
+            </w:pPr>
+            <w:r>
+              <w:rPr>
+                <w:rFonts w:ascii="Times New Roman" w:hAnsi="Times New Roman"/>
+                <w:color w:val="000000"/>
+                <w:sz w:val="20"/>
+              </w:rPr>
+              <w:t xml:space="preserve">Chạy nhóm</w:t>
+            </w:r>
+            <w:r>
+              <w:rPr>
+                <w:rFonts w:ascii="Times New Roman" w:hAnsi="Times New Roman"/>
+                <w:color w:val="000000"/>
+                <w:sz w:val="20"/>
+              </w:rPr>
+              <w:t xml:space="preserve"> </w:t>
+            </w:r>
+            <w:r>
+              <w:rPr>
+                <w:rStyle w:val="VerbatimChar"/>
+                <w:rFonts w:ascii="Courier New" w:hAnsi="Courier New"/>
+                <w:color w:val="000000"/>
+                <w:sz w:val="18"/>
+              </w:rPr>
+              <w:t xml:space="preserve">AiServiceIntegration</w:t>
+            </w:r>
+            <w:r>
+              <w:rPr>
+                <w:rFonts w:ascii="Times New Roman" w:hAnsi="Times New Roman"/>
+                <w:color w:val="000000"/>
+                <w:sz w:val="20"/>
+              </w:rPr>
+              <w:t xml:space="preserve"> </w:t>
+            </w:r>
+            <w:r>
+              <w:rPr>
+                <w:rFonts w:ascii="Times New Roman" w:hAnsi="Times New Roman"/>
+                <w:color w:val="000000"/>
+                <w:sz w:val="20"/>
+              </w:rPr>
+              <w:t xml:space="preserve">(ai-service thật qua Testcontainers, Gemini thật, khóa ở GitHub Secrets — D119); build image, deploy</w:t>
             </w:r>
             <w:r>
               <w:rPr>
@@ -13877,84 +14696,13 @@
                 <w:color w:val="000000"/>
                 <w:sz w:val="20"/>
               </w:rPr>
-              <w:t xml:space="preserve">contract guard</w:t>
-            </w:r>
-            <w:r>
-              <w:rPr>
-                <w:rFonts w:ascii="Times New Roman" w:hAnsi="Times New Roman"/>
-                <w:color w:val="000000"/>
-                <w:sz w:val="20"/>
-              </w:rPr>
-              <w:t xml:space="preserve">,</w:t>
-            </w:r>
-            <w:r>
-              <w:rPr>
-                <w:rFonts w:ascii="Times New Roman" w:hAnsi="Times New Roman"/>
-                <w:color w:val="000000"/>
-                <w:sz w:val="20"/>
-              </w:rPr>
-              <w:t xml:space="preserve"> </w:t>
-            </w:r>
-            <w:r>
-              <w:rPr>
-                <w:rStyle w:val="VerbatimChar"/>
-                <w:rFonts w:ascii="Courier New" w:hAnsi="Courier New"/>
-                <w:color w:val="000000"/>
-                <w:sz w:val="18"/>
-              </w:rPr>
-              <w:t xml:space="preserve">gitleaks</w:t>
-            </w:r>
-            <w:r>
-              <w:rPr>
-                <w:rFonts w:ascii="Times New Roman" w:hAnsi="Times New Roman"/>
-                <w:color w:val="000000"/>
-                <w:sz w:val="20"/>
-              </w:rPr>
-              <w:t xml:space="preserve">, coverage</w:t>
-            </w:r>
-          </w:p>
-        </w:tc>
-        <w:tc>
-          <w:tcPr>
-            <w:tcW w:w="3243" w:type="dxa"/>
-          </w:tcPr>
-          <w:p>
-            <w:pPr>
-              <w:pStyle w:val="Compact"/>
-              <w:spacing w:before="30" w:after="30" w:line="269" w:lineRule="auto"/>
-              <w:jc w:val="left"/>
-            </w:pPr>
-            <w:r>
-              <w:rPr>
-                <w:rFonts w:ascii="Times New Roman" w:hAnsi="Times New Roman"/>
-                <w:color w:val="000000"/>
-                <w:sz w:val="20"/>
-              </w:rPr>
-              <w:t xml:space="preserve">Build image, deploy</w:t>
-            </w:r>
-            <w:r>
-              <w:rPr>
-                <w:rFonts w:ascii="Times New Roman" w:hAnsi="Times New Roman"/>
-                <w:color w:val="000000"/>
-                <w:sz w:val="20"/>
-              </w:rPr>
-              <w:t xml:space="preserve"> </w:t>
-            </w:r>
-            <w:r>
-              <w:rPr>
-                <w:rFonts w:ascii="Times New Roman" w:hAnsi="Times New Roman"/>
-                <w:b/>
-                <w:bCs/>
-                <w:color w:val="000000"/>
-                <w:sz w:val="20"/>
-              </w:rPr>
               <w:t xml:space="preserve">staging</w:t>
             </w:r>
           </w:p>
         </w:tc>
         <w:tc>
           <w:tcPr>
-            <w:tcW w:w="2565" w:type="dxa"/>
+            <w:tcW w:w="2691" w:type="dxa"/>
           </w:tcPr>
           <w:p>
             <w:pPr>
@@ -14012,7 +14760,7 @@
         </w:trPr>
         <w:tc>
           <w:tcPr>
-            <w:tcW w:w="1676" w:type="dxa"/>
+            <w:tcW w:w="1219" w:type="dxa"/>
           </w:tcPr>
           <w:p>
             <w:pPr>
@@ -14032,7 +14780,7 @@
         </w:tc>
         <w:tc>
           <w:tcPr>
-            <w:tcW w:w="6464" w:type="dxa"/>
+            <w:tcW w:w="5312" w:type="dxa"/>
           </w:tcPr>
           <w:p>
             <w:pPr>
@@ -14169,7 +14917,7 @@
         </w:tc>
         <w:tc>
           <w:tcPr>
-            <w:tcW w:w="3243" w:type="dxa"/>
+            <w:tcW w:w="4726" w:type="dxa"/>
           </w:tcPr>
           <w:p>
             <w:pPr>
@@ -14189,7 +14937,7 @@
         </w:tc>
         <w:tc>
           <w:tcPr>
-            <w:tcW w:w="2565" w:type="dxa"/>
+            <w:tcW w:w="2691" w:type="dxa"/>
           </w:tcPr>
           <w:p>
             <w:pPr>
@@ -14214,7 +14962,7 @@
         </w:trPr>
         <w:tc>
           <w:tcPr>
-            <w:tcW w:w="1676" w:type="dxa"/>
+            <w:tcW w:w="1219" w:type="dxa"/>
           </w:tcPr>
           <w:p>
             <w:pPr>
@@ -14234,7 +14982,7 @@
         </w:tc>
         <w:tc>
           <w:tcPr>
-            <w:tcW w:w="6464" w:type="dxa"/>
+            <w:tcW w:w="5312" w:type="dxa"/>
           </w:tcPr>
           <w:p>
             <w:pPr>
@@ -14282,47 +15030,140 @@
                 <w:color w:val="000000"/>
                 <w:sz w:val="20"/>
               </w:rPr>
-              <w:t xml:space="preserve">, build Docker</w:t>
-            </w:r>
-          </w:p>
-        </w:tc>
-        <w:tc>
-          <w:tcPr>
-            <w:tcW w:w="3243" w:type="dxa"/>
-          </w:tcPr>
-          <w:p>
-            <w:pPr>
-              <w:pStyle w:val="Compact"/>
-              <w:spacing w:before="30" w:after="30" w:line="269" w:lineRule="auto"/>
-              <w:jc w:val="left"/>
-            </w:pPr>
-            <w:r>
-              <w:rPr>
-                <w:rFonts w:ascii="Times New Roman" w:hAnsi="Times New Roman"/>
-                <w:color w:val="000000"/>
-                <w:sz w:val="20"/>
-              </w:rPr>
-              <w:t xml:space="preserve">Cloud Run staging</w:t>
-            </w:r>
-          </w:p>
-        </w:tc>
-        <w:tc>
-          <w:tcPr>
-            <w:tcW w:w="2565" w:type="dxa"/>
-          </w:tcPr>
-          <w:p>
-            <w:pPr>
-              <w:pStyle w:val="Compact"/>
-              <w:spacing w:before="30" w:after="30" w:line="269" w:lineRule="auto"/>
-              <w:jc w:val="left"/>
-            </w:pPr>
-            <w:r>
-              <w:rPr>
-                <w:rFonts w:ascii="Times New Roman" w:hAnsi="Times New Roman"/>
-                <w:color w:val="000000"/>
-                <w:sz w:val="20"/>
-              </w:rPr>
-              <w:t xml:space="preserve">Cloud Run production</w:t>
+              <w:t xml:space="preserve"> </w:t>
+            </w:r>
+            <w:r>
+              <w:rPr>
+                <w:rFonts w:ascii="Times New Roman" w:hAnsi="Times New Roman"/>
+                <w:color w:val="000000"/>
+                <w:sz w:val="20"/>
+              </w:rPr>
+              <w:t xml:space="preserve">(service container</w:t>
+            </w:r>
+            <w:r>
+              <w:rPr>
+                <w:rFonts w:ascii="Times New Roman" w:hAnsi="Times New Roman"/>
+                <w:color w:val="000000"/>
+                <w:sz w:val="20"/>
+              </w:rPr>
+              <w:t xml:space="preserve"> </w:t>
+            </w:r>
+            <w:r>
+              <w:rPr>
+                <w:rFonts w:ascii="Times New Roman" w:hAnsi="Times New Roman"/>
+                <w:b/>
+                <w:bCs/>
+                <w:color w:val="000000"/>
+                <w:sz w:val="20"/>
+              </w:rPr>
+              <w:t xml:space="preserve">Qdrant</w:t>
+            </w:r>
+            <w:r>
+              <w:rPr>
+                <w:rFonts w:ascii="Times New Roman" w:hAnsi="Times New Roman"/>
+                <w:color w:val="000000"/>
+                <w:sz w:val="20"/>
+              </w:rPr>
+              <w:t xml:space="preserve">), build 2 image (</w:t>
+            </w:r>
+            <w:r>
+              <w:rPr>
+                <w:rStyle w:val="VerbatimChar"/>
+                <w:rFonts w:ascii="Courier New" w:hAnsi="Courier New"/>
+                <w:color w:val="000000"/>
+                <w:sz w:val="18"/>
+              </w:rPr>
+              <w:t xml:space="preserve">Dockerfile</w:t>
+            </w:r>
+            <w:r>
+              <w:rPr>
+                <w:rFonts w:ascii="Times New Roman" w:hAnsi="Times New Roman"/>
+                <w:color w:val="000000"/>
+                <w:sz w:val="20"/>
+              </w:rPr>
+              <w:t xml:space="preserve">,</w:t>
+            </w:r>
+            <w:r>
+              <w:rPr>
+                <w:rFonts w:ascii="Times New Roman" w:hAnsi="Times New Roman"/>
+                <w:color w:val="000000"/>
+                <w:sz w:val="20"/>
+              </w:rPr>
+              <w:t xml:space="preserve"> </w:t>
+            </w:r>
+            <w:r>
+              <w:rPr>
+                <w:rStyle w:val="VerbatimChar"/>
+                <w:rFonts w:ascii="Courier New" w:hAnsi="Courier New"/>
+                <w:color w:val="000000"/>
+                <w:sz w:val="18"/>
+              </w:rPr>
+              <w:t xml:space="preserve">Dockerfile.stt</w:t>
+            </w:r>
+            <w:r>
+              <w:rPr>
+                <w:rFonts w:ascii="Times New Roman" w:hAnsi="Times New Roman"/>
+                <w:color w:val="000000"/>
+                <w:sz w:val="20"/>
+              </w:rPr>
+              <w:t xml:space="preserve">)</w:t>
+            </w:r>
+          </w:p>
+        </w:tc>
+        <w:tc>
+          <w:tcPr>
+            <w:tcW w:w="4726" w:type="dxa"/>
+          </w:tcPr>
+          <w:p>
+            <w:pPr>
+              <w:pStyle w:val="Compact"/>
+              <w:spacing w:before="30" w:after="30" w:line="269" w:lineRule="auto"/>
+              <w:jc w:val="left"/>
+            </w:pPr>
+            <w:r>
+              <w:rPr>
+                <w:rFonts w:ascii="Times New Roman" w:hAnsi="Times New Roman"/>
+                <w:color w:val="000000"/>
+                <w:sz w:val="20"/>
+              </w:rPr>
+              <w:t xml:space="preserve">ai-service: VPS staging (</w:t>
+            </w:r>
+            <w:r>
+              <w:rPr>
+                <w:rStyle w:val="VerbatimChar"/>
+                <w:rFonts w:ascii="Courier New" w:hAnsi="Courier New"/>
+                <w:color w:val="000000"/>
+                <w:sz w:val="18"/>
+              </w:rPr>
+              <w:t xml:space="preserve">docker compose</w:t>
+            </w:r>
+            <w:r>
+              <w:rPr>
+                <w:rFonts w:ascii="Times New Roman" w:hAnsi="Times New Roman"/>
+                <w:color w:val="000000"/>
+                <w:sz w:val="20"/>
+              </w:rPr>
+              <w:t xml:space="preserve">); stt-service: Cloud Run staging</w:t>
+            </w:r>
+          </w:p>
+        </w:tc>
+        <w:tc>
+          <w:tcPr>
+            <w:tcW w:w="2691" w:type="dxa"/>
+          </w:tcPr>
+          <w:p>
+            <w:pPr>
+              <w:pStyle w:val="Compact"/>
+              <w:spacing w:before="30" w:after="30" w:line="269" w:lineRule="auto"/>
+              <w:jc w:val="left"/>
+            </w:pPr>
+            <w:r>
+              <w:rPr>
+                <w:rFonts w:ascii="Times New Roman" w:hAnsi="Times New Roman"/>
+                <w:color w:val="000000"/>
+                <w:sz w:val="20"/>
+              </w:rPr>
+              <w:t xml:space="preserve">ai-service: VPS production; stt-service: Cloud Run production</w:t>
             </w:r>
           </w:p>
         </w:tc>
@@ -14412,9 +15253,9 @@
         <w:tblLayout w:type="fixed"/>
       </w:tblPr>
       <w:tblGrid>
-        <w:gridCol w:w="1617"/>
-        <w:gridCol w:w="6963"/>
-        <w:gridCol w:w="5369"/>
+        <w:gridCol w:w="2099"/>
+        <w:gridCol w:w="6690"/>
+        <w:gridCol w:w="5159"/>
       </w:tblGrid>
       <w:tr>
         <w:trPr>
@@ -14423,7 +15264,7 @@
         </w:trPr>
         <w:tc>
           <w:tcPr>
-            <w:tcW w:w="1617" w:type="dxa"/>
+            <w:tcW w:w="2099" w:type="dxa"/>
           </w:tcPr>
           <w:p>
             <w:pPr>
@@ -14444,7 +15285,7 @@
         </w:tc>
         <w:tc>
           <w:tcPr>
-            <w:tcW w:w="6963" w:type="dxa"/>
+            <w:tcW w:w="6690" w:type="dxa"/>
           </w:tcPr>
           <w:p>
             <w:pPr>
@@ -14465,7 +15306,7 @@
         </w:tc>
         <w:tc>
           <w:tcPr>
-            <w:tcW w:w="5369" w:type="dxa"/>
+            <w:tcW w:w="5159" w:type="dxa"/>
           </w:tcPr>
           <w:p>
             <w:pPr>
@@ -14491,7 +15332,7 @@
         </w:trPr>
         <w:tc>
           <w:tcPr>
-            <w:tcW w:w="1617" w:type="dxa"/>
+            <w:tcW w:w="2099" w:type="dxa"/>
           </w:tcPr>
           <w:p>
             <w:pPr>
@@ -14511,7 +15352,7 @@
         </w:tc>
         <w:tc>
           <w:tcPr>
-            <w:tcW w:w="6963" w:type="dxa"/>
+            <w:tcW w:w="6690" w:type="dxa"/>
           </w:tcPr>
           <w:p>
             <w:pPr>
@@ -14599,7 +15440,7 @@
         </w:tc>
         <w:tc>
           <w:tcPr>
-            <w:tcW w:w="5369" w:type="dxa"/>
+            <w:tcW w:w="5159" w:type="dxa"/>
           </w:tcPr>
           <w:p>
             <w:pPr>
@@ -14657,7 +15498,7 @@
         </w:trPr>
         <w:tc>
           <w:tcPr>
-            <w:tcW w:w="1617" w:type="dxa"/>
+            <w:tcW w:w="2099" w:type="dxa"/>
           </w:tcPr>
           <w:p>
             <w:pPr>
@@ -14677,27 +15518,61 @@
         </w:tc>
         <w:tc>
           <w:tcPr>
-            <w:tcW w:w="6963" w:type="dxa"/>
-          </w:tcPr>
-          <w:p>
-            <w:pPr>
-              <w:pStyle w:val="Compact"/>
-              <w:spacing w:before="30" w:after="30" w:line="269" w:lineRule="auto"/>
-              <w:jc w:val="left"/>
-            </w:pPr>
-            <w:r>
-              <w:rPr>
-                <w:rFonts w:ascii="Times New Roman" w:hAnsi="Times New Roman"/>
-                <w:color w:val="000000"/>
-                <w:sz w:val="20"/>
-              </w:rPr>
-              <w:t xml:space="preserve">Container có volume; backend tự tạo collection khi khởi động; nạp bằng FN-CHAT-07</w:t>
-            </w:r>
-          </w:p>
-        </w:tc>
-        <w:tc>
-          <w:tcPr>
-            <w:tcW w:w="5369" w:type="dxa"/>
+            <w:tcW w:w="6690" w:type="dxa"/>
+          </w:tcPr>
+          <w:p>
+            <w:pPr>
+              <w:pStyle w:val="Compact"/>
+              <w:spacing w:before="30" w:after="30" w:line="269" w:lineRule="auto"/>
+              <w:jc w:val="left"/>
+            </w:pPr>
+            <w:r>
+              <w:rPr>
+                <w:rFonts w:ascii="Times New Roman" w:hAnsi="Times New Roman"/>
+                <w:color w:val="000000"/>
+                <w:sz w:val="20"/>
+              </w:rPr>
+              <w:t xml:space="preserve">Container có volume trong cùng compose với AI service;</w:t>
+            </w:r>
+            <w:r>
+              <w:rPr>
+                <w:rFonts w:ascii="Times New Roman" w:hAnsi="Times New Roman"/>
+                <w:color w:val="000000"/>
+                <w:sz w:val="20"/>
+              </w:rPr>
+              <w:t xml:space="preserve"> </w:t>
+            </w:r>
+            <w:r>
+              <w:rPr>
+                <w:rFonts w:ascii="Times New Roman" w:hAnsi="Times New Roman"/>
+                <w:b/>
+                <w:bCs/>
+                <w:color w:val="000000"/>
+                <w:sz w:val="20"/>
+              </w:rPr>
+              <w:t xml:space="preserve">AI service</w:t>
+            </w:r>
+            <w:r>
+              <w:rPr>
+                <w:rFonts w:ascii="Times New Roman" w:hAnsi="Times New Roman"/>
+                <w:color w:val="000000"/>
+                <w:sz w:val="20"/>
+              </w:rPr>
+              <w:t xml:space="preserve"> </w:t>
+            </w:r>
+            <w:r>
+              <w:rPr>
+                <w:rFonts w:ascii="Times New Roman" w:hAnsi="Times New Roman"/>
+                <w:color w:val="000000"/>
+                <w:sz w:val="20"/>
+              </w:rPr>
+              <w:t xml:space="preserve">tự tạo collection khi khởi động; nạp bằng FN-CHAT-07</w:t>
+            </w:r>
+          </w:p>
+        </w:tc>
+        <w:tc>
+          <w:tcPr>
+            <w:tcW w:w="5159" w:type="dxa"/>
           </w:tcPr>
           <w:p>
             <w:pPr>
@@ -14756,7 +15631,7 @@
         </w:trPr>
         <w:tc>
           <w:tcPr>
-            <w:tcW w:w="1617" w:type="dxa"/>
+            <w:tcW w:w="2099" w:type="dxa"/>
           </w:tcPr>
           <w:p>
             <w:pPr>
@@ -14776,7 +15651,7 @@
         </w:tc>
         <w:tc>
           <w:tcPr>
-            <w:tcW w:w="6963" w:type="dxa"/>
+            <w:tcW w:w="6690" w:type="dxa"/>
           </w:tcPr>
           <w:p>
             <w:pPr>
@@ -14796,7 +15671,7 @@
         </w:tc>
         <w:tc>
           <w:tcPr>
-            <w:tcW w:w="5369" w:type="dxa"/>
+            <w:tcW w:w="5159" w:type="dxa"/>
           </w:tcPr>
           <w:p>
             <w:pPr>
@@ -14838,7 +15713,7 @@
         </w:trPr>
         <w:tc>
           <w:tcPr>
-            <w:tcW w:w="1617" w:type="dxa"/>
+            <w:tcW w:w="2099" w:type="dxa"/>
           </w:tcPr>
           <w:p>
             <w:pPr>
@@ -14858,7 +15733,7 @@
         </w:tc>
         <w:tc>
           <w:tcPr>
-            <w:tcW w:w="6963" w:type="dxa"/>
+            <w:tcW w:w="6690" w:type="dxa"/>
           </w:tcPr>
           <w:p>
             <w:pPr>
@@ -14945,7 +15820,7 @@
         </w:tc>
         <w:tc>
           <w:tcPr>
-            <w:tcW w:w="5369" w:type="dxa"/>
+            <w:tcW w:w="5159" w:type="dxa"/>
           </w:tcPr>
           <w:p>
             <w:pPr>
@@ -14970,34 +15845,50 @@
         </w:trPr>
         <w:tc>
           <w:tcPr>
-            <w:tcW w:w="1617" w:type="dxa"/>
-          </w:tcPr>
-          <w:p>
-            <w:pPr>
-              <w:pStyle w:val="Compact"/>
-              <w:spacing w:before="30" w:after="30" w:line="269" w:lineRule="auto"/>
-              <w:jc w:val="left"/>
-            </w:pPr>
-            <w:r>
-              <w:rPr>
-                <w:rFonts w:ascii="Times New Roman" w:hAnsi="Times New Roman"/>
-                <w:color w:val="000000"/>
-                <w:sz w:val="20"/>
-              </w:rPr>
-              <w:t xml:space="preserve">AI service</w:t>
-            </w:r>
-          </w:p>
-        </w:tc>
-        <w:tc>
-          <w:tcPr>
-            <w:tcW w:w="6963" w:type="dxa"/>
-          </w:tcPr>
-          <w:p>
-            <w:pPr>
-              <w:pStyle w:val="Compact"/>
-              <w:spacing w:before="30" w:after="30" w:line="269" w:lineRule="auto"/>
-              <w:jc w:val="left"/>
-            </w:pPr>
+            <w:tcW w:w="2099" w:type="dxa"/>
+          </w:tcPr>
+          <w:p>
+            <w:pPr>
+              <w:pStyle w:val="Compact"/>
+              <w:spacing w:before="30" w:after="30" w:line="269" w:lineRule="auto"/>
+              <w:jc w:val="left"/>
+            </w:pPr>
+            <w:r>
+              <w:rPr>
+                <w:rFonts w:ascii="Times New Roman" w:hAnsi="Times New Roman"/>
+                <w:color w:val="000000"/>
+                <w:sz w:val="20"/>
+              </w:rPr>
+              <w:t xml:space="preserve">ai-service</w:t>
+            </w:r>
+          </w:p>
+        </w:tc>
+        <w:tc>
+          <w:tcPr>
+            <w:tcW w:w="6690" w:type="dxa"/>
+          </w:tcPr>
+          <w:p>
+            <w:pPr>
+              <w:pStyle w:val="Compact"/>
+              <w:spacing w:before="30" w:after="30" w:line="269" w:lineRule="auto"/>
+              <w:jc w:val="left"/>
+            </w:pPr>
+            <w:r>
+              <w:rPr>
+                <w:rFonts w:ascii="Times New Roman" w:hAnsi="Times New Roman"/>
+                <w:color w:val="000000"/>
+                <w:sz w:val="20"/>
+              </w:rPr>
+              <w:t xml:space="preserve">Image</w:t>
+            </w:r>
+            <w:r>
+              <w:rPr>
+                <w:rFonts w:ascii="Times New Roman" w:hAnsi="Times New Roman"/>
+                <w:color w:val="000000"/>
+                <w:sz w:val="20"/>
+              </w:rPr>
+              <w:t xml:space="preserve"> </w:t>
+            </w:r>
             <w:r>
               <w:rPr>
                 <w:rStyle w:val="VerbatimChar"/>
@@ -15005,15 +15896,23 @@
                 <w:color w:val="000000"/>
                 <w:sz w:val="18"/>
               </w:rPr>
-              <w:t xml:space="preserve">gcloud run deploy --memory 4Gi --cpu 2 --min-instances 0</w:t>
-            </w:r>
-            <w:r>
-              <w:rPr>
-                <w:rFonts w:ascii="Times New Roman" w:hAnsi="Times New Roman"/>
-                <w:color w:val="000000"/>
-                <w:sz w:val="20"/>
-              </w:rPr>
-              <w:t xml:space="preserve">; bắt buộc</w:t>
+              <w:t xml:space="preserve">Dockerfile</w:t>
+            </w:r>
+            <w:r>
+              <w:rPr>
+                <w:rFonts w:ascii="Times New Roman" w:hAnsi="Times New Roman"/>
+                <w:color w:val="000000"/>
+                <w:sz w:val="20"/>
+              </w:rPr>
+              <w:t xml:space="preserve"> </w:t>
+            </w:r>
+            <w:r>
+              <w:rPr>
+                <w:rFonts w:ascii="Times New Roman" w:hAnsi="Times New Roman"/>
+                <w:color w:val="000000"/>
+                <w:sz w:val="20"/>
+              </w:rPr>
+              <w:t xml:space="preserve">chạy bằng</w:t>
             </w:r>
             <w:r>
               <w:rPr>
@@ -15030,20 +15929,32 @@
                 <w:color w:val="000000"/>
                 <w:sz w:val="18"/>
               </w:rPr>
-              <w:t xml:space="preserve">X-Internal-Api-Key</w:t>
-            </w:r>
-          </w:p>
-        </w:tc>
-        <w:tc>
-          <w:tcPr>
-            <w:tcW w:w="5369" w:type="dxa"/>
-          </w:tcPr>
-          <w:p>
-            <w:pPr>
-              <w:pStyle w:val="Compact"/>
-              <w:spacing w:before="30" w:after="30" w:line="269" w:lineRule="auto"/>
-              <w:jc w:val="left"/>
-            </w:pPr>
+              <w:t xml:space="preserve">docker compose</w:t>
+            </w:r>
+            <w:r>
+              <w:rPr>
+                <w:rFonts w:ascii="Times New Roman" w:hAnsi="Times New Roman"/>
+                <w:color w:val="000000"/>
+                <w:sz w:val="20"/>
+              </w:rPr>
+              <w:t xml:space="preserve"> </w:t>
+            </w:r>
+            <w:r>
+              <w:rPr>
+                <w:rFonts w:ascii="Times New Roman" w:hAnsi="Times New Roman"/>
+                <w:color w:val="000000"/>
+                <w:sz w:val="20"/>
+              </w:rPr>
+              <w:t xml:space="preserve">trên VPS cùng Qdrant (cổng không công khai); bắt buộc</w:t>
+            </w:r>
+            <w:r>
+              <w:rPr>
+                <w:rFonts w:ascii="Times New Roman" w:hAnsi="Times New Roman"/>
+                <w:color w:val="000000"/>
+                <w:sz w:val="20"/>
+              </w:rPr>
+              <w:t xml:space="preserve"> </w:t>
+            </w:r>
             <w:r>
               <w:rPr>
                 <w:rStyle w:val="VerbatimChar"/>
@@ -15051,6 +15962,27 @@
                 <w:color w:val="000000"/>
                 <w:sz w:val="18"/>
               </w:rPr>
+              <w:t xml:space="preserve">X-Internal-Api-Key</w:t>
+            </w:r>
+          </w:p>
+        </w:tc>
+        <w:tc>
+          <w:tcPr>
+            <w:tcW w:w="5159" w:type="dxa"/>
+          </w:tcPr>
+          <w:p>
+            <w:pPr>
+              <w:pStyle w:val="Compact"/>
+              <w:spacing w:before="30" w:after="30" w:line="269" w:lineRule="auto"/>
+              <w:jc w:val="left"/>
+            </w:pPr>
+            <w:r>
+              <w:rPr>
+                <w:rStyle w:val="VerbatimChar"/>
+                <w:rFonts w:ascii="Courier New" w:hAnsi="Courier New"/>
+                <w:color w:val="000000"/>
+                <w:sz w:val="18"/>
+              </w:rPr>
               <w:t xml:space="preserve">/health</w:t>
             </w:r>
             <w:r>
@@ -15059,7 +15991,173 @@
                 <w:color w:val="000000"/>
                 <w:sz w:val="20"/>
               </w:rPr>
-              <w:t xml:space="preserve">; STT mẫu; Vision mẫu</w:t>
+              <w:t xml:space="preserve">; Vision mẫu; chat mẫu trả</w:t>
+            </w:r>
+            <w:r>
+              <w:rPr>
+                <w:rFonts w:ascii="Times New Roman" w:hAnsi="Times New Roman"/>
+                <w:color w:val="000000"/>
+                <w:sz w:val="20"/>
+              </w:rPr>
+              <w:t xml:space="preserve"> </w:t>
+            </w:r>
+            <w:r>
+              <w:rPr>
+                <w:rStyle w:val="VerbatimChar"/>
+                <w:rFonts w:ascii="Courier New" w:hAnsi="Courier New"/>
+                <w:color w:val="000000"/>
+                <w:sz w:val="18"/>
+              </w:rPr>
+              <w:t xml:space="preserve">ragUsed=true</w:t>
+            </w:r>
+          </w:p>
+        </w:tc>
+      </w:tr>
+      <w:tr>
+        <w:trPr>
+          <w:cantSplit/>
+        </w:trPr>
+        <w:tc>
+          <w:tcPr>
+            <w:tcW w:w="2099" w:type="dxa"/>
+          </w:tcPr>
+          <w:p>
+            <w:pPr>
+              <w:pStyle w:val="Compact"/>
+              <w:spacing w:before="30" w:after="30" w:line="269" w:lineRule="auto"/>
+              <w:jc w:val="left"/>
+            </w:pPr>
+            <w:r>
+              <w:rPr>
+                <w:rFonts w:ascii="Times New Roman" w:hAnsi="Times New Roman"/>
+                <w:color w:val="000000"/>
+                <w:sz w:val="20"/>
+              </w:rPr>
+              <w:t xml:space="preserve">stt-service</w:t>
+            </w:r>
+          </w:p>
+        </w:tc>
+        <w:tc>
+          <w:tcPr>
+            <w:tcW w:w="6690" w:type="dxa"/>
+          </w:tcPr>
+          <w:p>
+            <w:pPr>
+              <w:pStyle w:val="Compact"/>
+              <w:spacing w:before="30" w:after="30" w:line="269" w:lineRule="auto"/>
+              <w:jc w:val="left"/>
+            </w:pPr>
+            <w:r>
+              <w:rPr>
+                <w:rFonts w:ascii="Times New Roman" w:hAnsi="Times New Roman"/>
+                <w:color w:val="000000"/>
+                <w:sz w:val="20"/>
+              </w:rPr>
+              <w:t xml:space="preserve">Image</w:t>
+            </w:r>
+            <w:r>
+              <w:rPr>
+                <w:rFonts w:ascii="Times New Roman" w:hAnsi="Times New Roman"/>
+                <w:color w:val="000000"/>
+                <w:sz w:val="20"/>
+              </w:rPr>
+              <w:t xml:space="preserve"> </w:t>
+            </w:r>
+            <w:r>
+              <w:rPr>
+                <w:rStyle w:val="VerbatimChar"/>
+                <w:rFonts w:ascii="Courier New" w:hAnsi="Courier New"/>
+                <w:color w:val="000000"/>
+                <w:sz w:val="18"/>
+              </w:rPr>
+              <w:t xml:space="preserve">Dockerfile.stt</w:t>
+            </w:r>
+            <w:r>
+              <w:rPr>
+                <w:rFonts w:ascii="Times New Roman" w:hAnsi="Times New Roman"/>
+                <w:color w:val="000000"/>
+                <w:sz w:val="20"/>
+              </w:rPr>
+              <w:t xml:space="preserve">:</w:t>
+            </w:r>
+            <w:r>
+              <w:rPr>
+                <w:rFonts w:ascii="Times New Roman" w:hAnsi="Times New Roman"/>
+                <w:color w:val="000000"/>
+                <w:sz w:val="20"/>
+              </w:rPr>
+              <w:t xml:space="preserve"> </w:t>
+            </w:r>
+            <w:r>
+              <w:rPr>
+                <w:rStyle w:val="VerbatimChar"/>
+                <w:rFonts w:ascii="Courier New" w:hAnsi="Courier New"/>
+                <w:color w:val="000000"/>
+                <w:sz w:val="18"/>
+              </w:rPr>
+              <w:t xml:space="preserve">gcloud run deploy --memory 4Gi --cpu 2 --min-instances 0</w:t>
+            </w:r>
+            <w:r>
+              <w:rPr>
+                <w:rFonts w:ascii="Times New Roman" w:hAnsi="Times New Roman"/>
+                <w:color w:val="000000"/>
+                <w:sz w:val="20"/>
+              </w:rPr>
+              <w:t xml:space="preserve"> </w:t>
+            </w:r>
+            <w:r>
+              <w:rPr>
+                <w:rFonts w:ascii="Times New Roman" w:hAnsi="Times New Roman"/>
+                <w:color w:val="000000"/>
+                <w:sz w:val="20"/>
+              </w:rPr>
+              <w:t xml:space="preserve">(D119); bắt buộc</w:t>
+            </w:r>
+            <w:r>
+              <w:rPr>
+                <w:rFonts w:ascii="Times New Roman" w:hAnsi="Times New Roman"/>
+                <w:color w:val="000000"/>
+                <w:sz w:val="20"/>
+              </w:rPr>
+              <w:t xml:space="preserve"> </w:t>
+            </w:r>
+            <w:r>
+              <w:rPr>
+                <w:rStyle w:val="VerbatimChar"/>
+                <w:rFonts w:ascii="Courier New" w:hAnsi="Courier New"/>
+                <w:color w:val="000000"/>
+                <w:sz w:val="18"/>
+              </w:rPr>
+              <w:t xml:space="preserve">X-Internal-Api-Key</w:t>
+            </w:r>
+          </w:p>
+        </w:tc>
+        <w:tc>
+          <w:tcPr>
+            <w:tcW w:w="5159" w:type="dxa"/>
+          </w:tcPr>
+          <w:p>
+            <w:pPr>
+              <w:pStyle w:val="Compact"/>
+              <w:spacing w:before="30" w:after="30" w:line="269" w:lineRule="auto"/>
+              <w:jc w:val="left"/>
+            </w:pPr>
+            <w:r>
+              <w:rPr>
+                <w:rStyle w:val="VerbatimChar"/>
+                <w:rFonts w:ascii="Courier New" w:hAnsi="Courier New"/>
+                <w:color w:val="000000"/>
+                <w:sz w:val="18"/>
+              </w:rPr>
+              <w:t xml:space="preserve">/health</w:t>
+            </w:r>
+            <w:r>
+              <w:rPr>
+                <w:rFonts w:ascii="Times New Roman" w:hAnsi="Times New Roman"/>
+                <w:color w:val="000000"/>
+                <w:sz w:val="20"/>
+              </w:rPr>
+              <w:t xml:space="preserve">; STT mẫu</w:t>
             </w:r>
           </w:p>
         </w:tc>
@@ -15211,7 +16309,7 @@
         <w:t xml:space="preserve">docs/RUNBOOK.md</w:t>
       </w:r>
       <w:r>
-        <w:t xml:space="preserve">): khởi động/dừng, xem log, xoay khóa (JWT, Gemini, cổng thanh toán, Qdrant), sao lưu/khôi phục, xử lý hết hạn mức AI, Redis sập,</w:t>
+        <w:t xml:space="preserve">): khởi động/dừng, xem log, xoay khóa (JWT, cổng thanh toán, Gemini và Qdrant ở AI service), sao lưu/khôi phục, xử lý hết hạn mức AI, Redis sập,</w:t>
       </w:r>
       <w:r>
         <w:t xml:space="preserve"> </w:t>
@@ -15221,7 +16319,7 @@
           <w:b/>
           <w:bCs/>
         </w:rPr>
-        <w:t xml:space="preserve">Qdrant sập (đặt</w:t>
+        <w:t xml:space="preserve">Qdrant hoặc AI service sập (chat báo</w:t>
       </w:r>
       <w:r>
         <w:rPr>
@@ -15236,14 +16334,29 @@
           <w:b/>
           <w:bCs/>
         </w:rPr>
-        <w:t xml:space="preserve">Rag__Enabled=false</w:t>
+        <w:t xml:space="preserve">ERR_EXT_QDRANT_UNAVAILABLE</w:t>
       </w:r>
       <w:r>
         <w:rPr>
           <w:b/>
           <w:bCs/>
         </w:rPr>
-        <w:t xml:space="preserve">) và nạp lại kho tri thức</w:t>
+        <w:t xml:space="preserve">/</w:t>
+      </w:r>
+      <w:r>
+        <w:rPr>
+          <w:rStyle w:val="VerbatimChar"/>
+          <w:b/>
+          <w:bCs/>
+        </w:rPr>
+        <w:t xml:space="preserve">ERR_AI_CIRCUIT_OPEN</w:t>
+      </w:r>
+      <w:r>
+        <w:rPr>
+          <w:b/>
+          <w:bCs/>
+        </w:rPr>
+        <w:t xml:space="preserve">; khởi động lại container rồi nạp lại kho tri thức)</w:t>
       </w:r>
       <w:r>
         <w:t xml:space="preserve">.</w:t>
@@ -15302,7 +16415,7 @@
         <w:rPr>
           <w:rStyle w:val="VerbatimChar"/>
         </w:rPr>
-        <w:t xml:space="preserve">database/knowledge/</w:t>
+        <w:t xml:space="preserve">veggielife-ai-service/knowledge/</w:t>
       </w:r>
       <w:r>
         <w:t xml:space="preserve"> </w:t>
@@ -15449,7 +16562,7 @@
           <w:b/>
           <w:bCs/>
         </w:rPr>
-        <w:t xml:space="preserve">Chatbot RAG: Qdrant container + embedding Gemini (D99)</w:t>
+        <w:t xml:space="preserve">Chatbot RAG: Qdrant container + embedding Gemini, toàn bộ nghiệp vụ AI nằm trong AI service (D99, D118); STT chạy Cloud Run (D119)</w:t>
       </w:r>
       <w:r>
         <w:t xml:space="preserve"> </w:t>
